--- a/docs/proposal.docx
+++ b/docs/proposal.docx
@@ -87,7 +87,7 @@
           <w:sz w:val="22"/>
           <w:szCs w:val="22"/>
         </w:rPr>
-        <w:t>작성 2026. 08. 14.  ·  최종 수정 2026. 09. 02.</w:t>
+        <w:t>작성 2026. 08. 14.  ·  최종 수정 2026. 09. 17.</w:t>
       </w:r>
     </w:p>
     <w:p>
@@ -166,7 +166,7 @@
           <w:sz w:val="18"/>
           <w:szCs w:val="18"/>
         </w:rPr>
-        <w:t>※ 수치 표기 원칙: 본 문서의 모든 수치는 2026-08-14 기준으로 원본 데이터에서 코드로 재산출한 값이며, 파이프라인 한 명령(src/firelane/pipeline.py)으로 재현된다. 행정구역경계는 2026-08-11 에 확보하여 잠정치를 전부 교체했다. 판정 결과는 산출단위 1,101구간 · 통행 가능 397 · 판정 보류 191 · 통행 불가 159 · 영상판정 불가 354 이며, 폭 산출 불가 구간은 0 이다. 폭 값은 아직 현장 실측 전이므로 width_verified 는 false 이고, 실측 후 값이 바뀌되 산출 구조와 필드는 바뀌지 않는다. 잔여 잠정치는 '(잠정)'으로 별도 표기하며, 확정 시 교체한다.</w:t>
+        <w:t>※ 수치 표기 원칙: 본 문서의 모든 수치는 2026-09-17 기준으로 원본 데이터에서 코드로 재산출한 값이며, 파이프라인 한 명령(src/firelane/pipeline.py)으로 재현된다. 행정구역경계는 2026-08-11 에 확보하여 잠정치를 전부 교체했다. 판정 결과는 산출단위 1,281구간(동명동 · 접근 회랑 · 119안전센터 반경 300m) · 통행 가능 465 · 판정 보류 226 · 통행 불가 191 · 영상판정 불가 399 이며, 폭 산출 불가 구간은 0 이다. 폭 값은 아직 현장 실측 전이므로 width_verified 는 false 이고, 실측 후 값이 바뀌되 산출 구조와 필드는 바뀌지 않는다. 잔여 잠정치는 '(잠정)'으로 별도 표기하며, 확정 시 교체한다.</w:t>
       </w:r>
     </w:p>
     <w:p>
@@ -6577,7 +6577,7 @@
                 <w:sz w:val="18"/>
                 <w:szCs w:val="18"/>
               </w:rPr>
-              <w:t>• 세그먼트 수·판정 분포 확정(2026-08-14, 1,101구간). 폭 미산출 0</w:t>
+              <w:t>• 세그먼트 수·판정 분포 확정(2026-09-17, 1,281구간). 폭 미산출 0</w:t>
             </w:r>
           </w:p>
           <w:p>
@@ -8928,7 +8928,7 @@
                 <w:sz w:val="18"/>
                 <w:szCs w:val="18"/>
               </w:rPr>
-              <w:t>bbox 클리핑 기준으로 파이프라인을 선구축하고 경계 확보 시 재실행. 2026-08-11 경계 확보 후 재실행하여 1,101 산출단위로 확정했다. 이 대응 방식이 실제로 작동한 사례다.</w:t>
+              <w:t>bbox 클리핑 기준으로 파이프라인을 선구축하고 경계 확보 시 재실행. 2026-08-11 경계 확보 후 재실행하여 산출단위를 확정했다(범위를 넓힐 때마다 같은 방식으로 재실행 · 현재 1,281). 이 대응 방식이 실제로 작동한 사례다.</w:t>
             </w:r>
           </w:p>
         </w:tc>
@@ -18386,7 +18386,7 @@
           <w:sz w:val="18"/>
           <w:szCs w:val="18"/>
         </w:rPr>
-        <w:t>• NFR-PER-001 (경로 산출 응답): 동명동 스코프 그래프(확정 1,101 산출단위 / 그래프 엣지 3,427)에서 단일 출발-도착 경로 산출은 1초 이내에 완료되어야 한다.</w:t>
+        <w:t>• NFR-PER-001 (경로 산출 응답): 동명동 스코프 그래프(도로구간 1,528 / 그래프 엣지 3,470)에서 단일 출발-도착 경로 산출은 1초 이내에 완료되어야 한다.</w:t>
       </w:r>
     </w:p>
     <w:p>
@@ -31717,7 +31717,7 @@
           <w:sz w:val="19"/>
           <w:szCs w:val="19"/>
         </w:rPr>
-        <w:t>노딩 결과 (2026-08-14 확정): 도로구간 1,508 → 그래프 엣지 3,427 / 산출단위 1,101. 끝점 투영 스냅 0.5m 로 연결요소 40개(최대 93.29%)를 6개(99.76%)로 복원했고, 노드 식별 반경 0.5m 접합으로 길이 0.0m 자기루프 224개를 제거했다. 이 224개 중 40개는 통행 가능(초록)으로 표출되고 있었다.</w:t>
+        <w:t>노딩 결과 (2026-09-17): 도로구간 1,528 → 그래프 엣지 3,470 / 산출단위 1,281(판정 범위에 119안전센터 반경 300m · 필문대로289번길 중심선 보정 반영). 2026-08-14 첫 확정 때 끝점 투영 스냅 0.5m 로 연결요소 40개(최대 93.29%)를 6개(99.76%)로 복원했고, 노드 식별 반경 0.5m 접합으로 길이 0.0m 자기루프 224개를 제거했다. 이 224개 중 40개는 통행 가능(초록)으로 표출되고 있었다.</w:t>
       </w:r>
     </w:p>
     <w:p>

--- a/docs/proposal.docx
+++ b/docs/proposal.docx
@@ -352,7 +352,7 @@
                 <w:sz w:val="18"/>
                 <w:szCs w:val="18"/>
               </w:rPr>
-              <w:t xml:space="preserve">팀명: Fire-Lane (5인 1조)</w:t>
+              <w:t>팀명: Fire-Lane (5인 1조 · 아래 역할은 기획 당시 기준이며, 저장소 코드 소유 · 리뷰는 2026-09-09 부터 1인 단독)</w:t>
             </w:r>
           </w:p>
           <w:p>
@@ -1261,6 +1261,32 @@
           </w:p>
           <w:p>
             <w:pPr>
+              <w:spacing w:after="60" w:before="0" w:line="264"/>
+            </w:pPr>
+            <w:r>
+              <w:rPr>
+                <w:rFonts w:ascii="맑은 고딕" w:cs="맑은 고딕" w:eastAsia="맑은 고딕" w:hAnsi="맑은 고딕"/>
+                <w:sz w:val="18"/>
+                <w:szCs w:val="18"/>
+              </w:rPr>
+              <w:t>• 1.4 지형 음영 · 3D 지면(Terrain-RGB) 및 출동 이력 레이어 (실제 출동 지령 → 현장 도착 시간)</w:t>
+            </w:r>
+          </w:p>
+          <w:p>
+            <w:pPr>
+              <w:spacing w:after="60" w:before="0" w:line="264"/>
+            </w:pPr>
+            <w:r>
+              <w:rPr>
+                <w:rFonts w:ascii="맑은 고딕" w:cs="맑은 고딕" w:eastAsia="맑은 고딕" w:hAnsi="맑은 고딕"/>
+                <w:sz w:val="18"/>
+                <w:szCs w:val="18"/>
+              </w:rPr>
+              <w:t>• 1.5 관제 화면 — 장애물을 가정해 우회 경로를 즉시 재산출하고 출동 대의 경로를 함께 본다</w:t>
+            </w:r>
+          </w:p>
+          <w:p>
+            <w:pPr>
               <w:spacing w:after="30" w:before="0" w:line="264"/>
             </w:pPr>
             <w:r>
@@ -1336,7 +1362,7 @@
                 <w:sz w:val="18"/>
                 <w:szCs w:val="18"/>
               </w:rPr>
-              <w:t xml:space="preserve">• 2.5 경로상 소화전·CCTV·회전 제약 경유 정보 표출</w:t>
+              <w:t>• 2.5 경로상 소화전·CCTV·회전 금지·일방통행·과속방지턱·단속카메라·보호구역 정보 표출 — 규칙을 어기는 경로는 빼지 않고 불리하게 계산해 경고한다</w:t>
             </w:r>
           </w:p>
           <w:p>
@@ -1445,6 +1471,19 @@
                 <w:szCs w:val="18"/>
               </w:rPr>
               <w:t xml:space="preserve">• 4.2 확인 완료 구간과 미확인 구간의 구분 표시 (유효 측정 범위 기준)</w:t>
+            </w:r>
+          </w:p>
+          <w:p>
+            <w:pPr>
+              <w:spacing w:after="60" w:before="0" w:line="264"/>
+            </w:pPr>
+            <w:r>
+              <w:rPr>
+                <w:rFonts w:ascii="맑은 고딕" w:cs="맑은 고딕" w:eastAsia="맑은 고딕" w:hAnsi="맑은 고딕"/>
+                <w:sz w:val="18"/>
+                <w:szCs w:val="18"/>
+              </w:rPr>
+              <w:t>• 4.3 턴바이턴 음성 안내 · 경로 이탈 재탐색 · 일방통행 역주행 · 회전 금지 경고 (웹 앱, 설치 없음)</w:t>
             </w:r>
           </w:p>
           <w:p>
@@ -23354,7 +23393,7 @@
                 <w:sz w:val="18"/>
                 <w:szCs w:val="18"/>
               </w:rPr>
-              <w:t>건물 폴리곤 기준 벽~벽 최대 폭. 605/1,101 만 값이 있다</w:t>
+              <w:t>건물 폴리곤 기준 벽~벽 최대 폭. 606/1,281 만 값이 있다</w:t>
             </w:r>
           </w:p>
         </w:tc>
@@ -30373,7 +30412,7 @@
           <w:sz w:val="19"/>
           <w:szCs w:val="19"/>
         </w:rPr>
-        <w:t>- 영상 판정을 붙여도 골목의 65%에는 적용할 수 없다. CCTV 유효범위 25m 안에 드는 구간이 380 / 1,101(34.5%)이고, CCTV 최단거리 중앙값은 39.3m, 최대 140m다. 영상판정 불가는 354구간 · 14,505m 이며 전체 연장의 30%에 해당한다. 알고리즘의 한계가 아니라 인프라의 한계다.</w:t>
+        <w:t>- 영상 판정을 붙여도 골목의 65%에는 적용할 수 없다. CCTV 유효범위 25m 안에 드는 구간이 451 / 1,281(35.2%)이고, CCTV 최단거리 중앙값은 38.5m, 최대 212m다. 영상판정 불가는 399구간 · 17,168m 이며 전체 연장의 29%에 해당한다. 알고리즘의 한계가 아니라 인프라의 한계다.</w:t>
       </w:r>
     </w:p>
     <w:p>
@@ -30399,7 +30438,7 @@
           <w:sz w:val="19"/>
           <w:szCs w:val="19"/>
         </w:rPr>
-        <w:t>- GRAY 354구간의 사유는 네 가지이며 폭 산출 불가는 0건이다. 회색은 한 가지 뜻만 갖는다 — 카메라가 없어 못 본다. no_cctv_band 152(3~7m 대역, 주정차로 갈리는데 CCTV 25m 밖) / no_cctv_thin 128(노면 3m 미만이나 도로대장폭은 3m 이상 — 근거가 하나뿐) / no_cctv_narrow 62(노면·도로대장 모두 3m 미만이나 벽 사이는 여유) / no_cctv_single 12(7m 이상이나 표본 부족으로 통과 확정 보류).</w:t>
+        <w:t>- GRAY 399구간의 사유는 네 가지이며 폭 산출 불가는 0건이다. 회색은 한 가지 뜻만 갖는다 — 카메라가 없어 못 본다. no_cctv_band 183(3~7m 대역, 주정차로 갈리는데 CCTV 25m 밖) / no_cctv_thin 142(노면 3m 미만이나 도로대장폭은 3m 이상 — 근거가 하나뿐) / no_cctv_narrow 61(노면·도로대장 모두 3m 미만이나 벽 사이는 여유) / no_cctv_single 13(7m 이상이나 표본 부족으로 통과 확정 보류).</w:t>
       </w:r>
     </w:p>
     <w:p>

--- a/docs/proposal.docx
+++ b/docs/proposal.docx
@@ -87,7 +87,7 @@
           <w:sz w:val="22"/>
           <w:szCs w:val="22"/>
         </w:rPr>
-        <w:t>작성 2026. 08. 14.  ·  최종 수정 2026. 09. 17.</w:t>
+        <w:t>작성 2026. 08. 14.  ·  최종 수정 2026. 09. 22.</w:t>
       </w:r>
     </w:p>
     <w:p>
@@ -166,7 +166,7 @@
           <w:sz w:val="18"/>
           <w:szCs w:val="18"/>
         </w:rPr>
-        <w:t>※ 수치 표기 원칙: 본 문서의 모든 수치는 2026-09-17 기준으로 원본 데이터에서 코드로 재산출한 값이며, 파이프라인 한 명령(src/firelane/pipeline.py)으로 재현된다. 행정구역경계는 2026-08-11 에 확보하여 잠정치를 전부 교체했다. 판정 결과는 산출단위 1,281구간(동명동 · 접근 회랑 · 119안전센터 반경 300m) · 통행 가능 465 · 판정 보류 226 · 통행 불가 191 · 영상판정 불가 399 이며, 폭 산출 불가 구간은 0 이다. 폭 값은 아직 현장 실측 전이므로 width_verified 는 false 이고, 실측 후 값이 바뀌되 산출 구조와 필드는 바뀌지 않는다. 잔여 잠정치는 '(잠정)'으로 별도 표기하며, 확정 시 교체한다.</w:t>
+        <w:t>※ 수치 표기 원칙: 본 문서의 모든 수치는 2026-09-22 기준으로 원본 데이터에서 코드로 재산출한 값이며, 파이프라인 한 명령(src/firelane/pipeline.py)으로 재현된다. 행정구역경계는 2026-08-11 에 확보하여 잠정치를 전부 교체했다. 판정 결과는 산출단위 1,281구간(동명동 · 접근 회랑 · 119안전센터 반경 300m) · 통행 가능 465 · 판정 보류 226 · 통행 불가 191 · 영상판정 불가 399 이며, 폭 산출 불가 구간은 0 이다. 폭 값은 아직 현장 실측 전이므로 width_verified 는 false 이고, 실측 후 값이 바뀌되 산출 구조와 필드는 바뀌지 않는다. 잔여 잠정치는 '(잠정)'으로 별도 표기하며, 확정 시 교체한다.</w:t>
       </w:r>
     </w:p>
     <w:p>

--- a/docs/proposal.docx
+++ b/docs/proposal.docx
@@ -87,7 +87,7 @@
           <w:sz w:val="22"/>
           <w:szCs w:val="22"/>
         </w:rPr>
-        <w:t>작성 2026. 08. 14.  ·  최종 수정 2026. 09. 17.</w:t>
+        <w:t>작성 2026. 08. 14.  ·  최종 수정 2026. 09. 22.</w:t>
       </w:r>
     </w:p>
     <w:p>
@@ -166,7 +166,7 @@
           <w:sz w:val="18"/>
           <w:szCs w:val="18"/>
         </w:rPr>
-        <w:t>※ 수치 표기 원칙: 본 문서의 모든 수치는 2026-09-17 기준으로 원본 데이터에서 코드로 재산출한 값이며, 파이프라인 한 명령(src/firelane/pipeline.py)으로 재현된다. 행정구역경계는 2026-08-11 에 확보하여 잠정치를 전부 교체했다. 판정 결과는 산출단위 1,281구간(동명동 · 접근 회랑 · 119안전센터 반경 300m) · 통행 가능 465 · 판정 보류 226 · 통행 불가 191 · 영상판정 불가 399 이며, 폭 산출 불가 구간은 0 이다. 폭 값은 아직 현장 실측 전이므로 width_verified 는 false 이고, 실측 후 값이 바뀌되 산출 구조와 필드는 바뀌지 않는다. 잔여 잠정치는 '(잠정)'으로 별도 표기하며, 확정 시 교체한다.</w:t>
+        <w:t>※ 수치 표기 원칙: 본 문서의 모든 수치는 2026-09-22 기준으로 원본 데이터에서 코드로 재산출한 값이며, 파이프라인 한 명령(src/firelane/pipeline.py)으로 재현된다. 행정구역경계는 2026-08-11 에 확보하여 잠정치를 전부 교체했다. 판정 결과는 산출단위 1,281구간(동명동 · 접근 회랑 · 119안전센터 반경 300m) · 통행 가능 465 · 판정 보류 226 · 통행 불가 191 · 영상판정 불가 399 이며, 폭 산출 불가 구간은 0 이다. 폭 값은 아직 현장 실측 전이므로 width_verified 는 false 이고, 실측 후 값이 바뀌되 산출 구조와 필드는 바뀌지 않는다. 잔여 잠정치는 '(잠정)'으로 별도 표기하며, 확정 시 교체한다.</w:t>
       </w:r>
     </w:p>
     <w:p>
@@ -352,7 +352,7 @@
                 <w:sz w:val="18"/>
                 <w:szCs w:val="18"/>
               </w:rPr>
-              <w:t xml:space="preserve">팀명: Fire-Lane (5인 1조)</w:t>
+              <w:t>팀명: Fire-Lane (5인 1조 · 아래 역할은 기획 당시 기준이며, 저장소 코드 소유 · 리뷰는 2026-09-09 부터 1인 단독)</w:t>
             </w:r>
           </w:p>
           <w:p>
@@ -1261,6 +1261,32 @@
           </w:p>
           <w:p>
             <w:pPr>
+              <w:spacing w:after="60" w:before="0" w:line="264"/>
+            </w:pPr>
+            <w:r>
+              <w:rPr>
+                <w:rFonts w:ascii="맑은 고딕" w:cs="맑은 고딕" w:eastAsia="맑은 고딕" w:hAnsi="맑은 고딕"/>
+                <w:sz w:val="18"/>
+                <w:szCs w:val="18"/>
+              </w:rPr>
+              <w:t>• 1.4 지형 음영 · 3D 지면(Terrain-RGB) 및 출동 이력 레이어 (실제 출동 지령 → 현장 도착 시간)</w:t>
+            </w:r>
+          </w:p>
+          <w:p>
+            <w:pPr>
+              <w:spacing w:after="60" w:before="0" w:line="264"/>
+            </w:pPr>
+            <w:r>
+              <w:rPr>
+                <w:rFonts w:ascii="맑은 고딕" w:cs="맑은 고딕" w:eastAsia="맑은 고딕" w:hAnsi="맑은 고딕"/>
+                <w:sz w:val="18"/>
+                <w:szCs w:val="18"/>
+              </w:rPr>
+              <w:t>• 1.5 관제 화면 — 장애물을 가정해 우회 경로를 즉시 재산출하고 출동 대의 경로를 함께 본다</w:t>
+            </w:r>
+          </w:p>
+          <w:p>
+            <w:pPr>
               <w:spacing w:after="30" w:before="0" w:line="264"/>
             </w:pPr>
             <w:r>
@@ -1336,7 +1362,7 @@
                 <w:sz w:val="18"/>
                 <w:szCs w:val="18"/>
               </w:rPr>
-              <w:t xml:space="preserve">• 2.5 경로상 소화전·CCTV·회전 제약 경유 정보 표출</w:t>
+              <w:t>• 2.5 경로상 소화전·CCTV·회전 금지·일방통행·과속방지턱·단속카메라·보호구역 정보 표출 — 규칙을 어기는 경로는 빼지 않고 불리하게 계산해 경고한다</w:t>
             </w:r>
           </w:p>
           <w:p>
@@ -1445,6 +1471,19 @@
                 <w:szCs w:val="18"/>
               </w:rPr>
               <w:t xml:space="preserve">• 4.2 확인 완료 구간과 미확인 구간의 구분 표시 (유효 측정 범위 기준)</w:t>
+            </w:r>
+          </w:p>
+          <w:p>
+            <w:pPr>
+              <w:spacing w:after="60" w:before="0" w:line="264"/>
+            </w:pPr>
+            <w:r>
+              <w:rPr>
+                <w:rFonts w:ascii="맑은 고딕" w:cs="맑은 고딕" w:eastAsia="맑은 고딕" w:hAnsi="맑은 고딕"/>
+                <w:sz w:val="18"/>
+                <w:szCs w:val="18"/>
+              </w:rPr>
+              <w:t>• 4.3 턴바이턴 음성 안내 · 경로 이탈 재탐색 · 일방통행 역주행 · 회전 금지 경고 (웹 앱, 설치 없음)</w:t>
             </w:r>
           </w:p>
           <w:p>
@@ -23354,7 +23393,7 @@
                 <w:sz w:val="18"/>
                 <w:szCs w:val="18"/>
               </w:rPr>
-              <w:t>건물 폴리곤 기준 벽~벽 최대 폭. 605/1,101 만 값이 있다</w:t>
+              <w:t>건물 폴리곤 기준 벽~벽 최대 폭. 606/1,281 만 값이 있다</w:t>
             </w:r>
           </w:p>
         </w:tc>
@@ -30373,7 +30412,7 @@
           <w:sz w:val="19"/>
           <w:szCs w:val="19"/>
         </w:rPr>
-        <w:t>- 영상 판정을 붙여도 골목의 65%에는 적용할 수 없다. CCTV 유효범위 25m 안에 드는 구간이 380 / 1,101(34.5%)이고, CCTV 최단거리 중앙값은 39.3m, 최대 140m다. 영상판정 불가는 354구간 · 14,505m 이며 전체 연장의 30%에 해당한다. 알고리즘의 한계가 아니라 인프라의 한계다.</w:t>
+        <w:t>- 영상 판정을 붙여도 골목의 65%에는 적용할 수 없다. CCTV 유효범위 25m 안에 드는 구간이 451 / 1,281(35.2%)이고, CCTV 최단거리 중앙값은 38.5m, 최대 212m다. 영상판정 불가는 399구간 · 17,168m 이며 전체 연장의 29%에 해당한다. 알고리즘의 한계가 아니라 인프라의 한계다.</w:t>
       </w:r>
     </w:p>
     <w:p>
@@ -30399,7 +30438,7 @@
           <w:sz w:val="19"/>
           <w:szCs w:val="19"/>
         </w:rPr>
-        <w:t>- GRAY 354구간의 사유는 네 가지이며 폭 산출 불가는 0건이다. 회색은 한 가지 뜻만 갖는다 — 카메라가 없어 못 본다. no_cctv_band 152(3~7m 대역, 주정차로 갈리는데 CCTV 25m 밖) / no_cctv_thin 128(노면 3m 미만이나 도로대장폭은 3m 이상 — 근거가 하나뿐) / no_cctv_narrow 62(노면·도로대장 모두 3m 미만이나 벽 사이는 여유) / no_cctv_single 12(7m 이상이나 표본 부족으로 통과 확정 보류).</w:t>
+        <w:t>- GRAY 399구간의 사유는 네 가지이며 폭 산출 불가는 0건이다. 회색은 한 가지 뜻만 갖는다 — 카메라가 없어 못 본다. no_cctv_band 183(3~7m 대역, 주정차로 갈리는데 CCTV 25m 밖) / no_cctv_thin 142(노면 3m 미만이나 도로대장폭은 3m 이상 — 근거가 하나뿐) / no_cctv_narrow 61(노면·도로대장 모두 3m 미만이나 벽 사이는 여유) / no_cctv_single 13(7m 이상이나 표본 부족으로 통과 확정 보류).</w:t>
       </w:r>
     </w:p>
     <w:p>

--- a/docs/proposal.docx
+++ b/docs/proposal.docx
@@ -87,7 +87,7 @@
           <w:sz w:val="22"/>
           <w:szCs w:val="22"/>
         </w:rPr>
-        <w:t>작성 2026. 08. 14.  ·  최종 수정 2026. 09. 22.</w:t>
+        <w:t>작성 2026. 08. 14.  ·  최종 수정 2026. 09. 23.</w:t>
       </w:r>
     </w:p>
     <w:p>
@@ -106,6 +106,90 @@
     </w:p>
     <w:p>
       <w:pPr>
+        <w:spacing w:after="600" w:before="0" w:line="264"/>
+        <w:jc w:val="center"/>
+      </w:pPr>
+      <w:r>
+        <w:rPr>
+          <w:rFonts w:ascii="맑은 고딕" w:cs="맑은 고딕" w:eastAsia="맑은 고딕" w:hAnsi="맑은 고딕"/>
+          <w:sz w:val="20"/>
+          <w:szCs w:val="20"/>
+        </w:rPr>
+        <w:t>□ 설명 시나리오 — 이 순서로 읽는다 (계기 → 개요 → 문제 정의 → MVP → POC)</w:t>
+      </w:r>
+    </w:p>
+    <w:p>
+      <w:pPr>
+        <w:spacing w:after="600" w:before="0" w:line="264"/>
+        <w:jc w:val="center"/>
+      </w:pPr>
+      <w:r>
+        <w:rPr>
+          <w:rFonts w:ascii="맑은 고딕" w:cs="맑은 고딕" w:eastAsia="맑은 고딕" w:hAnsi="맑은 고딕"/>
+          <w:sz w:val="20"/>
+          <w:szCs w:val="20"/>
+        </w:rPr>
+        <w:t>① 계기 — 불법주정차를 단속이 아니라 소방 통행 관점에서 보면, 골목이 막히는 것은 교통 문제가 아니라 진입 실패 문제다. 진입 직전에 우회를 결정하면 그때까지의 이동 시간이 전부 손실이다.</w:t>
+      </w:r>
+    </w:p>
+    <w:p>
+      <w:pPr>
+        <w:spacing w:after="600" w:before="0" w:line="264"/>
+        <w:jc w:val="center"/>
+      </w:pPr>
+      <w:r>
+        <w:rPr>
+          <w:rFonts w:ascii="맑은 고딕" w:cs="맑은 고딕" w:eastAsia="맑은 고딕" w:hAnsi="맑은 고딕"/>
+          <w:sz w:val="20"/>
+          <w:szCs w:val="20"/>
+        </w:rPr>
+        <w:t>② 개요 — 동명동 골목의 유효 통행폭을 공공데이터와 영상으로 산출해 통행 가능성을 4색으로 내고, 관제가 경로를 고르게 한다. 자동으로 경로를 확정하지 않는다 — 판단 근거와 불확실성을 함께 준다.</w:t>
+      </w:r>
+    </w:p>
+    <w:p>
+      <w:pPr>
+        <w:spacing w:after="600" w:before="0" w:line="264"/>
+        <w:jc w:val="center"/>
+      </w:pPr>
+      <w:r>
+        <w:rPr>
+          <w:rFonts w:ascii="맑은 고딕" w:cs="맑은 고딕" w:eastAsia="맑은 고딕" w:hAnsi="맑은 고딕"/>
+          <w:sz w:val="20"/>
+          <w:szCs w:val="20"/>
+        </w:rPr>
+        <w:t>③ 문제 정의 — 소방차는 구간의 평균 폭이 아니라 가장 좁은 병목을 통과하지 못한다. 그래서 판정에 쓰는 값은 최소 유효폭이고, 관측하지 못한 구간은 통과 가능으로 칠하지 않고 회색으로 남긴다.</w:t>
+      </w:r>
+    </w:p>
+    <w:p>
+      <w:pPr>
+        <w:spacing w:after="600" w:before="0" w:line="264"/>
+        <w:jc w:val="center"/>
+      </w:pPr>
+      <w:r>
+        <w:rPr>
+          <w:rFonts w:ascii="맑은 고딕" w:cs="맑은 고딕" w:eastAsia="맑은 고딕" w:hAnsi="맑은 고딕"/>
+          <w:sz w:val="20"/>
+          <w:szCs w:val="20"/>
+        </w:rPr>
+        <w:t>④ MVP 범위 — 판정 파이프라인(공개 데이터 · 한 명령으로 재현) · 관제 지도(판정 4색 · 여유폭 색과 수치 · 빨강의 사유) · 내비(통행 가능 경로 · 턴바이턴 · 일방통행 · 회전 금지). CCTV 실시간 연동과 가상환경은 범위 밖이며 후속 계획으로 둔다.</w:t>
+      </w:r>
+    </w:p>
+    <w:p>
+      <w:pPr>
+        <w:spacing w:after="600" w:before="0" w:line="264"/>
+        <w:jc w:val="center"/>
+      </w:pPr>
+      <w:r>
+        <w:rPr>
+          <w:rFonts w:ascii="맑은 고딕" w:cs="맑은 고딕" w:eastAsia="맑은 고딕" w:hAnsi="맑은 고딕"/>
+          <w:sz w:val="20"/>
+          <w:szCs w:val="20"/>
+        </w:rPr>
+        <w:t>⑤ POC — 산출단위 1,281구간에 통행 가능 465 · 판정 보류 226 · 통행 불가 191 · 영상판정 불가 399 를 냈다. CCTV 유효범위 25m 안에 드는 구간이 451 / 1,281(35.2%)이라 영상판정이 닿지 않는 골목이 남으며, 그 사실을 회색으로 드러낸다. 폭 실측 대조(D-25)는 진행 중이다.</w:t>
+      </w:r>
+    </w:p>
+    <w:p>
+      <w:pPr>
         <w:spacing w:after="140" w:before="0" w:line="264"/>
       </w:pPr>
       <w:r>
@@ -166,7 +250,7 @@
           <w:sz w:val="18"/>
           <w:szCs w:val="18"/>
         </w:rPr>
-        <w:t>※ 수치 표기 원칙: 본 문서의 모든 수치는 2026-09-22 기준으로 원본 데이터에서 코드로 재산출한 값이며, 파이프라인 한 명령(src/firelane/pipeline.py)으로 재현된다. 행정구역경계는 2026-08-11 에 확보하여 잠정치를 전부 교체했다. 판정 결과는 산출단위 1,281구간(동명동 · 접근 회랑 · 119안전센터 반경 300m) · 통행 가능 465 · 판정 보류 226 · 통행 불가 191 · 영상판정 불가 399 이며, 폭 산출 불가 구간은 0 이다. 폭 값은 아직 현장 실측 전이므로 width_verified 는 false 이고, 실측 후 값이 바뀌되 산출 구조와 필드는 바뀌지 않는다. 잔여 잠정치는 '(잠정)'으로 별도 표기하며, 확정 시 교체한다.</w:t>
+        <w:t>※ 수치 표기 원칙: 본 문서의 모든 수치는 2026-09-23 기준으로 원본 데이터에서 코드로 재산출한 값이며, 파이프라인 한 명령(src/firelane/pipeline.py)으로 재현된다. 행정구역경계는 2026-08-11 에 확보하여 잠정치를 전부 교체했다. 판정 결과는 산출단위 1,281구간(동명동 · 접근 회랑 · 119안전센터 반경 300m) · 통행 가능 465 · 판정 보류 226 · 통행 불가 191 · 영상판정 불가 399 이며, 폭 산출 불가 구간은 0 이다. 폭 값은 아직 현장 실측 전이므로 width_verified 는 false 이고, 실측 후 값이 바뀌되 산출 구조와 필드는 바뀌지 않는다. 잔여 잠정치는 '(잠정)'으로 별도 표기하며, 확정 시 교체한다.</w:t>
       </w:r>
     </w:p>
     <w:p>
@@ -37137,7 +37221,7 @@
       <w:r>
         <w:drawing>
           <wp:inline distT="0" distB="0" distL="0" distR="0">
-            <wp:extent cx="5715000" cy="1876425"/>
+            <wp:extent cx="5715000" cy="2047875"/>
             <wp:effectExtent t="0" r="0" b="0" l="0"/>
             <wp:docPr id="1" name="" descr="" title=""/>
             <wp:cNvGraphicFramePr>
@@ -37153,7 +37237,7 @@
                     </pic:cNvPicPr>
                   </pic:nvPicPr>
                   <pic:blipFill>
-                    <a:blip r:embed="rId29" cstate="none"/>
+                    <a:blip r:embed="rId33" cstate="none"/>
                     <a:srcRect/>
                     <a:stretch>
                       <a:fillRect/>
@@ -37162,7 +37246,7 @@
                   <pic:spPr bwMode="auto">
                     <a:xfrm>
                       <a:off x="0" y="0"/>
-                      <a:ext cx="5715000" cy="1876425"/>
+                      <a:ext cx="5715000" cy="2047875"/>
                     </a:xfrm>
                     <a:prstGeom prst="rect">
                       <a:avLst/>
@@ -45574,7 +45658,7 @@
       <w:r>
         <w:drawing>
           <wp:inline distT="0" distB="0" distL="0" distR="0">
-            <wp:extent cx="5715000" cy="2295525"/>
+            <wp:extent cx="5715000" cy="2579688"/>
             <wp:effectExtent t="0" r="0" b="0" l="0"/>
             <wp:docPr id="1" name="" descr="" title=""/>
             <wp:cNvGraphicFramePr>
@@ -45590,7 +45674,7 @@
                     </pic:cNvPicPr>
                   </pic:nvPicPr>
                   <pic:blipFill>
-                    <a:blip r:embed="rId31" cstate="none"/>
+                    <a:blip r:embed="rId34" cstate="none"/>
                     <a:srcRect/>
                     <a:stretch>
                       <a:fillRect/>
@@ -45599,7 +45683,7 @@
                   <pic:spPr bwMode="auto">
                     <a:xfrm>
                       <a:off x="0" y="0"/>
-                      <a:ext cx="5715000" cy="2295525"/>
+                      <a:ext cx="5715000" cy="2579688"/>
                     </a:xfrm>
                     <a:prstGeom prst="rect">
                       <a:avLst/>

--- a/docs/proposal.docx
+++ b/docs/proposal.docx
@@ -45674,7 +45674,7 @@
                     </pic:cNvPicPr>
                   </pic:nvPicPr>
                   <pic:blipFill>
-                    <a:blip r:embed="rId34" cstate="none"/>
+                    <a:blip r:embed="rId29" cstate="none"/>
                     <a:srcRect/>
                     <a:stretch>
                       <a:fillRect/>

--- a/docs/proposal.docx
+++ b/docs/proposal.docx
@@ -29172,7 +29172,7 @@
       <w:r>
         <w:drawing>
           <wp:inline distT="0" distB="0" distL="0" distR="0">
-            <wp:extent cx="5715000" cy="2114550"/>
+            <wp:extent cx="5715000" cy="2667000"/>
             <wp:effectExtent t="0" r="0" b="0" l="0"/>
             <wp:docPr id="1" name="" descr="" title=""/>
             <wp:cNvGraphicFramePr>
@@ -29188,7 +29188,7 @@
                     </pic:cNvPicPr>
                   </pic:nvPicPr>
                   <pic:blipFill>
-                    <a:blip r:embed="rId20" cstate="none"/>
+                    <a:blip r:embed="rId31" cstate="none"/>
                     <a:srcRect/>
                     <a:stretch>
                       <a:fillRect/>
@@ -29197,7 +29197,7 @@
                   <pic:spPr bwMode="auto">
                     <a:xfrm>
                       <a:off x="0" y="0"/>
-                      <a:ext cx="5715000" cy="2114550"/>
+                      <a:ext cx="5715000" cy="2667000"/>
                     </a:xfrm>
                     <a:prstGeom prst="rect">
                       <a:avLst/>

--- a/docs/proposal.docx
+++ b/docs/proposal.docx
@@ -87,7 +87,7 @@
           <w:sz w:val="22"/>
           <w:szCs w:val="22"/>
         </w:rPr>
-        <w:t>작성 2026. 08. 14.  ·  최종 수정 2026. 09. 23.</w:t>
+        <w:t>작성 2026. 08. 14.  ·  최종 수정 2026. 09. 24.</w:t>
       </w:r>
     </w:p>
     <w:p>
@@ -250,7 +250,7 @@
           <w:sz w:val="18"/>
           <w:szCs w:val="18"/>
         </w:rPr>
-        <w:t>※ 수치 표기 원칙: 본 문서의 모든 수치는 2026-09-23 기준으로 원본 데이터에서 코드로 재산출한 값이며, 파이프라인 한 명령(src/firelane/pipeline.py)으로 재현된다. 행정구역경계는 2026-08-11 에 확보하여 잠정치를 전부 교체했다. 판정 결과는 산출단위 1,281구간(동명동 · 접근 회랑 · 119안전센터 반경 300m) · 통행 가능 465 · 판정 보류 226 · 통행 불가 191 · 영상판정 불가 399 이며, 폭 산출 불가 구간은 0 이다. 폭 값은 아직 현장 실측 전이므로 width_verified 는 false 이고, 실측 후 값이 바뀌되 산출 구조와 필드는 바뀌지 않는다. 잔여 잠정치는 '(잠정)'으로 별도 표기하며, 확정 시 교체한다.</w:t>
+        <w:t>※ 수치 표기 원칙: 본 문서의 모든 수치는 2026-09-24 기준으로 원본 데이터에서 코드로 재산출한 값이며, 파이프라인 한 명령(src/firelane/pipeline.py)으로 재현된다. 행정구역경계는 2026-08-11 에 확보하여 잠정치를 전부 교체했다. 판정 결과는 산출단위 1,281구간(동명동 · 접근 회랑 · 119안전센터 반경 300m) · 통행 가능 465 · 판정 보류 226 · 통행 불가 191 · 영상판정 불가 399 이며, 폭 산출 불가 구간은 0 이다. 폭 값은 아직 현장 실측 전이므로 width_verified 는 false 이고, 실측 후 값이 바뀌되 산출 구조와 필드는 바뀌지 않는다. 잔여 잠정치는 '(잠정)'으로 별도 표기하며, 확정 시 교체한다.</w:t>
       </w:r>
     </w:p>
     <w:p>
@@ -21020,7 +21020,7 @@
           <w:sz w:val="20"/>
           <w:szCs w:val="20"/>
         </w:rPr>
-        <w:t xml:space="preserve">□ 원천 데이터 목록</w:t>
+        <w:t>□ 주요 원천 데이터 — 전수는 sources.yaml 대장이 정본이다</w:t>
       </w:r>
     </w:p>
     <w:tbl>

--- a/docs/proposal.docx
+++ b/docs/proposal.docx
@@ -29172,7 +29172,7 @@
       <w:r>
         <w:drawing>
           <wp:inline distT="0" distB="0" distL="0" distR="0">
-            <wp:extent cx="5715000" cy="2667000"/>
+            <wp:extent cx="5715000" cy="4699000"/>
             <wp:effectExtent t="0" r="0" b="0" l="0"/>
             <wp:docPr id="1" name="" descr="" title=""/>
             <wp:cNvGraphicFramePr>
@@ -29188,7 +29188,7 @@
                     </pic:cNvPicPr>
                   </pic:nvPicPr>
                   <pic:blipFill>
-                    <a:blip r:embed="rId31" cstate="none"/>
+                    <a:blip r:embed="rId20" cstate="none"/>
                     <a:srcRect/>
                     <a:stretch>
                       <a:fillRect/>
@@ -29197,7 +29197,7 @@
                   <pic:spPr bwMode="auto">
                     <a:xfrm>
                       <a:off x="0" y="0"/>
-                      <a:ext cx="5715000" cy="2667000"/>
+                      <a:ext cx="5715000" cy="4699000"/>
                     </a:xfrm>
                     <a:prstGeom prst="rect">
                       <a:avLst/>

--- a/docs/proposal.docx
+++ b/docs/proposal.docx
@@ -1774,7 +1774,7 @@
                 <w:sz w:val="18"/>
                 <w:szCs w:val="18"/>
               </w:rPr>
-              <w:t xml:space="preserve">- 도로폭은 수치지도 도로경계면(NF_A_A01000, 1:5,000)을 주 소스로, 실폭도로(TL_SPRD_RW)를 폴백으로 사용한다. 도로명주소 ROAD_BT는 명목 관리 폭이므로 사용하지 않는다.</w:t>
+              <w:t>- 도로폭은 1:1,000 도로경계가 주 소스이고(1,166/1,281), 1:5,000 도로경계면(N3A_A0010000)·실폭도로(TL_SPRD_RW) 순으로 폴백한다(1·112). 도로명주소 ROAD_BT는 명목 관리 폭이므로 사용하지 않는다.</w:t>
             </w:r>
           </w:p>
           <w:p>
@@ -2001,7 +2001,7 @@
                 <w:sz w:val="18"/>
                 <w:szCs w:val="18"/>
               </w:rPr>
-              <w:t xml:space="preserve">- React(Vite) + MapLibre GL JS + V-World 배경지도. Mapbox는 한국 골목·건물 데이터가 비어 있고, Naver Maps는 GeoJSON 기반 스타일링이 약하며 로딩 과금이 발생하여 제외했다.</w:t>
+              <w:t>- React(Vite) + MapLibre GL JS + 자체 정사영상 타일(z15~19). Mapbox는 한국 골목·건물 데이터가 비어 있고, Naver Maps는 GeoJSON 기반 스타일링이 약하며 로딩 과금이 발생하여 제외했다.</w:t>
             </w:r>
           </w:p>
         </w:tc>
@@ -9645,7 +9645,7 @@
           <w:sz w:val="18"/>
           <w:szCs w:val="18"/>
         </w:rPr>
-        <w:t xml:space="preserve">- 국토지리정보원 수치지도 2.0 — 도로경계면 NF_A_A01000 (1:5,000)</w:t>
+        <w:t>- 국토지리정보원 1:1,000 수치지형도 도로경계(주 소스) · 수치지도 2.0 도로경계면 N3A_A0010000(1:5,000 · 폴백)</w:t>
       </w:r>
     </w:p>
     <w:p>
@@ -10678,7 +10678,7 @@
           <w:sz w:val="18"/>
           <w:szCs w:val="18"/>
         </w:rPr>
-        <w:t xml:space="preserve">• REQ-UI-001: MapLibre + V-World 기반 상황실 지도 대시보드</w:t>
+        <w:t>• REQ-UI-001: MapLibre + 자체 정사영상 타일 기반 상황실 지도 대시보드</w:t>
       </w:r>
     </w:p>
     <w:p>
@@ -16935,7 +16935,7 @@
                 <w:sz w:val="18"/>
                 <w:szCs w:val="18"/>
               </w:rPr>
-              <w:t xml:space="preserve">MapLibre GL JS + V-World 배경지도 위에 4색 등급 레이어를 표출한다. WMTS 타일 축 순서는 {z}/{y}/{x}이다.</w:t>
+              <w:t>MapLibre GL JS + 자체 정사영상 타일(z15~19) 위에 4색 등급 레이어를 표출한다. WMTS 타일 축 순서는 {z}/{y}/{x}이다.</w:t>
             </w:r>
           </w:p>
         </w:tc>
@@ -21493,7 +21493,7 @@
                 <w:sz w:val="18"/>
                 <w:szCs w:val="18"/>
               </w:rPr>
-              <w:t xml:space="preserve">수치지도 도로경계면 NF_A_A01000</w:t>
+              <w:t>수치지도 도로경계면 N3A_A0010000</w:t>
             </w:r>
           </w:p>
         </w:tc>
@@ -28837,7 +28837,7 @@
                 <w:sz w:val="18"/>
                 <w:szCs w:val="18"/>
               </w:rPr>
-              <w:t xml:space="preserve">수치지도 NF_A_A01000</w:t>
+              <w:t>수치지도 N3A_A0010000</w:t>
             </w:r>
           </w:p>
         </w:tc>
@@ -29137,7 +29137,7 @@
           <w:sz w:val="19"/>
           <w:szCs w:val="19"/>
         </w:rPr>
-        <w:t xml:space="preserve">5. 수치지도 미커버 세그먼트는 실폭도로로 동일 절차를 반복하고 width_src에 소스를 기록한다.</w:t>
+        <w:t>5. 1:1,000 · 1:5,000 미커버 세그먼트는 실폭도로로 동일 절차를 반복하고 width_src에 소스를 기록한다.</w:t>
       </w:r>
     </w:p>
     <w:p>
@@ -42686,7 +42686,7 @@
                 <w:sz w:val="18"/>
                 <w:szCs w:val="18"/>
               </w:rPr>
-              <w:t xml:space="preserve">V-World 배경지도, 4색 세그먼트 레이어, 범례, 레이어 토글(CCTV·소방서·관측 커버리지), 최종 갱신 시각</w:t>
+              <w:t>정사영상 배경 타일, 4색 세그먼트 레이어, 범례, 레이어 토글(CCTV·소방서·관측 커버리지), 최종 갱신 시각</w:t>
             </w:r>
           </w:p>
         </w:tc>
@@ -45069,7 +45069,7 @@
                 <w:sz w:val="18"/>
                 <w:szCs w:val="18"/>
               </w:rPr>
-              <w:t xml:space="preserve">React(Vite) + MapLibre GL JS + V-World 배경지도</w:t>
+              <w:t>React(Vite) + MapLibre GL JS + 자체 정사영상 타일(z15~19)</w:t>
             </w:r>
           </w:p>
         </w:tc>
@@ -45433,7 +45433,7 @@
                 <w:sz w:val="18"/>
                 <w:szCs w:val="18"/>
               </w:rPr>
-              <w:t xml:space="preserve">EC2 1대 + Docker Compose + SSH</w:t>
+              <w:t>EC2 1대 + Docker Compose + SSM Run Command</w:t>
             </w:r>
           </w:p>
         </w:tc>
@@ -45525,7 +45525,7 @@
           <w:sz w:val="19"/>
           <w:szCs w:val="19"/>
         </w:rPr>
-        <w:t xml:space="preserve">[구현 주의] V-World WMTS 타일 축 순서는 {z}/{y}/{x}다. {z}/{x}/{y}로 작성하면 타일이 어긋난다. 인증키 신청 시 WMTS/TMS API와 배경지도 API를 함께 체크해야 하며, 브라우저 호출에는 등록 URL을 담은 domain 파라미터가 필수다.</w:t>
+        <w:t>[구현 주의] 배경은 자체 정사영상 타일이다(web/data/ortho/{z}/{x}/{y}.jpg · z15~19 · 1,423장). 외부 WMTS 키를 쓰지 않으므로 키 신청·도메인 등록·축 순서 함정이 모두 없어진다.</w:t>
       </w:r>
     </w:p>
     <w:p>
@@ -46218,7 +46218,7 @@
                 <w:sz w:val="18"/>
                 <w:szCs w:val="18"/>
               </w:rPr>
-              <w:t xml:space="preserve">원천 데이터 11종 재확보·정규화. ROAD_BT 사용 금지 확정, 도로구간 위상 문제 발견, 지도 스택 MapLibre + V-World 확정, 소방서 좌표 정정, 수치 상태 표기 규칙 도입</w:t>
+              <w:t>원천 데이터 11종 재확보·정규화. ROAD_BT 사용 금지 확정, 도로구간 위상 문제 발견, 지도 스택 MapLibre 확정, 소방서 좌표 정정, 수치 상태 표기 규칙 도입</w:t>
             </w:r>
           </w:p>
         </w:tc>

--- a/docs/proposal.docx
+++ b/docs/proposal.docx
@@ -185,7 +185,7 @@
           <w:sz w:val="20"/>
           <w:szCs w:val="20"/>
         </w:rPr>
-        <w:t>⑤ POC — 산출단위 1,281구간에 통행 가능 465 · 판정 보류 226 · 통행 불가 191 · 영상판정 불가 399 를 냈다. CCTV 유효범위 25m 안에 드는 구간이 451 / 1,281(35.2%)이라 영상판정이 닿지 않는 골목이 남으며, 그 사실을 회색으로 드러낸다. 폭 실측 대조(D-25)는 진행 중이다.</w:t>
+        <w:t>⑤ POC — 산출단위 1,281구간에 통행 가능 465 · 판정 보류 226 · 통행 불가 191(하한 · MASTER §2) · 영상판정 불가 399 를 냈다. CCTV 유효범위 25m 안에 드는 구간이 451 / 1,281(35.2%)이라 영상판정이 닿지 않는 골목이 남으며, 그 사실을 회색으로 드러낸다. 폭 실측 대조(D-25)는 진행 중이다.</w:t>
       </w:r>
     </w:p>
     <w:p>
@@ -250,7 +250,7 @@
           <w:sz w:val="18"/>
           <w:szCs w:val="18"/>
         </w:rPr>
-        <w:t>※ 수치 표기 원칙: 본 문서의 모든 수치는 2026-09-24 기준으로 원본 데이터에서 코드로 재산출한 값이며, 파이프라인 한 명령(src/firelane/pipeline.py)으로 재현된다. 행정구역경계는 2026-08-11 에 확보하여 잠정치를 전부 교체했다. 판정 결과는 산출단위 1,281구간(동명동 · 접근 회랑 · 119안전센터 반경 300m) · 통행 가능 465 · 판정 보류 226 · 통행 불가 191 · 영상판정 불가 399 이며, 폭 산출 불가 구간은 0 이다. 폭 값은 아직 현장 실측 전이므로 width_verified 는 false 이고, 실측 후 값이 바뀌되 산출 구조와 필드는 바뀌지 않는다. 잔여 잠정치는 '(잠정)'으로 별도 표기하며, 확정 시 교체한다.</w:t>
+        <w:t>※ 수치 표기 원칙: 본 문서의 모든 수치는 2026-09-24 기준으로 원본 데이터에서 코드로 재산출한 값이며, 파이프라인 한 명령(src/firelane/pipeline.py)으로 재현된다. 행정구역경계는 2026-08-11 에 확보하여 잠정치를 전부 교체했다. 판정 결과는 산출단위 1,281구간(동명동 · 접근 회랑 · 119안전센터 반경 300m) · 통행 가능 465 · 판정 보류 226 · 통행 불가 191(하한 · MASTER §2) · 영상판정 불가 399 이며, 폭 산출 불가 구간은 0 이다. 폭 값은 아직 현장 실측 전이므로 width_verified 는 false 이고, 실측 후 값이 바뀌되 산출 구조와 필드는 바뀌지 않는다. 잔여 잠정치는 '(잠정)'으로 별도 표기하며, 확정 시 교체한다.</w:t>
       </w:r>
     </w:p>
     <w:p>
@@ -9590,7 +9590,7 @@
                 <w:sz w:val="18"/>
                 <w:szCs w:val="18"/>
               </w:rPr>
-              <w:t>소방청 「소방장비 기본규격」 소방펌프차 KFS-1-0073-2025-00 §3.3(2025-12-24 고시) 확보 완료. 축거·회전반경은 동부소방서 인터뷰로 확정. 2026-08-06 현장 답사로 통과 하한 3.0m(차체 2.5 + 미러·조향 여유 0.5)를 확정했고, 국가 기준보다 보수적이므로 규정과 충돌하지 않는다. 축거·회전반경 확보 시 내륜차를 재산출한다.</w:t>
+              <w:t>소방청 「소방장비 기본규격」 소방펌프차 KFS-1-0073-2025-00 §3.3(2025-12-24 고시) 확보 완료. 축거·최소회전반경은 공식 규격에 없어 추정값으로 남는다(wheelbase_verified: false). 2026-08-06 현장 답사로 통과 하한 3.0m(차체 2.5 + 미러·조향 여유 0.5)를 확정했고, 국가 기준보다 보수적이므로 규정과 충돌하지 않는다. 축거·최소회전반경을 확보하면 내륜차를 재산출한다.</w:t>
             </w:r>
           </w:p>
         </w:tc>
@@ -17697,7 +17697,7 @@
                 <w:sz w:val="18"/>
                 <w:szCs w:val="18"/>
               </w:rPr>
-              <w:t>FastAPI, 상태 DB, 프론트엔드를 Docker Compose로 일원화하여 EC2 단일 인스턴스에 배포한다.</w:t>
+              <w:t>현재 배포는 GitHub Pages 정적 배포이며 web/data 를 계약으로 읽는다. FastAPI · 상태 DB · EC2 는 실시간 판정 연동 시점의 후속 설계다.</w:t>
             </w:r>
           </w:p>
         </w:tc>
@@ -31497,7 +31497,7 @@
           <w:sz w:val="19"/>
           <w:szCs w:val="19"/>
         </w:rPr>
-        <w:t xml:space="preserve">주소 매칭을 1차로 두는 이유는 CCTV 좌표가 도로 중심선과 8~14m 어긋나기 때문이다. 카메라는 인도 폴대에 설치되고 좌표는 주소 기반 지오코딩으로 생성되므로 태생적 오차이며, 버퍼 반경을 키워 해결하려 하면 인접 도로가 함께 걸린다. 폴백 버퍼 반경은 실제 CCTV 식별 가능 거리 조사 결과에 따라 25m로 한다. 다만 25m는 커버 상한이며 골목 깊숙한 곳은 식별되지 않으므로, 유효 측정 범위(GSD) 판정과 함께 사용해야 실제 관측 가능 구간이 나온다. CCTV 설치 간격은 미확인 상태이며 현장 답사로 확인한다.</w:t>
+        <w:t xml:space="preserve">주소 매칭을 1차로 두는 이유는 CCTV 좌표가 도로 중심선과 8~14m 어긋나기 때문이다. 카메라는 인도 폴대에 설치되고 좌표는 주소 기반 지오코딩으로 생성되므로 태생적 오차이며, 버퍼 반경을 키워 해결하려 하면 인접 도로가 함께 걸린다. 폴백 버퍼 반경 25m 는 **미확인 잠정값**이다. 이 값 하나가 243구간의 판정을 가르므로 현장 답사로 검증한 뒤 확정한다. 다만 25m는 커버 상한이며 골목 깊숙한 곳은 식별되지 않으므로, 유효 측정 범위(GSD) 판정과 함께 사용해야 실제 관측 가능 구간이 나온다. CCTV 설치 간격은 미확인 상태이며 현장 답사로 확인한다.</w:t>
       </w:r>
     </w:p>
     <w:p>
@@ -43592,7 +43592,7 @@
           <w:sz w:val="19"/>
           <w:szCs w:val="19"/>
         </w:rPr>
-        <w:t xml:space="preserve">  MVP 2026-09-30   자동 폭 측정. 스마트폰 사진·영상과 GIS로 동일 횡단선의 실제 폭을 미터 단위로 산출하고 레이저 실측과 오차를 비교한 뒤 지도 세그먼트에 표시한다.</w:t>
+        <w:t xml:space="preserve">  MVP 통합 2026-10-08   자동 폭 측정. 스마트폰 사진·영상과 GIS로 동일 횡단선의 실제 폭을 미터 단위로 산출하고 레이저 실측과 오차를 비교한 뒤 지도 세그먼트에 표시한다.</w:t>
       </w:r>
     </w:p>
     <w:p>
@@ -44925,7 +44925,7 @@
           <w:sz w:val="19"/>
           <w:szCs w:val="19"/>
         </w:rPr>
-        <w:t>'1개밖에 없다'보다 '654개 중 31개만 공개되어 있다'가 훨씬 강한 진술이며, 공개 데이터만으로는 소방 인프라 레이어를 구축할 수 없다는 논거이자 실무 연계 협조 요청의 근거가 된다. 소화전 레이어는 좌표 확보 이전까지 지도에서 제외한다. 1개짜리 레이어는 만들지 않느니만 못하다. 좌표 확보 시에는 NFTC 401 수평거리 140m, NFSC 109 옥외소화전 40m 기준을 적용해 '도로에는 진입하지 못해도 인근 소화전이 있으면 호스로 대응 가능'이라는 RED 구간 세분화 로직으로 활용한다.</w:t>
+        <w:t>'1개밖에 없다'보다 '654개 중 31개만 공개되어 있다'가 훨씬 강한 진술이며, 공개 데이터만으로는 소방 인프라 레이어를 구축할 수 없다는 논거이자 실무 연계 협조 요청의 근거가 된다. 소화전 좌표는 확보됐다 — 스코프 안 157지점을 표출한다. 관할 589 대 표준데이터 동구 445 의 분모 차이는 남는다. 좌표 확보 시에는 NFTC 401 수평거리 140m, NFSC 109 옥외소화전 40m 기준을 적용해 '도로에는 진입하지 못해도 인근 소화전이 있으면 호스로 대응 가능'이라는 RED 구간 세분화 로직으로 활용한다.</w:t>
       </w:r>
     </w:p>
     <w:p>

--- a/docs/proposal.docx
+++ b/docs/proposal.docx
@@ -87,7 +87,7 @@
           <w:sz w:val="22"/>
           <w:szCs w:val="22"/>
         </w:rPr>
-        <w:t>작성 2026. 08. 14.  ·  최종 수정 2026. 09. 23.</w:t>
+        <w:t>작성 2026. 08. 14.  ·  최종 수정 2026. 09. 24.</w:t>
       </w:r>
     </w:p>
     <w:p>
@@ -185,7 +185,7 @@
           <w:sz w:val="20"/>
           <w:szCs w:val="20"/>
         </w:rPr>
-        <w:t>⑤ POC — 산출단위 1,281구간에 통행 가능 465 · 판정 보류 226 · 통행 불가 191 · 영상판정 불가 399 를 냈다. CCTV 유효범위 25m 안에 드는 구간이 451 / 1,281(35.2%)이라 영상판정이 닿지 않는 골목이 남으며, 그 사실을 회색으로 드러낸다. 폭 실측 대조(D-25)는 진행 중이다.</w:t>
+        <w:t>⑤ POC — 산출단위 1,281구간에 통행 가능 465 · 판정 보류 226 · 통행 불가 191(하한 · MASTER §2) · 영상판정 불가 399 를 냈다. CCTV 유효범위 25m 안에 드는 구간이 451 / 1,281(35.2%)이라 영상판정이 닿지 않는 골목이 남으며, 그 사실을 회색으로 드러낸다. 폭 실측 대조(D-25)는 진행 중이다.</w:t>
       </w:r>
     </w:p>
     <w:p>
@@ -250,7 +250,7 @@
           <w:sz w:val="18"/>
           <w:szCs w:val="18"/>
         </w:rPr>
-        <w:t>※ 수치 표기 원칙: 본 문서의 모든 수치는 2026-09-23 기준으로 원본 데이터에서 코드로 재산출한 값이며, 파이프라인 한 명령(src/firelane/pipeline.py)으로 재현된다. 행정구역경계는 2026-08-11 에 확보하여 잠정치를 전부 교체했다. 판정 결과는 산출단위 1,281구간(동명동 · 접근 회랑 · 119안전센터 반경 300m) · 통행 가능 465 · 판정 보류 226 · 통행 불가 191 · 영상판정 불가 399 이며, 폭 산출 불가 구간은 0 이다. 폭 값은 아직 현장 실측 전이므로 width_verified 는 false 이고, 실측 후 값이 바뀌되 산출 구조와 필드는 바뀌지 않는다. 잔여 잠정치는 '(잠정)'으로 별도 표기하며, 확정 시 교체한다.</w:t>
+        <w:t>※ 수치 표기 원칙: 본 문서의 모든 수치는 2026-09-24 기준으로 원본 데이터에서 코드로 재산출한 값이며, 파이프라인 한 명령(src/firelane/pipeline.py)으로 재현된다. 행정구역경계는 2026-08-11 에 확보하여 잠정치를 전부 교체했다. 판정 결과는 산출단위 1,281구간(동명동 · 접근 회랑 · 119안전센터 반경 300m) · 통행 가능 465 · 판정 보류 226 · 통행 불가 191(하한 · MASTER §2) · 영상판정 불가 399 이며, 폭 산출 불가 구간은 0 이다. 폭 값은 아직 현장 실측 전이므로 width_verified 는 false 이고, 실측 후 값이 바뀌되 산출 구조와 필드는 바뀌지 않는다. 잔여 잠정치는 '(잠정)'으로 별도 표기하며, 확정 시 교체한다.</w:t>
       </w:r>
     </w:p>
     <w:p>
@@ -1774,7 +1774,7 @@
                 <w:sz w:val="18"/>
                 <w:szCs w:val="18"/>
               </w:rPr>
-              <w:t xml:space="preserve">- 도로폭은 수치지도 도로경계면(NF_A_A01000, 1:5,000)을 주 소스로, 실폭도로(TL_SPRD_RW)를 폴백으로 사용한다. 도로명주소 ROAD_BT는 명목 관리 폭이므로 사용하지 않는다.</w:t>
+              <w:t>- 도로폭은 1:1,000 도로경계가 주 소스이고(1,166/1,281), 1:5,000 도로경계면(N3A_A0010000)·실폭도로(TL_SPRD_RW) 순으로 폴백한다(1·112). 도로명주소 ROAD_BT는 명목 관리 폭이므로 사용하지 않는다.</w:t>
             </w:r>
           </w:p>
           <w:p>
@@ -2001,7 +2001,7 @@
                 <w:sz w:val="18"/>
                 <w:szCs w:val="18"/>
               </w:rPr>
-              <w:t xml:space="preserve">- React(Vite) + MapLibre GL JS + V-World 배경지도. Mapbox는 한국 골목·건물 데이터가 비어 있고, Naver Maps는 GeoJSON 기반 스타일링이 약하며 로딩 과금이 발생하여 제외했다.</w:t>
+              <w:t>- React(Vite) + MapLibre GL JS + 자체 정사영상 타일(z15~19). Mapbox는 한국 골목·건물 데이터가 비어 있고, Naver Maps는 GeoJSON 기반 스타일링이 약하며 로딩 과금이 발생하여 제외했다.</w:t>
             </w:r>
           </w:p>
         </w:tc>
@@ -9590,7 +9590,7 @@
                 <w:sz w:val="18"/>
                 <w:szCs w:val="18"/>
               </w:rPr>
-              <w:t>소방청 「소방장비 기본규격」 소방펌프차 KFS-1-0073-2025-00 §3.3(2025-12-24 고시) 확보 완료. 축거·회전반경은 동부소방서 인터뷰로 확정. 2026-08-06 현장 답사로 통과 하한 3.0m(차체 2.5 + 미러·조향 여유 0.5)를 확정했고, 국가 기준보다 보수적이므로 규정과 충돌하지 않는다. 축거·회전반경 확보 시 내륜차를 재산출한다.</w:t>
+              <w:t>소방청 「소방장비 기본규격」 소방펌프차 KFS-1-0073-2025-00 §3.3(2025-12-24 고시) 확보 완료. 축거·최소회전반경은 공식 규격에 없어 추정값으로 남는다(wheelbase_verified: false). 2026-08-06 현장 답사로 통과 하한 3.0m(차체 2.5 + 미러·조향 여유 0.5)를 확정했고, 국가 기준보다 보수적이므로 규정과 충돌하지 않는다. 축거·최소회전반경을 확보하면 내륜차를 재산출한다.</w:t>
             </w:r>
           </w:p>
         </w:tc>
@@ -9645,7 +9645,7 @@
           <w:sz w:val="18"/>
           <w:szCs w:val="18"/>
         </w:rPr>
-        <w:t xml:space="preserve">- 국토지리정보원 수치지도 2.0 — 도로경계면 NF_A_A01000 (1:5,000)</w:t>
+        <w:t>- 국토지리정보원 1:1,000 수치지형도 도로경계(주 소스) · 수치지도 2.0 도로경계면 N3A_A0010000(1:5,000 · 폴백)</w:t>
       </w:r>
     </w:p>
     <w:p>
@@ -10678,7 +10678,7 @@
           <w:sz w:val="18"/>
           <w:szCs w:val="18"/>
         </w:rPr>
-        <w:t xml:space="preserve">• REQ-UI-001: MapLibre + V-World 기반 상황실 지도 대시보드</w:t>
+        <w:t>• REQ-UI-001: MapLibre + 자체 정사영상 타일 기반 상황실 지도 대시보드</w:t>
       </w:r>
     </w:p>
     <w:p>
@@ -16935,7 +16935,7 @@
                 <w:sz w:val="18"/>
                 <w:szCs w:val="18"/>
               </w:rPr>
-              <w:t xml:space="preserve">MapLibre GL JS + V-World 배경지도 위에 4색 등급 레이어를 표출한다. WMTS 타일 축 순서는 {z}/{y}/{x}이다.</w:t>
+              <w:t>MapLibre GL JS + 자체 정사영상 타일(z15~19) 위에 4색 등급 레이어를 표출한다. WMTS 타일 축 순서는 {z}/{y}/{x}이다.</w:t>
             </w:r>
           </w:p>
         </w:tc>
@@ -17697,7 +17697,7 @@
                 <w:sz w:val="18"/>
                 <w:szCs w:val="18"/>
               </w:rPr>
-              <w:t>FastAPI, 상태 DB, 프론트엔드를 Docker Compose로 일원화하여 EC2 단일 인스턴스에 배포한다.</w:t>
+              <w:t>현재 배포는 GitHub Pages 정적 배포이며 web/data 를 계약으로 읽는다. FastAPI · 상태 DB · EC2 는 실시간 판정 연동 시점의 후속 설계다.</w:t>
             </w:r>
           </w:p>
         </w:tc>
@@ -21020,7 +21020,7 @@
           <w:sz w:val="20"/>
           <w:szCs w:val="20"/>
         </w:rPr>
-        <w:t xml:space="preserve">□ 원천 데이터 목록</w:t>
+        <w:t>□ 주요 원천 데이터 — 전수는 sources.yaml 대장이 정본이다</w:t>
       </w:r>
     </w:p>
     <w:tbl>
@@ -21493,7 +21493,7 @@
                 <w:sz w:val="18"/>
                 <w:szCs w:val="18"/>
               </w:rPr>
-              <w:t xml:space="preserve">수치지도 도로경계면 NF_A_A01000</w:t>
+              <w:t>수치지도 도로경계면 N3A_A0010000</w:t>
             </w:r>
           </w:p>
         </w:tc>
@@ -28837,7 +28837,7 @@
                 <w:sz w:val="18"/>
                 <w:szCs w:val="18"/>
               </w:rPr>
-              <w:t xml:space="preserve">수치지도 NF_A_A01000</w:t>
+              <w:t>수치지도 N3A_A0010000</w:t>
             </w:r>
           </w:p>
         </w:tc>
@@ -29137,7 +29137,7 @@
           <w:sz w:val="19"/>
           <w:szCs w:val="19"/>
         </w:rPr>
-        <w:t xml:space="preserve">5. 수치지도 미커버 세그먼트는 실폭도로로 동일 절차를 반복하고 width_src에 소스를 기록한다.</w:t>
+        <w:t>5. 1:1,000 · 1:5,000 미커버 세그먼트는 실폭도로로 동일 절차를 반복하고 width_src에 소스를 기록한다.</w:t>
       </w:r>
     </w:p>
     <w:p>
@@ -29172,7 +29172,7 @@
       <w:r>
         <w:drawing>
           <wp:inline distT="0" distB="0" distL="0" distR="0">
-            <wp:extent cx="5715000" cy="2114550"/>
+            <wp:extent cx="5715000" cy="4699000"/>
             <wp:effectExtent t="0" r="0" b="0" l="0"/>
             <wp:docPr id="1" name="" descr="" title=""/>
             <wp:cNvGraphicFramePr>
@@ -29197,7 +29197,7 @@
                   <pic:spPr bwMode="auto">
                     <a:xfrm>
                       <a:off x="0" y="0"/>
-                      <a:ext cx="5715000" cy="2114550"/>
+                      <a:ext cx="5715000" cy="4699000"/>
                     </a:xfrm>
                     <a:prstGeom prst="rect">
                       <a:avLst/>
@@ -31497,7 +31497,7 @@
           <w:sz w:val="19"/>
           <w:szCs w:val="19"/>
         </w:rPr>
-        <w:t xml:space="preserve">주소 매칭을 1차로 두는 이유는 CCTV 좌표가 도로 중심선과 8~14m 어긋나기 때문이다. 카메라는 인도 폴대에 설치되고 좌표는 주소 기반 지오코딩으로 생성되므로 태생적 오차이며, 버퍼 반경을 키워 해결하려 하면 인접 도로가 함께 걸린다. 폴백 버퍼 반경은 실제 CCTV 식별 가능 거리 조사 결과에 따라 25m로 한다. 다만 25m는 커버 상한이며 골목 깊숙한 곳은 식별되지 않으므로, 유효 측정 범위(GSD) 판정과 함께 사용해야 실제 관측 가능 구간이 나온다. CCTV 설치 간격은 미확인 상태이며 현장 답사로 확인한다.</w:t>
+        <w:t xml:space="preserve">주소 매칭을 1차로 두는 이유는 CCTV 좌표가 도로 중심선과 8~14m 어긋나기 때문이다. 카메라는 인도 폴대에 설치되고 좌표는 주소 기반 지오코딩으로 생성되므로 태생적 오차이며, 버퍼 반경을 키워 해결하려 하면 인접 도로가 함께 걸린다. 폴백 버퍼 반경 25m 는 **미확인 잠정값**이다. 이 값 하나가 243구간의 판정을 가르므로 현장 답사로 검증한 뒤 확정한다. 다만 25m는 커버 상한이며 골목 깊숙한 곳은 식별되지 않으므로, 유효 측정 범위(GSD) 판정과 함께 사용해야 실제 관측 가능 구간이 나온다. CCTV 설치 간격은 미확인 상태이며 현장 답사로 확인한다.</w:t>
       </w:r>
     </w:p>
     <w:p>
@@ -42686,7 +42686,7 @@
                 <w:sz w:val="18"/>
                 <w:szCs w:val="18"/>
               </w:rPr>
-              <w:t xml:space="preserve">V-World 배경지도, 4색 세그먼트 레이어, 범례, 레이어 토글(CCTV·소방서·관측 커버리지), 최종 갱신 시각</w:t>
+              <w:t>정사영상 배경 타일, 4색 세그먼트 레이어, 범례, 레이어 토글(CCTV·소방서·관측 커버리지), 최종 갱신 시각</w:t>
             </w:r>
           </w:p>
         </w:tc>
@@ -43592,7 +43592,7 @@
           <w:sz w:val="19"/>
           <w:szCs w:val="19"/>
         </w:rPr>
-        <w:t xml:space="preserve">  MVP 2026-09-30   자동 폭 측정. 스마트폰 사진·영상과 GIS로 동일 횡단선의 실제 폭을 미터 단위로 산출하고 레이저 실측과 오차를 비교한 뒤 지도 세그먼트에 표시한다.</w:t>
+        <w:t xml:space="preserve">  MVP 통합 2026-10-08   자동 폭 측정. 스마트폰 사진·영상과 GIS로 동일 횡단선의 실제 폭을 미터 단위로 산출하고 레이저 실측과 오차를 비교한 뒤 지도 세그먼트에 표시한다.</w:t>
       </w:r>
     </w:p>
     <w:p>
@@ -44925,7 +44925,7 @@
           <w:sz w:val="19"/>
           <w:szCs w:val="19"/>
         </w:rPr>
-        <w:t>'1개밖에 없다'보다 '654개 중 31개만 공개되어 있다'가 훨씬 강한 진술이며, 공개 데이터만으로는 소방 인프라 레이어를 구축할 수 없다는 논거이자 실무 연계 협조 요청의 근거가 된다. 소화전 레이어는 좌표 확보 이전까지 지도에서 제외한다. 1개짜리 레이어는 만들지 않느니만 못하다. 좌표 확보 시에는 NFTC 401 수평거리 140m, NFSC 109 옥외소화전 40m 기준을 적용해 '도로에는 진입하지 못해도 인근 소화전이 있으면 호스로 대응 가능'이라는 RED 구간 세분화 로직으로 활용한다.</w:t>
+        <w:t>'1개밖에 없다'보다 '654개 중 31개만 공개되어 있다'가 훨씬 강한 진술이며, 공개 데이터만으로는 소방 인프라 레이어를 구축할 수 없다는 논거이자 실무 연계 협조 요청의 근거가 된다. 소화전 좌표는 확보됐다 — 스코프 안 157지점을 표출한다. 관할 589 대 표준데이터 동구 445 의 분모 차이는 남는다. 좌표 확보 시에는 NFTC 401 수평거리 140m, NFSC 109 옥외소화전 40m 기준을 적용해 '도로에는 진입하지 못해도 인근 소화전이 있으면 호스로 대응 가능'이라는 RED 구간 세분화 로직으로 활용한다.</w:t>
       </w:r>
     </w:p>
     <w:p>
@@ -45069,7 +45069,7 @@
                 <w:sz w:val="18"/>
                 <w:szCs w:val="18"/>
               </w:rPr>
-              <w:t xml:space="preserve">React(Vite) + MapLibre GL JS + V-World 배경지도</w:t>
+              <w:t>React(Vite) + MapLibre GL JS + 자체 정사영상 타일(z15~19)</w:t>
             </w:r>
           </w:p>
         </w:tc>
@@ -45433,7 +45433,7 @@
                 <w:sz w:val="18"/>
                 <w:szCs w:val="18"/>
               </w:rPr>
-              <w:t xml:space="preserve">EC2 1대 + Docker Compose + SSH</w:t>
+              <w:t>EC2 1대 + Docker Compose + SSM Run Command</w:t>
             </w:r>
           </w:p>
         </w:tc>
@@ -45525,7 +45525,7 @@
           <w:sz w:val="19"/>
           <w:szCs w:val="19"/>
         </w:rPr>
-        <w:t xml:space="preserve">[구현 주의] V-World WMTS 타일 축 순서는 {z}/{y}/{x}다. {z}/{x}/{y}로 작성하면 타일이 어긋난다. 인증키 신청 시 WMTS/TMS API와 배경지도 API를 함께 체크해야 하며, 브라우저 호출에는 등록 URL을 담은 domain 파라미터가 필수다.</w:t>
+        <w:t>[구현 주의] 배경은 자체 정사영상 타일이다(web/data/ortho/{z}/{x}/{y}.jpg · z15~19 · 1,423장). 외부 WMTS 키를 쓰지 않으므로 키 신청·도메인 등록·축 순서 함정이 모두 없어진다.</w:t>
       </w:r>
     </w:p>
     <w:p>
@@ -46218,7 +46218,7 @@
                 <w:sz w:val="18"/>
                 <w:szCs w:val="18"/>
               </w:rPr>
-              <w:t xml:space="preserve">원천 데이터 11종 재확보·정규화. ROAD_BT 사용 금지 확정, 도로구간 위상 문제 발견, 지도 스택 MapLibre + V-World 확정, 소방서 좌표 정정, 수치 상태 표기 규칙 도입</w:t>
+              <w:t>원천 데이터 11종 재확보·정규화. ROAD_BT 사용 금지 확정, 도로구간 위상 문제 발견, 지도 스택 MapLibre 확정, 소방서 좌표 정정, 수치 상태 표기 규칙 도입</w:t>
             </w:r>
           </w:p>
         </w:tc>

--- a/docs/proposal.docx
+++ b/docs/proposal.docx
@@ -87,7 +87,7 @@
           <w:sz w:val="22"/>
           <w:szCs w:val="22"/>
         </w:rPr>
-        <w:t>작성 2026. 08. 14.  ·  최종 수정 2026. 09. 24.</w:t>
+        <w:t>작성 2026. 08. 14.  ·  최종 수정 2026. 09. 27.</w:t>
       </w:r>
     </w:p>
     <w:p>
@@ -250,7 +250,7 @@
           <w:sz w:val="18"/>
           <w:szCs w:val="18"/>
         </w:rPr>
-        <w:t>※ 수치 표기 원칙: 본 문서의 모든 수치는 2026-09-24 기준으로 원본 데이터에서 코드로 재산출한 값이며, 파이프라인 한 명령(src/firelane/pipeline.py)으로 재현된다. 행정구역경계는 2026-08-11 에 확보하여 잠정치를 전부 교체했다. 판정 결과는 산출단위 1,281구간(동명동 · 접근 회랑 · 119안전센터 반경 300m) · 통행 가능 465 · 판정 보류 226 · 통행 불가 191(하한 · MASTER §2) · 영상판정 불가 399 이며, 폭 산출 불가 구간은 0 이다. 폭 값은 아직 현장 실측 전이므로 width_verified 는 false 이고, 실측 후 값이 바뀌되 산출 구조와 필드는 바뀌지 않는다. 잔여 잠정치는 '(잠정)'으로 별도 표기하며, 확정 시 교체한다.</w:t>
+        <w:t>※ 수치 표기 원칙: 본 문서의 모든 수치는 2026-09-27 기준으로 원본 데이터에서 코드로 재산출한 값이며, 파이프라인 한 명령(src/firelane/pipeline.py)으로 재현된다. 행정구역경계는 2026-08-11 에 확보하여 잠정치를 전부 교체했다. 판정 결과는 산출단위 1,281구간(동명동 · 접근 회랑 · 119안전센터 반경 300m) · 통행 가능 465 · 판정 보류 226 · 통행 불가 191(하한 · MASTER §2) · 영상판정 불가 399 이며, 폭 산출 불가 구간은 0 이다. 폭 값은 아직 현장 실측 전이므로 width_verified 는 false 이고, 실측 후 값이 바뀌되 산출 구조와 필드는 바뀌지 않는다. 잔여 잠정치는 '(잠정)'으로 별도 표기하며, 확정 시 교체한다.</w:t>
       </w:r>
     </w:p>
     <w:p>

--- a/docs/proposal.docx
+++ b/docs/proposal.docx
@@ -269,6 +269,7 @@
       <w:pPr>
         <w:spacing w:after="200" w:before="0" w:line="264"/>
         <w:jc w:val="center"/>
+        <w:outlineLvl w:val="0"/>
       </w:pPr>
       <w:r>
         <w:rPr>
@@ -299,6 +300,7 @@
     <w:p>
       <w:pPr>
         <w:spacing w:after="160" w:before="200" w:line="264"/>
+        <w:outlineLvl w:val="1"/>
       </w:pPr>
       <w:r>
         <w:rPr>
@@ -2487,6 +2489,7 @@
     <w:p>
       <w:pPr>
         <w:spacing w:after="160" w:before="0" w:line="264"/>
+        <w:outlineLvl w:val="1"/>
       </w:pPr>
       <w:r>
         <w:rPr>
@@ -2515,6 +2518,7 @@
     <w:p>
       <w:pPr>
         <w:spacing w:after="100" w:before="0" w:line="264"/>
+        <w:outlineLvl w:val="2"/>
       </w:pPr>
       <w:r>
         <w:rPr>
@@ -2985,6 +2989,7 @@
     <w:p>
       <w:pPr>
         <w:spacing w:after="100" w:before="0" w:line="264"/>
+        <w:outlineLvl w:val="2"/>
       </w:pPr>
       <w:r>
         <w:rPr>
@@ -3898,6 +3903,7 @@
     <w:p>
       <w:pPr>
         <w:spacing w:after="100" w:before="0" w:line="264"/>
+        <w:outlineLvl w:val="2"/>
       </w:pPr>
       <w:r>
         <w:rPr>
@@ -4509,6 +4515,7 @@
     <w:p>
       <w:pPr>
         <w:spacing w:after="100" w:before="0" w:line="264"/>
+        <w:outlineLvl w:val="2"/>
       </w:pPr>
       <w:r>
         <w:rPr>
@@ -5515,6 +5522,7 @@
     <w:p>
       <w:pPr>
         <w:spacing w:after="160" w:before="0" w:line="264"/>
+        <w:outlineLvl w:val="1"/>
       </w:pPr>
       <w:r>
         <w:rPr>
@@ -5591,6 +5599,7 @@
     <w:p>
       <w:pPr>
         <w:spacing w:after="60" w:before="0" w:line="264"/>
+        <w:outlineLvl w:val="4"/>
       </w:pPr>
       <w:r>
         <w:rPr>
@@ -5632,6 +5641,7 @@
     <w:p>
       <w:pPr>
         <w:spacing w:after="60" w:before="0" w:line="264"/>
+        <w:outlineLvl w:val="4"/>
       </w:pPr>
       <w:r>
         <w:rPr>
@@ -5673,6 +5683,7 @@
     <w:p>
       <w:pPr>
         <w:spacing w:after="60" w:before="0" w:line="264"/>
+        <w:outlineLvl w:val="4"/>
       </w:pPr>
       <w:r>
         <w:rPr>
@@ -5701,6 +5712,7 @@
     <w:p>
       <w:pPr>
         <w:spacing w:after="100" w:before="0" w:line="264"/>
+        <w:outlineLvl w:val="2"/>
       </w:pPr>
       <w:r>
         <w:rPr>
@@ -6376,6 +6388,7 @@
     <w:p>
       <w:pPr>
         <w:spacing w:after="60" w:before="0" w:line="264"/>
+        <w:outlineLvl w:val="4"/>
       </w:pPr>
       <w:r>
         <w:rPr>
@@ -6391,6 +6404,7 @@
     <w:p>
       <w:pPr>
         <w:spacing w:after="60" w:before="0" w:line="264"/>
+        <w:outlineLvl w:val="4"/>
       </w:pPr>
       <w:r>
         <w:rPr>
@@ -6458,6 +6472,7 @@
     <w:p>
       <w:pPr>
         <w:spacing w:after="100" w:before="0" w:line="264"/>
+        <w:outlineLvl w:val="2"/>
       </w:pPr>
       <w:r>
         <w:rPr>
@@ -6990,6 +7005,7 @@
     <w:p>
       <w:pPr>
         <w:spacing w:after="100" w:before="0" w:line="264"/>
+        <w:outlineLvl w:val="2"/>
       </w:pPr>
       <w:r>
         <w:rPr>
@@ -7005,6 +7021,7 @@
     <w:p>
       <w:pPr>
         <w:spacing w:after="50" w:before="0" w:line="264"/>
+        <w:outlineLvl w:val="3"/>
       </w:pPr>
       <w:r>
         <w:rPr>
@@ -7020,6 +7037,7 @@
     <w:p>
       <w:pPr>
         <w:spacing w:after="30" w:before="0" w:line="264"/>
+        <w:outlineLvl w:val="4"/>
       </w:pPr>
       <w:r>
         <w:rPr>
@@ -7048,6 +7066,7 @@
     <w:p>
       <w:pPr>
         <w:spacing w:after="30" w:before="0" w:line="264"/>
+        <w:outlineLvl w:val="4"/>
       </w:pPr>
       <w:r>
         <w:rPr>
@@ -7076,6 +7095,7 @@
     <w:p>
       <w:pPr>
         <w:spacing w:after="50" w:before="0" w:line="264"/>
+        <w:outlineLvl w:val="3"/>
       </w:pPr>
       <w:r>
         <w:rPr>
@@ -7091,6 +7111,7 @@
     <w:p>
       <w:pPr>
         <w:spacing w:after="30" w:before="0" w:line="264"/>
+        <w:outlineLvl w:val="4"/>
       </w:pPr>
       <w:r>
         <w:rPr>
@@ -7119,6 +7140,7 @@
     <w:p>
       <w:pPr>
         <w:spacing w:after="30" w:before="0" w:line="264"/>
+        <w:outlineLvl w:val="4"/>
       </w:pPr>
       <w:r>
         <w:rPr>
@@ -7147,6 +7169,7 @@
     <w:p>
       <w:pPr>
         <w:spacing w:after="50" w:before="0" w:line="264"/>
+        <w:outlineLvl w:val="3"/>
       </w:pPr>
       <w:r>
         <w:rPr>
@@ -7162,6 +7185,7 @@
     <w:p>
       <w:pPr>
         <w:spacing w:after="30" w:before="0" w:line="264"/>
+        <w:outlineLvl w:val="4"/>
       </w:pPr>
       <w:r>
         <w:rPr>
@@ -7190,6 +7214,7 @@
     <w:p>
       <w:pPr>
         <w:spacing w:after="30" w:before="0" w:line="264"/>
+        <w:outlineLvl w:val="4"/>
       </w:pPr>
       <w:r>
         <w:rPr>
@@ -7218,6 +7243,7 @@
     <w:p>
       <w:pPr>
         <w:spacing w:after="50" w:before="0" w:line="264"/>
+        <w:outlineLvl w:val="3"/>
       </w:pPr>
       <w:r>
         <w:rPr>
@@ -7233,6 +7259,7 @@
     <w:p>
       <w:pPr>
         <w:spacing w:after="30" w:before="0" w:line="264"/>
+        <w:outlineLvl w:val="4"/>
       </w:pPr>
       <w:r>
         <w:rPr>
@@ -7261,6 +7288,7 @@
     <w:p>
       <w:pPr>
         <w:spacing w:after="30" w:before="0" w:line="264"/>
+        <w:outlineLvl w:val="4"/>
       </w:pPr>
       <w:r>
         <w:rPr>
@@ -7289,6 +7317,7 @@
     <w:p>
       <w:pPr>
         <w:spacing w:after="100" w:before="0" w:line="264"/>
+        <w:outlineLvl w:val="2"/>
       </w:pPr>
       <w:r>
         <w:rPr>
@@ -7675,6 +7704,7 @@
     <w:p>
       <w:pPr>
         <w:spacing w:after="100" w:before="0" w:line="264"/>
+        <w:outlineLvl w:val="2"/>
       </w:pPr>
       <w:r>
         <w:rPr>
@@ -8642,6 +8672,7 @@
     <w:p>
       <w:pPr>
         <w:spacing w:after="100" w:before="0" w:line="264"/>
+        <w:outlineLvl w:val="2"/>
       </w:pPr>
       <w:r>
         <w:rPr>
@@ -8657,6 +8688,7 @@
     <w:p>
       <w:pPr>
         <w:spacing w:after="40" w:before="0" w:line="264"/>
+        <w:outlineLvl w:val="4"/>
       </w:pPr>
       <w:r>
         <w:rPr>
@@ -8685,6 +8717,7 @@
     <w:p>
       <w:pPr>
         <w:spacing w:after="40" w:before="0" w:line="264"/>
+        <w:outlineLvl w:val="4"/>
       </w:pPr>
       <w:r>
         <w:rPr>
@@ -8713,6 +8746,7 @@
     <w:p>
       <w:pPr>
         <w:spacing w:after="40" w:before="0" w:line="264"/>
+        <w:outlineLvl w:val="4"/>
       </w:pPr>
       <w:r>
         <w:rPr>
@@ -8741,6 +8775,7 @@
     <w:p>
       <w:pPr>
         <w:spacing w:after="40" w:before="0" w:line="264"/>
+        <w:outlineLvl w:val="4"/>
       </w:pPr>
       <w:r>
         <w:rPr>
@@ -8830,6 +8865,7 @@
     <w:p>
       <w:pPr>
         <w:spacing w:after="40" w:before="0" w:line="264"/>
+        <w:outlineLvl w:val="4"/>
       </w:pPr>
       <w:r>
         <w:rPr>
@@ -8858,6 +8894,7 @@
     <w:p>
       <w:pPr>
         <w:spacing w:after="100" w:before="0" w:line="264"/>
+        <w:outlineLvl w:val="2"/>
       </w:pPr>
       <w:r>
         <w:rPr>
@@ -9610,6 +9647,7 @@
     <w:p>
       <w:pPr>
         <w:spacing w:after="100" w:before="0" w:line="264"/>
+        <w:outlineLvl w:val="2"/>
       </w:pPr>
       <w:r>
         <w:rPr>
@@ -9872,6 +9910,7 @@
       <w:pPr>
         <w:spacing w:after="200" w:before="0" w:line="264"/>
         <w:jc w:val="center"/>
+        <w:outlineLvl w:val="0"/>
       </w:pPr>
       <w:r>
         <w:rPr>
@@ -10024,6 +10063,7 @@
     <w:p>
       <w:pPr>
         <w:spacing w:after="120" w:before="0" w:line="264"/>
+        <w:outlineLvl w:val="1"/>
       </w:pPr>
       <w:r>
         <w:rPr>
@@ -10039,6 +10079,7 @@
     <w:p>
       <w:pPr>
         <w:spacing w:after="40" w:before="0" w:line="264"/>
+        <w:outlineLvl w:val="2"/>
       </w:pPr>
       <w:r>
         <w:rPr>
@@ -10121,6 +10162,7 @@
     <w:p>
       <w:pPr>
         <w:spacing w:after="40" w:before="0" w:line="264"/>
+        <w:outlineLvl w:val="2"/>
       </w:pPr>
       <w:r>
         <w:rPr>
@@ -10203,6 +10245,7 @@
     <w:p>
       <w:pPr>
         <w:spacing w:after="40" w:before="0" w:line="264"/>
+        <w:outlineLvl w:val="2"/>
       </w:pPr>
       <w:r>
         <w:rPr>
@@ -10285,6 +10328,7 @@
     <w:p>
       <w:pPr>
         <w:spacing w:after="40" w:before="0" w:line="264"/>
+        <w:outlineLvl w:val="2"/>
       </w:pPr>
       <w:r>
         <w:rPr>
@@ -10367,6 +10411,7 @@
     <w:p>
       <w:pPr>
         <w:spacing w:after="40" w:before="0" w:line="264"/>
+        <w:outlineLvl w:val="2"/>
       </w:pPr>
       <w:r>
         <w:rPr>
@@ -10477,6 +10522,7 @@
     <w:p>
       <w:pPr>
         <w:spacing w:after="40" w:before="0" w:line="264"/>
+        <w:outlineLvl w:val="2"/>
       </w:pPr>
       <w:r>
         <w:rPr>
@@ -10573,6 +10619,7 @@
     <w:p>
       <w:pPr>
         <w:spacing w:after="40" w:before="0" w:line="264"/>
+        <w:outlineLvl w:val="2"/>
       </w:pPr>
       <w:r>
         <w:rPr>
@@ -10655,6 +10702,7 @@
     <w:p>
       <w:pPr>
         <w:spacing w:after="40" w:before="0" w:line="264"/>
+        <w:outlineLvl w:val="2"/>
       </w:pPr>
       <w:r>
         <w:rPr>
@@ -10737,6 +10785,7 @@
     <w:p>
       <w:pPr>
         <w:spacing w:after="40" w:before="0" w:line="264"/>
+        <w:outlineLvl w:val="2"/>
       </w:pPr>
       <w:r>
         <w:rPr>
@@ -10819,6 +10868,7 @@
     <w:p>
       <w:pPr>
         <w:spacing w:after="40" w:before="0" w:line="264"/>
+        <w:outlineLvl w:val="2"/>
       </w:pPr>
       <w:r>
         <w:rPr>
@@ -10913,6 +10963,7 @@
     <w:p>
       <w:pPr>
         <w:spacing w:after="120" w:before="0" w:line="264"/>
+        <w:outlineLvl w:val="1"/>
       </w:pPr>
       <w:r>
         <w:rPr>
@@ -11831,6 +11882,7 @@
     <w:p>
       <w:pPr>
         <w:spacing w:after="120" w:before="0" w:line="264"/>
+        <w:outlineLvl w:val="1"/>
       </w:pPr>
       <w:r>
         <w:rPr>
@@ -18389,6 +18441,7 @@
     <w:p>
       <w:pPr>
         <w:spacing w:after="120" w:before="0" w:line="264"/>
+        <w:outlineLvl w:val="1"/>
       </w:pPr>
       <w:r>
         <w:rPr>
@@ -18404,6 +18457,7 @@
     <w:p>
       <w:pPr>
         <w:spacing w:after="50" w:before="0" w:line="264"/>
+        <w:outlineLvl w:val="2"/>
       </w:pPr>
       <w:r>
         <w:rPr>
@@ -18486,6 +18540,7 @@
     <w:p>
       <w:pPr>
         <w:spacing w:after="50" w:before="0" w:line="264"/>
+        <w:outlineLvl w:val="2"/>
       </w:pPr>
       <w:r>
         <w:rPr>
@@ -18568,6 +18623,7 @@
     <w:p>
       <w:pPr>
         <w:spacing w:after="50" w:before="0" w:line="264"/>
+        <w:outlineLvl w:val="2"/>
       </w:pPr>
       <w:r>
         <w:rPr>
@@ -18650,6 +18706,7 @@
     <w:p>
       <w:pPr>
         <w:spacing w:after="50" w:before="0" w:line="264"/>
+        <w:outlineLvl w:val="2"/>
       </w:pPr>
       <w:r>
         <w:rPr>
@@ -18732,6 +18789,7 @@
     <w:p>
       <w:pPr>
         <w:spacing w:after="50" w:before="0" w:line="264"/>
+        <w:outlineLvl w:val="2"/>
       </w:pPr>
       <w:r>
         <w:rPr>
@@ -18800,6 +18858,7 @@
     <w:p>
       <w:pPr>
         <w:spacing w:after="120" w:before="0" w:line="264"/>
+        <w:outlineLvl w:val="1"/>
       </w:pPr>
       <w:r>
         <w:rPr>
@@ -19218,6 +19277,7 @@
     <w:p>
       <w:pPr>
         <w:spacing w:after="120" w:before="0" w:line="264"/>
+        <w:outlineLvl w:val="1"/>
       </w:pPr>
       <w:r>
         <w:rPr>
@@ -19692,6 +19752,7 @@
       <w:pPr>
         <w:spacing w:after="200" w:before="0" w:line="264"/>
         <w:jc w:val="center"/>
+        <w:outlineLvl w:val="0"/>
       </w:pPr>
       <w:r>
         <w:rPr>
@@ -19722,6 +19783,7 @@
     <w:p>
       <w:pPr>
         <w:spacing w:after="120" w:before="0" w:line="264"/>
+        <w:outlineLvl w:val="1"/>
       </w:pPr>
       <w:r>
         <w:rPr>
@@ -19737,6 +19799,7 @@
     <w:p>
       <w:pPr>
         <w:spacing w:after="80" w:before="0" w:line="264"/>
+        <w:outlineLvl w:val="2"/>
       </w:pPr>
       <w:r>
         <w:rPr>
@@ -20071,6 +20134,7 @@
     <w:p>
       <w:pPr>
         <w:spacing w:after="80" w:before="0" w:line="264"/>
+        <w:outlineLvl w:val="2"/>
       </w:pPr>
       <w:r>
         <w:rPr>
@@ -20361,6 +20425,7 @@
     <w:p>
       <w:pPr>
         <w:spacing w:after="80" w:before="0" w:line="264"/>
+        <w:outlineLvl w:val="2"/>
       </w:pPr>
       <w:r>
         <w:rPr>
@@ -20738,6 +20803,7 @@
     <w:p>
       <w:pPr>
         <w:spacing w:after="80" w:before="0" w:line="264"/>
+        <w:outlineLvl w:val="2"/>
       </w:pPr>
       <w:r>
         <w:rPr>
@@ -20805,6 +20871,7 @@
     <w:p>
       <w:pPr>
         <w:spacing w:after="40" w:before="0" w:line="264"/>
+        <w:outlineLvl w:val="3"/>
       </w:pPr>
       <w:r>
         <w:rPr>
@@ -20940,7 +21007,7 @@
       <w:r>
         <w:drawing>
           <wp:inline distT="0" distB="0" distL="0" distR="0">
-            <wp:extent cx="5715000" cy="3067050"/>
+            <wp:extent cx="5715000" cy="2794000"/>
             <wp:effectExtent t="0" r="0" b="0" l="0"/>
             <wp:docPr id="1" name="" descr="" title=""/>
             <wp:cNvGraphicFramePr>
@@ -20956,7 +21023,7 @@
                     </pic:cNvPicPr>
                   </pic:nvPicPr>
                   <pic:blipFill>
-                    <a:blip r:embed="rId15" cstate="none"/>
+                    <a:blip r:embed="rId31" cstate="none"/>
                     <a:srcRect/>
                     <a:stretch>
                       <a:fillRect/>
@@ -20965,7 +21032,7 @@
                   <pic:spPr bwMode="auto">
                     <a:xfrm>
                       <a:off x="0" y="0"/>
-                      <a:ext cx="5715000" cy="3067050"/>
+                      <a:ext cx="5715000" cy="2794000"/>
                     </a:xfrm>
                     <a:prstGeom prst="rect">
                       <a:avLst/>
@@ -20996,6 +21063,7 @@
     <w:p>
       <w:pPr>
         <w:spacing w:after="120" w:before="0" w:line="264"/>
+        <w:outlineLvl w:val="1"/>
       </w:pPr>
       <w:r>
         <w:rPr>
@@ -21011,6 +21079,7 @@
     <w:p>
       <w:pPr>
         <w:spacing w:after="80" w:before="0" w:line="264"/>
+        <w:outlineLvl w:val="2"/>
       </w:pPr>
       <w:r>
         <w:rPr>
@@ -22792,6 +22861,7 @@
     <w:p>
       <w:pPr>
         <w:spacing w:after="80" w:before="0" w:line="264"/>
+        <w:outlineLvl w:val="2"/>
       </w:pPr>
       <w:r>
         <w:rPr>
@@ -22884,6 +22954,7 @@
     <w:p>
       <w:pPr>
         <w:spacing w:after="100" w:before="0" w:line="264"/>
+        <w:outlineLvl w:val="2"/>
       </w:pPr>
       <w:r>
         <w:rPr>
@@ -22899,6 +22970,7 @@
     <w:p>
       <w:pPr>
         <w:spacing w:after="50" w:before="0" w:line="264"/>
+        <w:outlineLvl w:val="3"/>
       </w:pPr>
       <w:r>
         <w:rPr>
@@ -24267,6 +24339,7 @@
     <w:p>
       <w:pPr>
         <w:spacing w:after="50" w:before="0" w:line="264"/>
+        <w:outlineLvl w:val="3"/>
       </w:pPr>
       <w:r>
         <w:rPr>
@@ -25019,6 +25092,7 @@
     <w:p>
       <w:pPr>
         <w:spacing w:after="50" w:before="0" w:line="264"/>
+        <w:outlineLvl w:val="3"/>
       </w:pPr>
       <w:r>
         <w:rPr>
@@ -25694,6 +25768,7 @@
     <w:p>
       <w:pPr>
         <w:spacing w:after="50" w:before="0" w:line="264"/>
+        <w:outlineLvl w:val="3"/>
       </w:pPr>
       <w:r>
         <w:rPr>
@@ -26369,6 +26444,7 @@
     <w:p>
       <w:pPr>
         <w:spacing w:after="50" w:before="0" w:line="264"/>
+        <w:outlineLvl w:val="3"/>
       </w:pPr>
       <w:r>
         <w:rPr>
@@ -27044,6 +27120,7 @@
     <w:p>
       <w:pPr>
         <w:spacing w:after="50" w:before="0" w:line="264"/>
+        <w:outlineLvl w:val="3"/>
       </w:pPr>
       <w:r>
         <w:rPr>
@@ -27565,6 +27642,7 @@
     <w:p>
       <w:pPr>
         <w:spacing w:after="50" w:before="0" w:line="264"/>
+        <w:outlineLvl w:val="3"/>
       </w:pPr>
       <w:r>
         <w:rPr>
@@ -28512,6 +28590,7 @@
     <w:p>
       <w:pPr>
         <w:spacing w:after="120" w:before="0" w:line="264"/>
+        <w:outlineLvl w:val="1"/>
       </w:pPr>
       <w:r>
         <w:rPr>
@@ -28527,6 +28606,7 @@
     <w:p>
       <w:pPr>
         <w:spacing w:after="80" w:before="0" w:line="264"/>
+        <w:outlineLvl w:val="2"/>
       </w:pPr>
       <w:r>
         <w:rPr>
@@ -29063,6 +29143,7 @@
     <w:p>
       <w:pPr>
         <w:spacing w:after="80" w:before="0" w:line="264"/>
+        <w:outlineLvl w:val="2"/>
       </w:pPr>
       <w:r>
         <w:rPr>
@@ -29228,6 +29309,7 @@
     <w:p>
       <w:pPr>
         <w:spacing w:after="80" w:before="0" w:line="264"/>
+        <w:outlineLvl w:val="2"/>
       </w:pPr>
       <w:r>
         <w:rPr>
@@ -29256,6 +29338,7 @@
     <w:p>
       <w:pPr>
         <w:spacing w:after="120" w:before="0" w:line="264"/>
+        <w:outlineLvl w:val="1"/>
       </w:pPr>
       <w:r>
         <w:rPr>
@@ -29271,6 +29354,7 @@
     <w:p>
       <w:pPr>
         <w:spacing w:after="80" w:before="0" w:line="264"/>
+        <w:outlineLvl w:val="2"/>
       </w:pPr>
       <w:r>
         <w:rPr>
@@ -29651,6 +29735,7 @@
     <w:p>
       <w:pPr>
         <w:spacing w:after="80" w:before="0" w:line="264"/>
+        <w:outlineLvl w:val="2"/>
       </w:pPr>
       <w:r>
         <w:rPr>
@@ -30238,6 +30323,7 @@
     <w:p>
       <w:pPr>
         <w:spacing w:after="50" w:before="0" w:line="264"/>
+        <w:outlineLvl w:val="3"/>
       </w:pPr>
       <w:r>
         <w:rPr>
@@ -30676,6 +30762,7 @@
     <w:p>
       <w:pPr>
         <w:spacing w:after="80" w:before="0" w:line="264"/>
+        <w:outlineLvl w:val="2"/>
       </w:pPr>
       <w:r>
         <w:rPr>
@@ -31449,6 +31536,7 @@
     <w:p>
       <w:pPr>
         <w:spacing w:after="80" w:before="0" w:line="264"/>
+        <w:outlineLvl w:val="2"/>
       </w:pPr>
       <w:r>
         <w:rPr>
@@ -31515,6 +31603,7 @@
     <w:p>
       <w:pPr>
         <w:spacing w:after="120" w:before="0" w:line="264"/>
+        <w:outlineLvl w:val="1"/>
       </w:pPr>
       <w:r>
         <w:rPr>
@@ -31530,6 +31619,7 @@
     <w:p>
       <w:pPr>
         <w:spacing w:after="80" w:before="0" w:line="264"/>
+        <w:outlineLvl w:val="2"/>
       </w:pPr>
       <w:r>
         <w:rPr>
@@ -31907,6 +31997,7 @@
     <w:p>
       <w:pPr>
         <w:spacing w:after="80" w:before="0" w:line="264"/>
+        <w:outlineLvl w:val="2"/>
       </w:pPr>
       <w:r>
         <w:rPr>
@@ -32325,6 +32416,7 @@
     <w:p>
       <w:pPr>
         <w:spacing w:after="80" w:before="0" w:line="264"/>
+        <w:outlineLvl w:val="2"/>
       </w:pPr>
       <w:r>
         <w:rPr>
@@ -32741,6 +32833,7 @@
     <w:p>
       <w:pPr>
         <w:spacing w:after="80" w:before="0" w:line="264"/>
+        <w:outlineLvl w:val="2"/>
       </w:pPr>
       <w:r>
         <w:rPr>
@@ -32821,6 +32914,7 @@
     <w:p>
       <w:pPr>
         <w:spacing w:after="80" w:before="0" w:line="264"/>
+        <w:outlineLvl w:val="2"/>
       </w:pPr>
       <w:r>
         <w:rPr>
@@ -33124,6 +33218,7 @@
     <w:p>
       <w:pPr>
         <w:spacing w:after="80" w:before="0" w:line="264"/>
+        <w:outlineLvl w:val="2"/>
       </w:pPr>
       <w:r>
         <w:rPr>
@@ -33165,6 +33260,7 @@
     <w:p>
       <w:pPr>
         <w:spacing w:after="80" w:before="0" w:line="264"/>
+        <w:outlineLvl w:val="2"/>
       </w:pPr>
       <w:r>
         <w:rPr>
@@ -33343,6 +33439,7 @@
     <w:p>
       <w:pPr>
         <w:spacing w:after="50" w:before="0" w:line="264"/>
+        <w:outlineLvl w:val="3"/>
       </w:pPr>
       <w:r>
         <w:rPr>
@@ -33840,6 +33937,7 @@
     <w:p>
       <w:pPr>
         <w:spacing w:after="120" w:before="0" w:line="264"/>
+        <w:outlineLvl w:val="1"/>
       </w:pPr>
       <w:r>
         <w:rPr>
@@ -33855,6 +33953,7 @@
     <w:p>
       <w:pPr>
         <w:spacing w:after="80" w:before="0" w:line="264"/>
+        <w:outlineLvl w:val="2"/>
       </w:pPr>
       <w:r>
         <w:rPr>
@@ -34423,6 +34522,7 @@
     <w:p>
       <w:pPr>
         <w:spacing w:after="80" w:before="0" w:line="264"/>
+        <w:outlineLvl w:val="2"/>
       </w:pPr>
       <w:r>
         <w:rPr>
@@ -34828,6 +34928,7 @@
     <w:p>
       <w:pPr>
         <w:spacing w:after="80" w:before="0" w:line="264"/>
+        <w:outlineLvl w:val="2"/>
       </w:pPr>
       <w:r>
         <w:rPr>
@@ -35814,6 +35915,7 @@
     <w:p>
       <w:pPr>
         <w:spacing w:after="80" w:before="0" w:line="264"/>
+        <w:outlineLvl w:val="2"/>
       </w:pPr>
       <w:r>
         <w:rPr>
@@ -36720,6 +36822,7 @@
     <w:p>
       <w:pPr>
         <w:spacing w:after="80" w:before="0" w:line="264"/>
+        <w:outlineLvl w:val="2"/>
       </w:pPr>
       <w:r>
         <w:rPr>
@@ -36811,6 +36914,7 @@
     <w:p>
       <w:pPr>
         <w:spacing w:after="80" w:before="0" w:line="264"/>
+        <w:outlineLvl w:val="2"/>
       </w:pPr>
       <w:r>
         <w:rPr>
@@ -37188,6 +37292,7 @@
     <w:p>
       <w:pPr>
         <w:spacing w:after="80" w:before="0" w:line="264"/>
+        <w:outlineLvl w:val="2"/>
       </w:pPr>
       <w:r>
         <w:rPr>
@@ -37277,6 +37382,7 @@
     <w:p>
       <w:pPr>
         <w:spacing w:after="80" w:before="0" w:line="264"/>
+        <w:outlineLvl w:val="2"/>
       </w:pPr>
       <w:r>
         <w:rPr>
@@ -37305,6 +37411,7 @@
     <w:p>
       <w:pPr>
         <w:spacing w:after="80" w:before="0" w:line="264"/>
+        <w:outlineLvl w:val="2"/>
       </w:pPr>
       <w:r>
         <w:rPr>
@@ -37359,6 +37466,7 @@
     <w:p>
       <w:pPr>
         <w:spacing w:after="80" w:before="0" w:line="264"/>
+        <w:outlineLvl w:val="2"/>
       </w:pPr>
       <w:r>
         <w:rPr>
@@ -37816,6 +37924,7 @@
     <w:p>
       <w:pPr>
         <w:spacing w:after="80" w:before="0" w:line="264"/>
+        <w:outlineLvl w:val="2"/>
       </w:pPr>
       <w:r>
         <w:rPr>
@@ -38103,6 +38212,7 @@
     <w:p>
       <w:pPr>
         <w:spacing w:after="120" w:before="0" w:line="264"/>
+        <w:outlineLvl w:val="1"/>
       </w:pPr>
       <w:r>
         <w:rPr>
@@ -38118,6 +38228,7 @@
     <w:p>
       <w:pPr>
         <w:spacing w:after="80" w:before="0" w:line="264"/>
+        <w:outlineLvl w:val="2"/>
       </w:pPr>
       <w:r>
         <w:rPr>
@@ -38274,6 +38385,7 @@
     <w:p>
       <w:pPr>
         <w:spacing w:after="100" w:before="0" w:line="264"/>
+        <w:outlineLvl w:val="2"/>
       </w:pPr>
       <w:r>
         <w:rPr>
@@ -38302,6 +38414,7 @@
     <w:p>
       <w:pPr>
         <w:spacing w:after="50" w:before="0" w:line="264"/>
+        <w:outlineLvl w:val="3"/>
       </w:pPr>
       <w:r>
         <w:rPr>
@@ -38419,6 +38532,7 @@
     <w:p>
       <w:pPr>
         <w:spacing w:after="50" w:before="0" w:line="264"/>
+        <w:outlineLvl w:val="3"/>
       </w:pPr>
       <w:r>
         <w:rPr>
@@ -38785,6 +38899,7 @@
     <w:p>
       <w:pPr>
         <w:spacing w:after="50" w:before="0" w:line="264"/>
+        <w:outlineLvl w:val="3"/>
       </w:pPr>
       <w:r>
         <w:rPr>
@@ -39515,6 +39630,7 @@
     <w:p>
       <w:pPr>
         <w:spacing w:after="50" w:before="0" w:line="264"/>
+        <w:outlineLvl w:val="3"/>
       </w:pPr>
       <w:r>
         <w:rPr>
@@ -39895,6 +40011,7 @@
     <w:p>
       <w:pPr>
         <w:spacing w:after="50" w:before="0" w:line="264"/>
+        <w:outlineLvl w:val="3"/>
       </w:pPr>
       <w:r>
         <w:rPr>
@@ -39991,6 +40108,7 @@
     <w:p>
       <w:pPr>
         <w:spacing w:after="50" w:before="0" w:line="264"/>
+        <w:outlineLvl w:val="3"/>
       </w:pPr>
       <w:r>
         <w:rPr>
@@ -40032,6 +40150,7 @@
     <w:p>
       <w:pPr>
         <w:spacing w:after="80" w:before="0" w:line="264"/>
+        <w:outlineLvl w:val="2"/>
       </w:pPr>
       <w:r>
         <w:rPr>
@@ -40279,6 +40398,7 @@
     <w:p>
       <w:pPr>
         <w:spacing w:after="80" w:before="0" w:line="264"/>
+        <w:outlineLvl w:val="2"/>
       </w:pPr>
       <w:r>
         <w:rPr>
@@ -41219,6 +41339,7 @@
     <w:p>
       <w:pPr>
         <w:spacing w:after="50" w:before="0" w:line="264"/>
+        <w:outlineLvl w:val="3"/>
       </w:pPr>
       <w:r>
         <w:rPr>
@@ -41599,6 +41720,7 @@
     <w:p>
       <w:pPr>
         <w:spacing w:after="120" w:before="0" w:line="264"/>
+        <w:outlineLvl w:val="1"/>
       </w:pPr>
       <w:r>
         <w:rPr>
@@ -42518,6 +42640,7 @@
     <w:p>
       <w:pPr>
         <w:spacing w:after="120" w:before="0" w:line="264"/>
+        <w:outlineLvl w:val="1"/>
       </w:pPr>
       <w:r>
         <w:rPr>
@@ -43116,6 +43239,7 @@
     <w:p>
       <w:pPr>
         <w:spacing w:after="120" w:before="0" w:line="264"/>
+        <w:outlineLvl w:val="2"/>
       </w:pPr>
       <w:r>
         <w:rPr>
@@ -43318,6 +43442,7 @@
     <w:p>
       <w:pPr>
         <w:spacing w:after="120" w:before="0" w:line="264"/>
+        <w:outlineLvl w:val="2"/>
       </w:pPr>
       <w:r>
         <w:rPr>
@@ -43377,6 +43502,7 @@
     <w:p>
       <w:pPr>
         <w:spacing w:after="120" w:before="0" w:line="264"/>
+        <w:outlineLvl w:val="2"/>
       </w:pPr>
       <w:r>
         <w:rPr>
@@ -43480,6 +43606,7 @@
     <w:p>
       <w:pPr>
         <w:spacing w:after="120" w:before="0" w:line="264"/>
+        <w:outlineLvl w:val="2"/>
       </w:pPr>
       <w:r>
         <w:rPr>
@@ -43529,6 +43656,7 @@
     <w:p>
       <w:pPr>
         <w:spacing w:after="120" w:before="0" w:line="264"/>
+        <w:outlineLvl w:val="1"/>
       </w:pPr>
       <w:r>
         <w:rPr>
@@ -43557,6 +43685,7 @@
     <w:p>
       <w:pPr>
         <w:spacing w:after="120" w:before="0" w:line="264"/>
+        <w:outlineLvl w:val="2"/>
       </w:pPr>
       <w:r>
         <w:rPr>
@@ -44349,6 +44478,7 @@
     <w:p>
       <w:pPr>
         <w:spacing w:after="80" w:before="0" w:line="264"/>
+        <w:outlineLvl w:val="2"/>
       </w:pPr>
       <w:r>
         <w:rPr>
@@ -44405,6 +44535,7 @@
     <w:p>
       <w:pPr>
         <w:spacing w:after="80" w:before="0" w:line="264"/>
+        <w:outlineLvl w:val="2"/>
       </w:pPr>
       <w:r>
         <w:rPr>
@@ -44875,6 +45006,7 @@
     <w:p>
       <w:pPr>
         <w:spacing w:after="80" w:before="0" w:line="264"/>
+        <w:outlineLvl w:val="2"/>
       </w:pPr>
       <w:r>
         <w:rPr>
@@ -44931,6 +45063,7 @@
     <w:p>
       <w:pPr>
         <w:spacing w:after="120" w:before="0" w:line="264"/>
+        <w:outlineLvl w:val="1"/>
       </w:pPr>
       <w:r>
         <w:rPr>
@@ -45544,6 +45677,7 @@
     <w:p>
       <w:pPr>
         <w:spacing w:after="40" w:before="0" w:line="264"/>
+        <w:outlineLvl w:val="3"/>
       </w:pPr>
       <w:r>
         <w:rPr>
@@ -45714,6 +45848,7 @@
     <w:p>
       <w:pPr>
         <w:spacing w:after="120" w:before="0" w:line="264"/>
+        <w:outlineLvl w:val="1"/>
       </w:pPr>
       <w:r>
         <w:rPr>
@@ -46080,6 +46215,7 @@
     <w:p>
       <w:pPr>
         <w:spacing w:after="120" w:before="0" w:line="264"/>
+        <w:outlineLvl w:val="1"/>
       </w:pPr>
       <w:r>
         <w:rPr>

--- a/docs/proposal.docx
+++ b/docs/proposal.docx
@@ -87,7 +87,7 @@
           <w:sz w:val="22"/>
           <w:szCs w:val="22"/>
         </w:rPr>
-        <w:t>작성 2026. 08. 14.  ·  최종 수정 2026. 09. 27.</w:t>
+        <w:t>작성 2026. 08. 14.  ·  최종 수정 2026. 09. 28.</w:t>
       </w:r>
     </w:p>
     <w:p>
@@ -250,7 +250,7 @@
           <w:sz w:val="18"/>
           <w:szCs w:val="18"/>
         </w:rPr>
-        <w:t>※ 수치 표기 원칙: 본 문서의 모든 수치는 2026-09-27 기준으로 원본 데이터에서 코드로 재산출한 값이며, 파이프라인 한 명령(src/firelane/pipeline.py)으로 재현된다. 행정구역경계는 2026-08-11 에 확보하여 잠정치를 전부 교체했다. 판정 결과는 산출단위 1,281구간(동명동 · 접근 회랑 · 119안전센터 반경 300m) · 통행 가능 465 · 판정 보류 226 · 통행 불가 191(하한 · MASTER §2) · 영상판정 불가 399 이며, 폭 산출 불가 구간은 0 이다. 폭 값은 아직 현장 실측 전이므로 width_verified 는 false 이고, 실측 후 값이 바뀌되 산출 구조와 필드는 바뀌지 않는다. 잔여 잠정치는 '(잠정)'으로 별도 표기하며, 확정 시 교체한다.</w:t>
+        <w:t>※ 수치 표기 원칙: 본 문서의 모든 수치는 2026-09-28 기준으로 원본 데이터에서 코드로 재산출한 값이며, 파이프라인 한 명령(src/firelane/pipeline.py)으로 재현된다. 행정구역경계는 2026-08-11 에 확보하여 잠정치를 전부 교체했다. 판정 결과는 산출단위 1,281구간(동명동 · 접근 회랑 · 119안전센터 반경 300m) · 통행 가능 465 · 판정 보류 226 · 통행 불가 191(하한 · MASTER §2) · 영상판정 불가 399 이며, 폭 산출 불가 구간은 0 이다. 폭 값은 아직 현장 실측 전이므로 width_verified 는 false 이고, 실측 후 값이 바뀌되 산출 구조와 필드는 바뀌지 않는다. 잔여 잠정치는 '(잠정)'으로 별도 표기하며, 확정 시 교체한다.</w:t>
       </w:r>
     </w:p>
     <w:p>
@@ -5599,7 +5599,7 @@
     <w:p>
       <w:pPr>
         <w:spacing w:after="60" w:before="0" w:line="264"/>
-        <w:outlineLvl w:val="4"/>
+        <w:outlineLvl w:val="2"/>
       </w:pPr>
       <w:r>
         <w:rPr>
@@ -5641,7 +5641,7 @@
     <w:p>
       <w:pPr>
         <w:spacing w:after="60" w:before="0" w:line="264"/>
-        <w:outlineLvl w:val="4"/>
+        <w:outlineLvl w:val="2"/>
       </w:pPr>
       <w:r>
         <w:rPr>
@@ -5683,7 +5683,7 @@
     <w:p>
       <w:pPr>
         <w:spacing w:after="60" w:before="0" w:line="264"/>
-        <w:outlineLvl w:val="4"/>
+        <w:outlineLvl w:val="2"/>
       </w:pPr>
       <w:r>
         <w:rPr>
@@ -6388,7 +6388,7 @@
     <w:p>
       <w:pPr>
         <w:spacing w:after="60" w:before="0" w:line="264"/>
-        <w:outlineLvl w:val="4"/>
+        <w:outlineLvl w:val="3"/>
       </w:pPr>
       <w:r>
         <w:rPr>
@@ -6404,7 +6404,7 @@
     <w:p>
       <w:pPr>
         <w:spacing w:after="60" w:before="0" w:line="264"/>
-        <w:outlineLvl w:val="4"/>
+        <w:outlineLvl w:val="3"/>
       </w:pPr>
       <w:r>
         <w:rPr>
@@ -8688,7 +8688,7 @@
     <w:p>
       <w:pPr>
         <w:spacing w:after="40" w:before="0" w:line="264"/>
-        <w:outlineLvl w:val="4"/>
+        <w:outlineLvl w:val="3"/>
       </w:pPr>
       <w:r>
         <w:rPr>
@@ -8717,7 +8717,7 @@
     <w:p>
       <w:pPr>
         <w:spacing w:after="40" w:before="0" w:line="264"/>
-        <w:outlineLvl w:val="4"/>
+        <w:outlineLvl w:val="3"/>
       </w:pPr>
       <w:r>
         <w:rPr>
@@ -8746,7 +8746,7 @@
     <w:p>
       <w:pPr>
         <w:spacing w:after="40" w:before="0" w:line="264"/>
-        <w:outlineLvl w:val="4"/>
+        <w:outlineLvl w:val="3"/>
       </w:pPr>
       <w:r>
         <w:rPr>
@@ -8775,7 +8775,7 @@
     <w:p>
       <w:pPr>
         <w:spacing w:after="40" w:before="0" w:line="264"/>
-        <w:outlineLvl w:val="4"/>
+        <w:outlineLvl w:val="3"/>
       </w:pPr>
       <w:r>
         <w:rPr>
@@ -8865,7 +8865,7 @@
     <w:p>
       <w:pPr>
         <w:spacing w:after="40" w:before="0" w:line="264"/>
-        <w:outlineLvl w:val="4"/>
+        <w:outlineLvl w:val="3"/>
       </w:pPr>
       <w:r>
         <w:rPr>
@@ -10073,7 +10073,7 @@
           <w:sz w:val="22"/>
           <w:szCs w:val="22"/>
         </w:rPr>
-        <w:t xml:space="preserve">□ REQ-Fire-Lane 요구사항 체계도</w:t>
+        <w:t>1. REQ-Fire-Lane 요구사항 체계도</w:t>
       </w:r>
     </w:p>
     <w:p>
@@ -10089,7 +10089,7 @@
           <w:sz w:val="19"/>
           <w:szCs w:val="19"/>
         </w:rPr>
-        <w:t xml:space="preserve">1. REQ-DAT (데이터 수집 · 정규화)</w:t>
+        <w:t>□ REQ-DAT (데이터 수집 · 정규화)</w:t>
       </w:r>
     </w:p>
     <w:p>
@@ -10172,7 +10172,7 @@
           <w:sz w:val="19"/>
           <w:szCs w:val="19"/>
         </w:rPr>
-        <w:t xml:space="preserve">2. REQ-GEO (그래프 구축)</w:t>
+        <w:t>□ REQ-GEO (그래프 구축)</w:t>
       </w:r>
     </w:p>
     <w:p>
@@ -10255,7 +10255,7 @@
           <w:sz w:val="19"/>
           <w:szCs w:val="19"/>
         </w:rPr>
-        <w:t xml:space="preserve">3. REQ-WID (도로폭 산출)</w:t>
+        <w:t>□ REQ-WID (도로폭 산출)</w:t>
       </w:r>
     </w:p>
     <w:p>
@@ -10338,7 +10338,7 @@
           <w:sz w:val="19"/>
           <w:szCs w:val="19"/>
         </w:rPr>
-        <w:t xml:space="preserve">4. REQ-CLS (등급 판정)</w:t>
+        <w:t>□ REQ-CLS (등급 판정)</w:t>
       </w:r>
     </w:p>
     <w:p>
@@ -10421,7 +10421,7 @@
           <w:sz w:val="19"/>
           <w:szCs w:val="19"/>
         </w:rPr>
-        <w:t xml:space="preserve">5. REQ-VIS (영상 판정)</w:t>
+        <w:t>□ REQ-VIS (영상 판정)</w:t>
       </w:r>
     </w:p>
     <w:p>
@@ -10532,7 +10532,7 @@
           <w:sz w:val="19"/>
           <w:szCs w:val="19"/>
         </w:rPr>
-        <w:t xml:space="preserve">6. REQ-RTE (경로탐색)</w:t>
+        <w:t>□ REQ-RTE (경로탐색)</w:t>
       </w:r>
     </w:p>
     <w:p>
@@ -10629,7 +10629,7 @@
           <w:sz w:val="19"/>
           <w:szCs w:val="19"/>
         </w:rPr>
-        <w:t xml:space="preserve">7. REQ-API (서빙)</w:t>
+        <w:t>□ REQ-API (서빙)</w:t>
       </w:r>
     </w:p>
     <w:p>
@@ -10712,7 +10712,7 @@
           <w:sz w:val="19"/>
           <w:szCs w:val="19"/>
         </w:rPr>
-        <w:t xml:space="preserve">8. REQ-UI (사용자 인터페이스)</w:t>
+        <w:t>□ REQ-UI (사용자 인터페이스)</w:t>
       </w:r>
     </w:p>
     <w:p>
@@ -10795,7 +10795,7 @@
           <w:sz w:val="19"/>
           <w:szCs w:val="19"/>
         </w:rPr>
-        <w:t xml:space="preserve">9. REQ-INF (백엔드 · 인프라)</w:t>
+        <w:t>□ REQ-INF (백엔드 · 인프라)</w:t>
       </w:r>
     </w:p>
     <w:p>
@@ -10878,7 +10878,7 @@
           <w:sz w:val="19"/>
           <w:szCs w:val="19"/>
         </w:rPr>
-        <w:t xml:space="preserve">10. REQ-EVL (평가 · 검증)</w:t>
+        <w:t>□ REQ-EVL (평가 · 검증)</w:t>
       </w:r>
     </w:p>
     <w:p>
@@ -10973,7 +10973,7 @@
           <w:sz w:val="22"/>
           <w:szCs w:val="22"/>
         </w:rPr>
-        <w:t xml:space="preserve">□ 요구사항 ID 체계 정의</w:t>
+        <w:t>2. 요구사항 ID 체계 정의</w:t>
       </w:r>
     </w:p>
     <w:tbl>
@@ -11892,7 +11892,7 @@
           <w:sz w:val="22"/>
           <w:szCs w:val="22"/>
         </w:rPr>
-        <w:t xml:space="preserve">□ 세부 기능 요구사항 정의서</w:t>
+        <w:t>3. 세부 기능 요구사항 정의서</w:t>
       </w:r>
     </w:p>
     <w:tbl>
@@ -18451,7 +18451,7 @@
           <w:sz w:val="22"/>
           <w:szCs w:val="22"/>
         </w:rPr>
-        <w:t xml:space="preserve">□ 비기능 요구사항 (NFR)</w:t>
+        <w:t>4. 비기능 요구사항 (NFR)</w:t>
       </w:r>
     </w:p>
     <w:p>
@@ -18467,7 +18467,7 @@
           <w:sz w:val="19"/>
           <w:szCs w:val="19"/>
         </w:rPr>
-        <w:t xml:space="preserve">1. 정확성 및 안전성 (Accuracy &amp; Safety)</w:t>
+        <w:t>□ 정확성 및 안전성 (Accuracy &amp; Safety)</w:t>
       </w:r>
     </w:p>
     <w:p>
@@ -18550,7 +18550,7 @@
           <w:sz w:val="19"/>
           <w:szCs w:val="19"/>
         </w:rPr>
-        <w:t xml:space="preserve">2. 성능 및 가용성 (Performance &amp; Availability)</w:t>
+        <w:t>□ 성능 및 가용성 (Performance &amp; Availability)</w:t>
       </w:r>
     </w:p>
     <w:p>
@@ -18633,7 +18633,7 @@
           <w:sz w:val="19"/>
           <w:szCs w:val="19"/>
         </w:rPr>
-        <w:t xml:space="preserve">3. 보안 및 법규 준수 (Security &amp; Compliance)</w:t>
+        <w:t>□ 보안 및 법규 준수 (Security &amp; Compliance)</w:t>
       </w:r>
     </w:p>
     <w:p>
@@ -18716,7 +18716,7 @@
           <w:sz w:val="19"/>
           <w:szCs w:val="19"/>
         </w:rPr>
-        <w:t xml:space="preserve">4. 운영성 및 재현성 (Maintainability &amp; Reproducibility)</w:t>
+        <w:t>□ 운영성 및 재현성 (Maintainability &amp; Reproducibility)</w:t>
       </w:r>
     </w:p>
     <w:p>
@@ -18799,7 +18799,7 @@
           <w:sz w:val="19"/>
           <w:szCs w:val="19"/>
         </w:rPr>
-        <w:t xml:space="preserve">5. 호환성 (Compatibility)</w:t>
+        <w:t>□ 호환성 (Compatibility)</w:t>
       </w:r>
     </w:p>
     <w:p>
@@ -18868,7 +18868,7 @@
           <w:sz w:val="22"/>
           <w:szCs w:val="22"/>
         </w:rPr>
-        <w:t xml:space="preserve">□ 제약사항 및 전제</w:t>
+        <w:t>5. 제약사항 및 전제</w:t>
       </w:r>
     </w:p>
     <w:tbl>
@@ -19287,7 +19287,7 @@
           <w:sz w:val="22"/>
           <w:szCs w:val="22"/>
         </w:rPr>
-        <w:t xml:space="preserve">□ 요구사항 변경 이력</w:t>
+        <w:t>6. 요구사항 변경 이력</w:t>
       </w:r>
     </w:p>
     <w:tbl>
@@ -45677,7 +45677,7 @@
     <w:p>
       <w:pPr>
         <w:spacing w:after="40" w:before="0" w:line="264"/>
-        <w:outlineLvl w:val="3"/>
+        <w:outlineLvl w:val="2"/>
       </w:pPr>
       <w:r>
         <w:rPr>

--- a/docs/proposal.docx
+++ b/docs/proposal.docx
@@ -30645,7 +30645,7 @@
       <w:r>
         <w:drawing>
           <wp:inline distT="0" distB="0" distL="0" distR="0">
-            <wp:extent cx="5715000" cy="4953000"/>
+            <wp:extent cx="5715000" cy="2913062"/>
             <wp:effectExtent t="0" r="0" b="0" l="0"/>
             <wp:docPr id="1" name="" descr="" title=""/>
             <wp:cNvGraphicFramePr>
@@ -30661,7 +30661,7 @@
                     </pic:cNvPicPr>
                   </pic:nvPicPr>
                   <pic:blipFill>
-                    <a:blip r:embed="rId21" cstate="none"/>
+                    <a:blip r:embed="rId15" cstate="none"/>
                     <a:srcRect/>
                     <a:stretch>
                       <a:fillRect/>
@@ -30670,7 +30670,7 @@
                   <pic:spPr bwMode="auto">
                     <a:xfrm>
                       <a:off x="0" y="0"/>
-                      <a:ext cx="5715000" cy="4953000"/>
+                      <a:ext cx="5715000" cy="2913062"/>
                     </a:xfrm>
                     <a:prstGeom prst="rect">
                       <a:avLst/>

--- a/docs/proposal.docx
+++ b/docs/proposal.docx
@@ -87,7 +87,7 @@
           <w:sz w:val="22"/>
           <w:szCs w:val="22"/>
         </w:rPr>
-        <w:t>작성 2026. 08. 14.  ·  최종 수정 2026. 09. 27.</w:t>
+        <w:t>작성 2026. 08. 14.  ·  최종 수정 2026. 09. 28.</w:t>
       </w:r>
     </w:p>
     <w:p>
@@ -250,7 +250,7 @@
           <w:sz w:val="18"/>
           <w:szCs w:val="18"/>
         </w:rPr>
-        <w:t>※ 수치 표기 원칙: 본 문서의 모든 수치는 2026-09-27 기준으로 원본 데이터에서 코드로 재산출한 값이며, 파이프라인 한 명령(src/firelane/pipeline.py)으로 재현된다. 행정구역경계는 2026-08-11 에 확보하여 잠정치를 전부 교체했다. 판정 결과는 산출단위 1,281구간(동명동 · 접근 회랑 · 119안전센터 반경 300m) · 통행 가능 465 · 판정 보류 226 · 통행 불가 191(하한 · MASTER §2) · 영상판정 불가 399 이며, 폭 산출 불가 구간은 0 이다. 폭 값은 아직 현장 실측 전이므로 width_verified 는 false 이고, 실측 후 값이 바뀌되 산출 구조와 필드는 바뀌지 않는다. 잔여 잠정치는 '(잠정)'으로 별도 표기하며, 확정 시 교체한다.</w:t>
+        <w:t>※ 수치 표기 원칙: 본 문서의 모든 수치는 2026-09-28 기준으로 원본 데이터에서 코드로 재산출한 값이며, 파이프라인 한 명령(src/firelane/pipeline.py)으로 재현된다. 행정구역경계는 2026-08-11 에 확보하여 잠정치를 전부 교체했다. 판정 결과는 산출단위 1,281구간(동명동 · 접근 회랑 · 119안전센터 반경 300m) · 통행 가능 465 · 판정 보류 226 · 통행 불가 191(하한 · MASTER §2) · 영상판정 불가 399 이며, 폭 산출 불가 구간은 0 이다. 폭 값은 아직 현장 실측 전이므로 width_verified 는 false 이고, 실측 후 값이 바뀌되 산출 구조와 필드는 바뀌지 않는다. 잔여 잠정치는 '(잠정)'으로 별도 표기하며, 확정 시 교체한다.</w:t>
       </w:r>
     </w:p>
     <w:p>
@@ -269,6 +269,7 @@
       <w:pPr>
         <w:spacing w:after="200" w:before="0" w:line="264"/>
         <w:jc w:val="center"/>
+        <w:outlineLvl w:val="0"/>
       </w:pPr>
       <w:r>
         <w:rPr>
@@ -299,6 +300,7 @@
     <w:p>
       <w:pPr>
         <w:spacing w:after="160" w:before="200" w:line="264"/>
+        <w:outlineLvl w:val="1"/>
       </w:pPr>
       <w:r>
         <w:rPr>
@@ -2487,6 +2489,7 @@
     <w:p>
       <w:pPr>
         <w:spacing w:after="160" w:before="0" w:line="264"/>
+        <w:outlineLvl w:val="1"/>
       </w:pPr>
       <w:r>
         <w:rPr>
@@ -2515,6 +2518,7 @@
     <w:p>
       <w:pPr>
         <w:spacing w:after="100" w:before="0" w:line="264"/>
+        <w:outlineLvl w:val="2"/>
       </w:pPr>
       <w:r>
         <w:rPr>
@@ -2985,6 +2989,7 @@
     <w:p>
       <w:pPr>
         <w:spacing w:after="100" w:before="0" w:line="264"/>
+        <w:outlineLvl w:val="2"/>
       </w:pPr>
       <w:r>
         <w:rPr>
@@ -3898,6 +3903,7 @@
     <w:p>
       <w:pPr>
         <w:spacing w:after="100" w:before="0" w:line="264"/>
+        <w:outlineLvl w:val="2"/>
       </w:pPr>
       <w:r>
         <w:rPr>
@@ -4509,6 +4515,7 @@
     <w:p>
       <w:pPr>
         <w:spacing w:after="100" w:before="0" w:line="264"/>
+        <w:outlineLvl w:val="2"/>
       </w:pPr>
       <w:r>
         <w:rPr>
@@ -5515,6 +5522,7 @@
     <w:p>
       <w:pPr>
         <w:spacing w:after="160" w:before="0" w:line="264"/>
+        <w:outlineLvl w:val="1"/>
       </w:pPr>
       <w:r>
         <w:rPr>
@@ -5591,6 +5599,7 @@
     <w:p>
       <w:pPr>
         <w:spacing w:after="60" w:before="0" w:line="264"/>
+        <w:outlineLvl w:val="2"/>
       </w:pPr>
       <w:r>
         <w:rPr>
@@ -5632,6 +5641,7 @@
     <w:p>
       <w:pPr>
         <w:spacing w:after="60" w:before="0" w:line="264"/>
+        <w:outlineLvl w:val="2"/>
       </w:pPr>
       <w:r>
         <w:rPr>
@@ -5673,6 +5683,7 @@
     <w:p>
       <w:pPr>
         <w:spacing w:after="60" w:before="0" w:line="264"/>
+        <w:outlineLvl w:val="2"/>
       </w:pPr>
       <w:r>
         <w:rPr>
@@ -5701,6 +5712,7 @@
     <w:p>
       <w:pPr>
         <w:spacing w:after="100" w:before="0" w:line="264"/>
+        <w:outlineLvl w:val="2"/>
       </w:pPr>
       <w:r>
         <w:rPr>
@@ -6376,6 +6388,7 @@
     <w:p>
       <w:pPr>
         <w:spacing w:after="60" w:before="0" w:line="264"/>
+        <w:outlineLvl w:val="3"/>
       </w:pPr>
       <w:r>
         <w:rPr>
@@ -6391,6 +6404,7 @@
     <w:p>
       <w:pPr>
         <w:spacing w:after="60" w:before="0" w:line="264"/>
+        <w:outlineLvl w:val="3"/>
       </w:pPr>
       <w:r>
         <w:rPr>
@@ -6458,6 +6472,7 @@
     <w:p>
       <w:pPr>
         <w:spacing w:after="100" w:before="0" w:line="264"/>
+        <w:outlineLvl w:val="2"/>
       </w:pPr>
       <w:r>
         <w:rPr>
@@ -6990,6 +7005,7 @@
     <w:p>
       <w:pPr>
         <w:spacing w:after="100" w:before="0" w:line="264"/>
+        <w:outlineLvl w:val="2"/>
       </w:pPr>
       <w:r>
         <w:rPr>
@@ -7005,6 +7021,7 @@
     <w:p>
       <w:pPr>
         <w:spacing w:after="50" w:before="0" w:line="264"/>
+        <w:outlineLvl w:val="3"/>
       </w:pPr>
       <w:r>
         <w:rPr>
@@ -7020,6 +7037,7 @@
     <w:p>
       <w:pPr>
         <w:spacing w:after="30" w:before="0" w:line="264"/>
+        <w:outlineLvl w:val="4"/>
       </w:pPr>
       <w:r>
         <w:rPr>
@@ -7048,6 +7066,7 @@
     <w:p>
       <w:pPr>
         <w:spacing w:after="30" w:before="0" w:line="264"/>
+        <w:outlineLvl w:val="4"/>
       </w:pPr>
       <w:r>
         <w:rPr>
@@ -7076,6 +7095,7 @@
     <w:p>
       <w:pPr>
         <w:spacing w:after="50" w:before="0" w:line="264"/>
+        <w:outlineLvl w:val="3"/>
       </w:pPr>
       <w:r>
         <w:rPr>
@@ -7091,6 +7111,7 @@
     <w:p>
       <w:pPr>
         <w:spacing w:after="30" w:before="0" w:line="264"/>
+        <w:outlineLvl w:val="4"/>
       </w:pPr>
       <w:r>
         <w:rPr>
@@ -7119,6 +7140,7 @@
     <w:p>
       <w:pPr>
         <w:spacing w:after="30" w:before="0" w:line="264"/>
+        <w:outlineLvl w:val="4"/>
       </w:pPr>
       <w:r>
         <w:rPr>
@@ -7147,6 +7169,7 @@
     <w:p>
       <w:pPr>
         <w:spacing w:after="50" w:before="0" w:line="264"/>
+        <w:outlineLvl w:val="3"/>
       </w:pPr>
       <w:r>
         <w:rPr>
@@ -7162,6 +7185,7 @@
     <w:p>
       <w:pPr>
         <w:spacing w:after="30" w:before="0" w:line="264"/>
+        <w:outlineLvl w:val="4"/>
       </w:pPr>
       <w:r>
         <w:rPr>
@@ -7190,6 +7214,7 @@
     <w:p>
       <w:pPr>
         <w:spacing w:after="30" w:before="0" w:line="264"/>
+        <w:outlineLvl w:val="4"/>
       </w:pPr>
       <w:r>
         <w:rPr>
@@ -7218,6 +7243,7 @@
     <w:p>
       <w:pPr>
         <w:spacing w:after="50" w:before="0" w:line="264"/>
+        <w:outlineLvl w:val="3"/>
       </w:pPr>
       <w:r>
         <w:rPr>
@@ -7233,6 +7259,7 @@
     <w:p>
       <w:pPr>
         <w:spacing w:after="30" w:before="0" w:line="264"/>
+        <w:outlineLvl w:val="4"/>
       </w:pPr>
       <w:r>
         <w:rPr>
@@ -7261,6 +7288,7 @@
     <w:p>
       <w:pPr>
         <w:spacing w:after="30" w:before="0" w:line="264"/>
+        <w:outlineLvl w:val="4"/>
       </w:pPr>
       <w:r>
         <w:rPr>
@@ -7289,6 +7317,7 @@
     <w:p>
       <w:pPr>
         <w:spacing w:after="100" w:before="0" w:line="264"/>
+        <w:outlineLvl w:val="2"/>
       </w:pPr>
       <w:r>
         <w:rPr>
@@ -7675,6 +7704,7 @@
     <w:p>
       <w:pPr>
         <w:spacing w:after="100" w:before="0" w:line="264"/>
+        <w:outlineLvl w:val="2"/>
       </w:pPr>
       <w:r>
         <w:rPr>
@@ -8642,6 +8672,7 @@
     <w:p>
       <w:pPr>
         <w:spacing w:after="100" w:before="0" w:line="264"/>
+        <w:outlineLvl w:val="2"/>
       </w:pPr>
       <w:r>
         <w:rPr>
@@ -8657,6 +8688,7 @@
     <w:p>
       <w:pPr>
         <w:spacing w:after="40" w:before="0" w:line="264"/>
+        <w:outlineLvl w:val="3"/>
       </w:pPr>
       <w:r>
         <w:rPr>
@@ -8685,6 +8717,7 @@
     <w:p>
       <w:pPr>
         <w:spacing w:after="40" w:before="0" w:line="264"/>
+        <w:outlineLvl w:val="3"/>
       </w:pPr>
       <w:r>
         <w:rPr>
@@ -8713,6 +8746,7 @@
     <w:p>
       <w:pPr>
         <w:spacing w:after="40" w:before="0" w:line="264"/>
+        <w:outlineLvl w:val="3"/>
       </w:pPr>
       <w:r>
         <w:rPr>
@@ -8741,6 +8775,7 @@
     <w:p>
       <w:pPr>
         <w:spacing w:after="40" w:before="0" w:line="264"/>
+        <w:outlineLvl w:val="3"/>
       </w:pPr>
       <w:r>
         <w:rPr>
@@ -8830,6 +8865,7 @@
     <w:p>
       <w:pPr>
         <w:spacing w:after="40" w:before="0" w:line="264"/>
+        <w:outlineLvl w:val="3"/>
       </w:pPr>
       <w:r>
         <w:rPr>
@@ -8858,6 +8894,7 @@
     <w:p>
       <w:pPr>
         <w:spacing w:after="100" w:before="0" w:line="264"/>
+        <w:outlineLvl w:val="2"/>
       </w:pPr>
       <w:r>
         <w:rPr>
@@ -9610,6 +9647,7 @@
     <w:p>
       <w:pPr>
         <w:spacing w:after="100" w:before="0" w:line="264"/>
+        <w:outlineLvl w:val="2"/>
       </w:pPr>
       <w:r>
         <w:rPr>
@@ -9872,6 +9910,7 @@
       <w:pPr>
         <w:spacing w:after="200" w:before="0" w:line="264"/>
         <w:jc w:val="center"/>
+        <w:outlineLvl w:val="0"/>
       </w:pPr>
       <w:r>
         <w:rPr>
@@ -10024,6 +10063,7 @@
     <w:p>
       <w:pPr>
         <w:spacing w:after="120" w:before="0" w:line="264"/>
+        <w:outlineLvl w:val="1"/>
       </w:pPr>
       <w:r>
         <w:rPr>
@@ -10033,12 +10073,13 @@
           <w:sz w:val="22"/>
           <w:szCs w:val="22"/>
         </w:rPr>
-        <w:t xml:space="preserve">□ REQ-Fire-Lane 요구사항 체계도</w:t>
+        <w:t>1. REQ-Fire-Lane 요구사항 체계도</w:t>
       </w:r>
     </w:p>
     <w:p>
       <w:pPr>
         <w:spacing w:after="40" w:before="0" w:line="264"/>
+        <w:outlineLvl w:val="2"/>
       </w:pPr>
       <w:r>
         <w:rPr>
@@ -10048,7 +10089,7 @@
           <w:sz w:val="19"/>
           <w:szCs w:val="19"/>
         </w:rPr>
-        <w:t xml:space="preserve">1. REQ-DAT (데이터 수집 · 정규화)</w:t>
+        <w:t>□ REQ-DAT (데이터 수집 · 정규화)</w:t>
       </w:r>
     </w:p>
     <w:p>
@@ -10121,6 +10162,7 @@
     <w:p>
       <w:pPr>
         <w:spacing w:after="40" w:before="0" w:line="264"/>
+        <w:outlineLvl w:val="2"/>
       </w:pPr>
       <w:r>
         <w:rPr>
@@ -10130,7 +10172,7 @@
           <w:sz w:val="19"/>
           <w:szCs w:val="19"/>
         </w:rPr>
-        <w:t xml:space="preserve">2. REQ-GEO (그래프 구축)</w:t>
+        <w:t>□ REQ-GEO (그래프 구축)</w:t>
       </w:r>
     </w:p>
     <w:p>
@@ -10203,6 +10245,7 @@
     <w:p>
       <w:pPr>
         <w:spacing w:after="40" w:before="0" w:line="264"/>
+        <w:outlineLvl w:val="2"/>
       </w:pPr>
       <w:r>
         <w:rPr>
@@ -10212,7 +10255,7 @@
           <w:sz w:val="19"/>
           <w:szCs w:val="19"/>
         </w:rPr>
-        <w:t xml:space="preserve">3. REQ-WID (도로폭 산출)</w:t>
+        <w:t>□ REQ-WID (도로폭 산출)</w:t>
       </w:r>
     </w:p>
     <w:p>
@@ -10285,6 +10328,7 @@
     <w:p>
       <w:pPr>
         <w:spacing w:after="40" w:before="0" w:line="264"/>
+        <w:outlineLvl w:val="2"/>
       </w:pPr>
       <w:r>
         <w:rPr>
@@ -10294,7 +10338,7 @@
           <w:sz w:val="19"/>
           <w:szCs w:val="19"/>
         </w:rPr>
-        <w:t xml:space="preserve">4. REQ-CLS (등급 판정)</w:t>
+        <w:t>□ REQ-CLS (등급 판정)</w:t>
       </w:r>
     </w:p>
     <w:p>
@@ -10367,6 +10411,7 @@
     <w:p>
       <w:pPr>
         <w:spacing w:after="40" w:before="0" w:line="264"/>
+        <w:outlineLvl w:val="2"/>
       </w:pPr>
       <w:r>
         <w:rPr>
@@ -10376,7 +10421,7 @@
           <w:sz w:val="19"/>
           <w:szCs w:val="19"/>
         </w:rPr>
-        <w:t xml:space="preserve">5. REQ-VIS (영상 판정)</w:t>
+        <w:t>□ REQ-VIS (영상 판정)</w:t>
       </w:r>
     </w:p>
     <w:p>
@@ -10477,6 +10522,7 @@
     <w:p>
       <w:pPr>
         <w:spacing w:after="40" w:before="0" w:line="264"/>
+        <w:outlineLvl w:val="2"/>
       </w:pPr>
       <w:r>
         <w:rPr>
@@ -10486,7 +10532,7 @@
           <w:sz w:val="19"/>
           <w:szCs w:val="19"/>
         </w:rPr>
-        <w:t xml:space="preserve">6. REQ-RTE (경로탐색)</w:t>
+        <w:t>□ REQ-RTE (경로탐색)</w:t>
       </w:r>
     </w:p>
     <w:p>
@@ -10573,6 +10619,7 @@
     <w:p>
       <w:pPr>
         <w:spacing w:after="40" w:before="0" w:line="264"/>
+        <w:outlineLvl w:val="2"/>
       </w:pPr>
       <w:r>
         <w:rPr>
@@ -10582,7 +10629,7 @@
           <w:sz w:val="19"/>
           <w:szCs w:val="19"/>
         </w:rPr>
-        <w:t xml:space="preserve">7. REQ-API (서빙)</w:t>
+        <w:t>□ REQ-API (서빙)</w:t>
       </w:r>
     </w:p>
     <w:p>
@@ -10655,6 +10702,7 @@
     <w:p>
       <w:pPr>
         <w:spacing w:after="40" w:before="0" w:line="264"/>
+        <w:outlineLvl w:val="2"/>
       </w:pPr>
       <w:r>
         <w:rPr>
@@ -10664,7 +10712,7 @@
           <w:sz w:val="19"/>
           <w:szCs w:val="19"/>
         </w:rPr>
-        <w:t xml:space="preserve">8. REQ-UI (사용자 인터페이스)</w:t>
+        <w:t>□ REQ-UI (사용자 인터페이스)</w:t>
       </w:r>
     </w:p>
     <w:p>
@@ -10737,6 +10785,7 @@
     <w:p>
       <w:pPr>
         <w:spacing w:after="40" w:before="0" w:line="264"/>
+        <w:outlineLvl w:val="2"/>
       </w:pPr>
       <w:r>
         <w:rPr>
@@ -10746,7 +10795,7 @@
           <w:sz w:val="19"/>
           <w:szCs w:val="19"/>
         </w:rPr>
-        <w:t xml:space="preserve">9. REQ-INF (백엔드 · 인프라)</w:t>
+        <w:t>□ REQ-INF (백엔드 · 인프라)</w:t>
       </w:r>
     </w:p>
     <w:p>
@@ -10819,6 +10868,7 @@
     <w:p>
       <w:pPr>
         <w:spacing w:after="40" w:before="0" w:line="264"/>
+        <w:outlineLvl w:val="2"/>
       </w:pPr>
       <w:r>
         <w:rPr>
@@ -10828,7 +10878,7 @@
           <w:sz w:val="19"/>
           <w:szCs w:val="19"/>
         </w:rPr>
-        <w:t xml:space="preserve">10. REQ-EVL (평가 · 검증)</w:t>
+        <w:t>□ REQ-EVL (평가 · 검증)</w:t>
       </w:r>
     </w:p>
     <w:p>
@@ -10913,6 +10963,7 @@
     <w:p>
       <w:pPr>
         <w:spacing w:after="120" w:before="0" w:line="264"/>
+        <w:outlineLvl w:val="1"/>
       </w:pPr>
       <w:r>
         <w:rPr>
@@ -10922,7 +10973,7 @@
           <w:sz w:val="22"/>
           <w:szCs w:val="22"/>
         </w:rPr>
-        <w:t xml:space="preserve">□ 요구사항 ID 체계 정의</w:t>
+        <w:t>2. 요구사항 ID 체계 정의</w:t>
       </w:r>
     </w:p>
     <w:tbl>
@@ -11831,6 +11882,7 @@
     <w:p>
       <w:pPr>
         <w:spacing w:after="120" w:before="0" w:line="264"/>
+        <w:outlineLvl w:val="1"/>
       </w:pPr>
       <w:r>
         <w:rPr>
@@ -11840,7 +11892,7 @@
           <w:sz w:val="22"/>
           <w:szCs w:val="22"/>
         </w:rPr>
-        <w:t xml:space="preserve">□ 세부 기능 요구사항 정의서</w:t>
+        <w:t>3. 세부 기능 요구사항 정의서</w:t>
       </w:r>
     </w:p>
     <w:tbl>
@@ -18389,6 +18441,7 @@
     <w:p>
       <w:pPr>
         <w:spacing w:after="120" w:before="0" w:line="264"/>
+        <w:outlineLvl w:val="1"/>
       </w:pPr>
       <w:r>
         <w:rPr>
@@ -18398,12 +18451,13 @@
           <w:sz w:val="22"/>
           <w:szCs w:val="22"/>
         </w:rPr>
-        <w:t xml:space="preserve">□ 비기능 요구사항 (NFR)</w:t>
+        <w:t>4. 비기능 요구사항 (NFR)</w:t>
       </w:r>
     </w:p>
     <w:p>
       <w:pPr>
         <w:spacing w:after="50" w:before="0" w:line="264"/>
+        <w:outlineLvl w:val="2"/>
       </w:pPr>
       <w:r>
         <w:rPr>
@@ -18413,7 +18467,7 @@
           <w:sz w:val="19"/>
           <w:szCs w:val="19"/>
         </w:rPr>
-        <w:t xml:space="preserve">1. 정확성 및 안전성 (Accuracy &amp; Safety)</w:t>
+        <w:t>□ 정확성 및 안전성 (Accuracy &amp; Safety)</w:t>
       </w:r>
     </w:p>
     <w:p>
@@ -18486,6 +18540,7 @@
     <w:p>
       <w:pPr>
         <w:spacing w:after="50" w:before="0" w:line="264"/>
+        <w:outlineLvl w:val="2"/>
       </w:pPr>
       <w:r>
         <w:rPr>
@@ -18495,7 +18550,7 @@
           <w:sz w:val="19"/>
           <w:szCs w:val="19"/>
         </w:rPr>
-        <w:t xml:space="preserve">2. 성능 및 가용성 (Performance &amp; Availability)</w:t>
+        <w:t>□ 성능 및 가용성 (Performance &amp; Availability)</w:t>
       </w:r>
     </w:p>
     <w:p>
@@ -18568,6 +18623,7 @@
     <w:p>
       <w:pPr>
         <w:spacing w:after="50" w:before="0" w:line="264"/>
+        <w:outlineLvl w:val="2"/>
       </w:pPr>
       <w:r>
         <w:rPr>
@@ -18577,7 +18633,7 @@
           <w:sz w:val="19"/>
           <w:szCs w:val="19"/>
         </w:rPr>
-        <w:t xml:space="preserve">3. 보안 및 법규 준수 (Security &amp; Compliance)</w:t>
+        <w:t>□ 보안 및 법규 준수 (Security &amp; Compliance)</w:t>
       </w:r>
     </w:p>
     <w:p>
@@ -18650,6 +18706,7 @@
     <w:p>
       <w:pPr>
         <w:spacing w:after="50" w:before="0" w:line="264"/>
+        <w:outlineLvl w:val="2"/>
       </w:pPr>
       <w:r>
         <w:rPr>
@@ -18659,7 +18716,7 @@
           <w:sz w:val="19"/>
           <w:szCs w:val="19"/>
         </w:rPr>
-        <w:t xml:space="preserve">4. 운영성 및 재현성 (Maintainability &amp; Reproducibility)</w:t>
+        <w:t>□ 운영성 및 재현성 (Maintainability &amp; Reproducibility)</w:t>
       </w:r>
     </w:p>
     <w:p>
@@ -18732,6 +18789,7 @@
     <w:p>
       <w:pPr>
         <w:spacing w:after="50" w:before="0" w:line="264"/>
+        <w:outlineLvl w:val="2"/>
       </w:pPr>
       <w:r>
         <w:rPr>
@@ -18741,7 +18799,7 @@
           <w:sz w:val="19"/>
           <w:szCs w:val="19"/>
         </w:rPr>
-        <w:t xml:space="preserve">5. 호환성 (Compatibility)</w:t>
+        <w:t>□ 호환성 (Compatibility)</w:t>
       </w:r>
     </w:p>
     <w:p>
@@ -18800,6 +18858,7 @@
     <w:p>
       <w:pPr>
         <w:spacing w:after="120" w:before="0" w:line="264"/>
+        <w:outlineLvl w:val="1"/>
       </w:pPr>
       <w:r>
         <w:rPr>
@@ -18809,7 +18868,7 @@
           <w:sz w:val="22"/>
           <w:szCs w:val="22"/>
         </w:rPr>
-        <w:t xml:space="preserve">□ 제약사항 및 전제</w:t>
+        <w:t>5. 제약사항 및 전제</w:t>
       </w:r>
     </w:p>
     <w:tbl>
@@ -19218,6 +19277,7 @@
     <w:p>
       <w:pPr>
         <w:spacing w:after="120" w:before="0" w:line="264"/>
+        <w:outlineLvl w:val="1"/>
       </w:pPr>
       <w:r>
         <w:rPr>
@@ -19227,7 +19287,7 @@
           <w:sz w:val="22"/>
           <w:szCs w:val="22"/>
         </w:rPr>
-        <w:t xml:space="preserve">□ 요구사항 변경 이력</w:t>
+        <w:t>6. 요구사항 변경 이력</w:t>
       </w:r>
     </w:p>
     <w:tbl>
@@ -19692,6 +19752,7 @@
       <w:pPr>
         <w:spacing w:after="200" w:before="0" w:line="264"/>
         <w:jc w:val="center"/>
+        <w:outlineLvl w:val="0"/>
       </w:pPr>
       <w:r>
         <w:rPr>
@@ -19722,6 +19783,7 @@
     <w:p>
       <w:pPr>
         <w:spacing w:after="120" w:before="0" w:line="264"/>
+        <w:outlineLvl w:val="1"/>
       </w:pPr>
       <w:r>
         <w:rPr>
@@ -19737,6 +19799,7 @@
     <w:p>
       <w:pPr>
         <w:spacing w:after="80" w:before="0" w:line="264"/>
+        <w:outlineLvl w:val="2"/>
       </w:pPr>
       <w:r>
         <w:rPr>
@@ -20071,6 +20134,7 @@
     <w:p>
       <w:pPr>
         <w:spacing w:after="80" w:before="0" w:line="264"/>
+        <w:outlineLvl w:val="2"/>
       </w:pPr>
       <w:r>
         <w:rPr>
@@ -20361,6 +20425,7 @@
     <w:p>
       <w:pPr>
         <w:spacing w:after="80" w:before="0" w:line="264"/>
+        <w:outlineLvl w:val="2"/>
       </w:pPr>
       <w:r>
         <w:rPr>
@@ -20738,6 +20803,7 @@
     <w:p>
       <w:pPr>
         <w:spacing w:after="80" w:before="0" w:line="264"/>
+        <w:outlineLvl w:val="2"/>
       </w:pPr>
       <w:r>
         <w:rPr>
@@ -20805,6 +20871,7 @@
     <w:p>
       <w:pPr>
         <w:spacing w:after="40" w:before="0" w:line="264"/>
+        <w:outlineLvl w:val="3"/>
       </w:pPr>
       <w:r>
         <w:rPr>
@@ -20940,7 +21007,7 @@
       <w:r>
         <w:drawing>
           <wp:inline distT="0" distB="0" distL="0" distR="0">
-            <wp:extent cx="5715000" cy="3067050"/>
+            <wp:extent cx="5715000" cy="2794000"/>
             <wp:effectExtent t="0" r="0" b="0" l="0"/>
             <wp:docPr id="1" name="" descr="" title=""/>
             <wp:cNvGraphicFramePr>
@@ -20956,7 +21023,7 @@
                     </pic:cNvPicPr>
                   </pic:nvPicPr>
                   <pic:blipFill>
-                    <a:blip r:embed="rId15" cstate="none"/>
+                    <a:blip r:embed="rId31" cstate="none"/>
                     <a:srcRect/>
                     <a:stretch>
                       <a:fillRect/>
@@ -20965,7 +21032,7 @@
                   <pic:spPr bwMode="auto">
                     <a:xfrm>
                       <a:off x="0" y="0"/>
-                      <a:ext cx="5715000" cy="3067050"/>
+                      <a:ext cx="5715000" cy="2794000"/>
                     </a:xfrm>
                     <a:prstGeom prst="rect">
                       <a:avLst/>
@@ -20996,6 +21063,7 @@
     <w:p>
       <w:pPr>
         <w:spacing w:after="120" w:before="0" w:line="264"/>
+        <w:outlineLvl w:val="1"/>
       </w:pPr>
       <w:r>
         <w:rPr>
@@ -21011,6 +21079,7 @@
     <w:p>
       <w:pPr>
         <w:spacing w:after="80" w:before="0" w:line="264"/>
+        <w:outlineLvl w:val="2"/>
       </w:pPr>
       <w:r>
         <w:rPr>
@@ -22792,6 +22861,7 @@
     <w:p>
       <w:pPr>
         <w:spacing w:after="80" w:before="0" w:line="264"/>
+        <w:outlineLvl w:val="2"/>
       </w:pPr>
       <w:r>
         <w:rPr>
@@ -22884,6 +22954,7 @@
     <w:p>
       <w:pPr>
         <w:spacing w:after="100" w:before="0" w:line="264"/>
+        <w:outlineLvl w:val="2"/>
       </w:pPr>
       <w:r>
         <w:rPr>
@@ -22899,6 +22970,7 @@
     <w:p>
       <w:pPr>
         <w:spacing w:after="50" w:before="0" w:line="264"/>
+        <w:outlineLvl w:val="3"/>
       </w:pPr>
       <w:r>
         <w:rPr>
@@ -24267,6 +24339,7 @@
     <w:p>
       <w:pPr>
         <w:spacing w:after="50" w:before="0" w:line="264"/>
+        <w:outlineLvl w:val="3"/>
       </w:pPr>
       <w:r>
         <w:rPr>
@@ -25019,6 +25092,7 @@
     <w:p>
       <w:pPr>
         <w:spacing w:after="50" w:before="0" w:line="264"/>
+        <w:outlineLvl w:val="3"/>
       </w:pPr>
       <w:r>
         <w:rPr>
@@ -25694,6 +25768,7 @@
     <w:p>
       <w:pPr>
         <w:spacing w:after="50" w:before="0" w:line="264"/>
+        <w:outlineLvl w:val="3"/>
       </w:pPr>
       <w:r>
         <w:rPr>
@@ -26369,6 +26444,7 @@
     <w:p>
       <w:pPr>
         <w:spacing w:after="50" w:before="0" w:line="264"/>
+        <w:outlineLvl w:val="3"/>
       </w:pPr>
       <w:r>
         <w:rPr>
@@ -27044,6 +27120,7 @@
     <w:p>
       <w:pPr>
         <w:spacing w:after="50" w:before="0" w:line="264"/>
+        <w:outlineLvl w:val="3"/>
       </w:pPr>
       <w:r>
         <w:rPr>
@@ -27565,6 +27642,7 @@
     <w:p>
       <w:pPr>
         <w:spacing w:after="50" w:before="0" w:line="264"/>
+        <w:outlineLvl w:val="3"/>
       </w:pPr>
       <w:r>
         <w:rPr>
@@ -28512,6 +28590,7 @@
     <w:p>
       <w:pPr>
         <w:spacing w:after="120" w:before="0" w:line="264"/>
+        <w:outlineLvl w:val="1"/>
       </w:pPr>
       <w:r>
         <w:rPr>
@@ -28527,6 +28606,7 @@
     <w:p>
       <w:pPr>
         <w:spacing w:after="80" w:before="0" w:line="264"/>
+        <w:outlineLvl w:val="2"/>
       </w:pPr>
       <w:r>
         <w:rPr>
@@ -29063,6 +29143,7 @@
     <w:p>
       <w:pPr>
         <w:spacing w:after="80" w:before="0" w:line="264"/>
+        <w:outlineLvl w:val="2"/>
       </w:pPr>
       <w:r>
         <w:rPr>
@@ -29228,6 +29309,7 @@
     <w:p>
       <w:pPr>
         <w:spacing w:after="80" w:before="0" w:line="264"/>
+        <w:outlineLvl w:val="2"/>
       </w:pPr>
       <w:r>
         <w:rPr>
@@ -29256,6 +29338,7 @@
     <w:p>
       <w:pPr>
         <w:spacing w:after="120" w:before="0" w:line="264"/>
+        <w:outlineLvl w:val="1"/>
       </w:pPr>
       <w:r>
         <w:rPr>
@@ -29271,6 +29354,7 @@
     <w:p>
       <w:pPr>
         <w:spacing w:after="80" w:before="0" w:line="264"/>
+        <w:outlineLvl w:val="2"/>
       </w:pPr>
       <w:r>
         <w:rPr>
@@ -29651,6 +29735,7 @@
     <w:p>
       <w:pPr>
         <w:spacing w:after="80" w:before="0" w:line="264"/>
+        <w:outlineLvl w:val="2"/>
       </w:pPr>
       <w:r>
         <w:rPr>
@@ -30238,6 +30323,7 @@
     <w:p>
       <w:pPr>
         <w:spacing w:after="50" w:before="0" w:line="264"/>
+        <w:outlineLvl w:val="3"/>
       </w:pPr>
       <w:r>
         <w:rPr>
@@ -30676,6 +30762,7 @@
     <w:p>
       <w:pPr>
         <w:spacing w:after="80" w:before="0" w:line="264"/>
+        <w:outlineLvl w:val="2"/>
       </w:pPr>
       <w:r>
         <w:rPr>
@@ -31449,6 +31536,7 @@
     <w:p>
       <w:pPr>
         <w:spacing w:after="80" w:before="0" w:line="264"/>
+        <w:outlineLvl w:val="2"/>
       </w:pPr>
       <w:r>
         <w:rPr>
@@ -31515,6 +31603,7 @@
     <w:p>
       <w:pPr>
         <w:spacing w:after="120" w:before="0" w:line="264"/>
+        <w:outlineLvl w:val="1"/>
       </w:pPr>
       <w:r>
         <w:rPr>
@@ -31530,6 +31619,7 @@
     <w:p>
       <w:pPr>
         <w:spacing w:after="80" w:before="0" w:line="264"/>
+        <w:outlineLvl w:val="2"/>
       </w:pPr>
       <w:r>
         <w:rPr>
@@ -31907,6 +31997,7 @@
     <w:p>
       <w:pPr>
         <w:spacing w:after="80" w:before="0" w:line="264"/>
+        <w:outlineLvl w:val="2"/>
       </w:pPr>
       <w:r>
         <w:rPr>
@@ -32325,6 +32416,7 @@
     <w:p>
       <w:pPr>
         <w:spacing w:after="80" w:before="0" w:line="264"/>
+        <w:outlineLvl w:val="2"/>
       </w:pPr>
       <w:r>
         <w:rPr>
@@ -32741,6 +32833,7 @@
     <w:p>
       <w:pPr>
         <w:spacing w:after="80" w:before="0" w:line="264"/>
+        <w:outlineLvl w:val="2"/>
       </w:pPr>
       <w:r>
         <w:rPr>
@@ -32821,6 +32914,7 @@
     <w:p>
       <w:pPr>
         <w:spacing w:after="80" w:before="0" w:line="264"/>
+        <w:outlineLvl w:val="2"/>
       </w:pPr>
       <w:r>
         <w:rPr>
@@ -33124,6 +33218,7 @@
     <w:p>
       <w:pPr>
         <w:spacing w:after="80" w:before="0" w:line="264"/>
+        <w:outlineLvl w:val="2"/>
       </w:pPr>
       <w:r>
         <w:rPr>
@@ -33165,6 +33260,7 @@
     <w:p>
       <w:pPr>
         <w:spacing w:after="80" w:before="0" w:line="264"/>
+        <w:outlineLvl w:val="2"/>
       </w:pPr>
       <w:r>
         <w:rPr>
@@ -33343,6 +33439,7 @@
     <w:p>
       <w:pPr>
         <w:spacing w:after="50" w:before="0" w:line="264"/>
+        <w:outlineLvl w:val="3"/>
       </w:pPr>
       <w:r>
         <w:rPr>
@@ -33840,6 +33937,7 @@
     <w:p>
       <w:pPr>
         <w:spacing w:after="120" w:before="0" w:line="264"/>
+        <w:outlineLvl w:val="1"/>
       </w:pPr>
       <w:r>
         <w:rPr>
@@ -33855,6 +33953,7 @@
     <w:p>
       <w:pPr>
         <w:spacing w:after="80" w:before="0" w:line="264"/>
+        <w:outlineLvl w:val="2"/>
       </w:pPr>
       <w:r>
         <w:rPr>
@@ -34423,6 +34522,7 @@
     <w:p>
       <w:pPr>
         <w:spacing w:after="80" w:before="0" w:line="264"/>
+        <w:outlineLvl w:val="2"/>
       </w:pPr>
       <w:r>
         <w:rPr>
@@ -34828,6 +34928,7 @@
     <w:p>
       <w:pPr>
         <w:spacing w:after="80" w:before="0" w:line="264"/>
+        <w:outlineLvl w:val="2"/>
       </w:pPr>
       <w:r>
         <w:rPr>
@@ -35814,6 +35915,7 @@
     <w:p>
       <w:pPr>
         <w:spacing w:after="80" w:before="0" w:line="264"/>
+        <w:outlineLvl w:val="2"/>
       </w:pPr>
       <w:r>
         <w:rPr>
@@ -36720,6 +36822,7 @@
     <w:p>
       <w:pPr>
         <w:spacing w:after="80" w:before="0" w:line="264"/>
+        <w:outlineLvl w:val="2"/>
       </w:pPr>
       <w:r>
         <w:rPr>
@@ -36811,6 +36914,7 @@
     <w:p>
       <w:pPr>
         <w:spacing w:after="80" w:before="0" w:line="264"/>
+        <w:outlineLvl w:val="2"/>
       </w:pPr>
       <w:r>
         <w:rPr>
@@ -37188,6 +37292,7 @@
     <w:p>
       <w:pPr>
         <w:spacing w:after="80" w:before="0" w:line="264"/>
+        <w:outlineLvl w:val="2"/>
       </w:pPr>
       <w:r>
         <w:rPr>
@@ -37277,6 +37382,7 @@
     <w:p>
       <w:pPr>
         <w:spacing w:after="80" w:before="0" w:line="264"/>
+        <w:outlineLvl w:val="2"/>
       </w:pPr>
       <w:r>
         <w:rPr>
@@ -37305,6 +37411,7 @@
     <w:p>
       <w:pPr>
         <w:spacing w:after="80" w:before="0" w:line="264"/>
+        <w:outlineLvl w:val="2"/>
       </w:pPr>
       <w:r>
         <w:rPr>
@@ -37359,6 +37466,7 @@
     <w:p>
       <w:pPr>
         <w:spacing w:after="80" w:before="0" w:line="264"/>
+        <w:outlineLvl w:val="2"/>
       </w:pPr>
       <w:r>
         <w:rPr>
@@ -37816,6 +37924,7 @@
     <w:p>
       <w:pPr>
         <w:spacing w:after="80" w:before="0" w:line="264"/>
+        <w:outlineLvl w:val="2"/>
       </w:pPr>
       <w:r>
         <w:rPr>
@@ -38103,6 +38212,7 @@
     <w:p>
       <w:pPr>
         <w:spacing w:after="120" w:before="0" w:line="264"/>
+        <w:outlineLvl w:val="1"/>
       </w:pPr>
       <w:r>
         <w:rPr>
@@ -38118,6 +38228,7 @@
     <w:p>
       <w:pPr>
         <w:spacing w:after="80" w:before="0" w:line="264"/>
+        <w:outlineLvl w:val="2"/>
       </w:pPr>
       <w:r>
         <w:rPr>
@@ -38274,6 +38385,7 @@
     <w:p>
       <w:pPr>
         <w:spacing w:after="100" w:before="0" w:line="264"/>
+        <w:outlineLvl w:val="2"/>
       </w:pPr>
       <w:r>
         <w:rPr>
@@ -38302,6 +38414,7 @@
     <w:p>
       <w:pPr>
         <w:spacing w:after="50" w:before="0" w:line="264"/>
+        <w:outlineLvl w:val="3"/>
       </w:pPr>
       <w:r>
         <w:rPr>
@@ -38419,6 +38532,7 @@
     <w:p>
       <w:pPr>
         <w:spacing w:after="50" w:before="0" w:line="264"/>
+        <w:outlineLvl w:val="3"/>
       </w:pPr>
       <w:r>
         <w:rPr>
@@ -38785,6 +38899,7 @@
     <w:p>
       <w:pPr>
         <w:spacing w:after="50" w:before="0" w:line="264"/>
+        <w:outlineLvl w:val="3"/>
       </w:pPr>
       <w:r>
         <w:rPr>
@@ -39515,6 +39630,7 @@
     <w:p>
       <w:pPr>
         <w:spacing w:after="50" w:before="0" w:line="264"/>
+        <w:outlineLvl w:val="3"/>
       </w:pPr>
       <w:r>
         <w:rPr>
@@ -39895,6 +40011,7 @@
     <w:p>
       <w:pPr>
         <w:spacing w:after="50" w:before="0" w:line="264"/>
+        <w:outlineLvl w:val="3"/>
       </w:pPr>
       <w:r>
         <w:rPr>
@@ -39991,6 +40108,7 @@
     <w:p>
       <w:pPr>
         <w:spacing w:after="50" w:before="0" w:line="264"/>
+        <w:outlineLvl w:val="3"/>
       </w:pPr>
       <w:r>
         <w:rPr>
@@ -40032,6 +40150,7 @@
     <w:p>
       <w:pPr>
         <w:spacing w:after="80" w:before="0" w:line="264"/>
+        <w:outlineLvl w:val="2"/>
       </w:pPr>
       <w:r>
         <w:rPr>
@@ -40279,6 +40398,7 @@
     <w:p>
       <w:pPr>
         <w:spacing w:after="80" w:before="0" w:line="264"/>
+        <w:outlineLvl w:val="2"/>
       </w:pPr>
       <w:r>
         <w:rPr>
@@ -41219,6 +41339,7 @@
     <w:p>
       <w:pPr>
         <w:spacing w:after="50" w:before="0" w:line="264"/>
+        <w:outlineLvl w:val="3"/>
       </w:pPr>
       <w:r>
         <w:rPr>
@@ -41599,6 +41720,7 @@
     <w:p>
       <w:pPr>
         <w:spacing w:after="120" w:before="0" w:line="264"/>
+        <w:outlineLvl w:val="1"/>
       </w:pPr>
       <w:r>
         <w:rPr>
@@ -42518,6 +42640,7 @@
     <w:p>
       <w:pPr>
         <w:spacing w:after="120" w:before="0" w:line="264"/>
+        <w:outlineLvl w:val="1"/>
       </w:pPr>
       <w:r>
         <w:rPr>
@@ -43116,6 +43239,7 @@
     <w:p>
       <w:pPr>
         <w:spacing w:after="120" w:before="0" w:line="264"/>
+        <w:outlineLvl w:val="2"/>
       </w:pPr>
       <w:r>
         <w:rPr>
@@ -43318,6 +43442,7 @@
     <w:p>
       <w:pPr>
         <w:spacing w:after="120" w:before="0" w:line="264"/>
+        <w:outlineLvl w:val="2"/>
       </w:pPr>
       <w:r>
         <w:rPr>
@@ -43377,6 +43502,7 @@
     <w:p>
       <w:pPr>
         <w:spacing w:after="120" w:before="0" w:line="264"/>
+        <w:outlineLvl w:val="2"/>
       </w:pPr>
       <w:r>
         <w:rPr>
@@ -43480,6 +43606,7 @@
     <w:p>
       <w:pPr>
         <w:spacing w:after="120" w:before="0" w:line="264"/>
+        <w:outlineLvl w:val="2"/>
       </w:pPr>
       <w:r>
         <w:rPr>
@@ -43529,6 +43656,7 @@
     <w:p>
       <w:pPr>
         <w:spacing w:after="120" w:before="0" w:line="264"/>
+        <w:outlineLvl w:val="1"/>
       </w:pPr>
       <w:r>
         <w:rPr>
@@ -43557,6 +43685,7 @@
     <w:p>
       <w:pPr>
         <w:spacing w:after="120" w:before="0" w:line="264"/>
+        <w:outlineLvl w:val="2"/>
       </w:pPr>
       <w:r>
         <w:rPr>
@@ -44349,6 +44478,7 @@
     <w:p>
       <w:pPr>
         <w:spacing w:after="80" w:before="0" w:line="264"/>
+        <w:outlineLvl w:val="2"/>
       </w:pPr>
       <w:r>
         <w:rPr>
@@ -44405,6 +44535,7 @@
     <w:p>
       <w:pPr>
         <w:spacing w:after="80" w:before="0" w:line="264"/>
+        <w:outlineLvl w:val="2"/>
       </w:pPr>
       <w:r>
         <w:rPr>
@@ -44875,6 +45006,7 @@
     <w:p>
       <w:pPr>
         <w:spacing w:after="80" w:before="0" w:line="264"/>
+        <w:outlineLvl w:val="2"/>
       </w:pPr>
       <w:r>
         <w:rPr>
@@ -44931,6 +45063,7 @@
     <w:p>
       <w:pPr>
         <w:spacing w:after="120" w:before="0" w:line="264"/>
+        <w:outlineLvl w:val="1"/>
       </w:pPr>
       <w:r>
         <w:rPr>
@@ -45544,6 +45677,7 @@
     <w:p>
       <w:pPr>
         <w:spacing w:after="40" w:before="0" w:line="264"/>
+        <w:outlineLvl w:val="2"/>
       </w:pPr>
       <w:r>
         <w:rPr>
@@ -45714,6 +45848,7 @@
     <w:p>
       <w:pPr>
         <w:spacing w:after="120" w:before="0" w:line="264"/>
+        <w:outlineLvl w:val="1"/>
       </w:pPr>
       <w:r>
         <w:rPr>
@@ -46080,6 +46215,7 @@
     <w:p>
       <w:pPr>
         <w:spacing w:after="120" w:before="0" w:line="264"/>
+        <w:outlineLvl w:val="1"/>
       </w:pPr>
       <w:r>
         <w:rPr>

--- a/docs/proposal.docx
+++ b/docs/proposal.docx
@@ -87,7 +87,7 @@
           <w:sz w:val="22"/>
           <w:szCs w:val="22"/>
         </w:rPr>
-        <w:t>작성 2026. 08. 14.  ·  최종 수정 2026. 09. 28.</w:t>
+        <w:t>작성 2026. 08. 14.  ·  최종 수정 2026. 09. 29.</w:t>
       </w:r>
     </w:p>
     <w:p>
@@ -250,7 +250,7 @@
           <w:sz w:val="18"/>
           <w:szCs w:val="18"/>
         </w:rPr>
-        <w:t>※ 수치 표기 원칙: 본 문서의 모든 수치는 2026-09-28 기준으로 원본 데이터에서 코드로 재산출한 값이며, 파이프라인 한 명령(src/firelane/pipeline.py)으로 재현된다. 행정구역경계는 2026-08-11 에 확보하여 잠정치를 전부 교체했다. 판정 결과는 산출단위 1,281구간(동명동 · 접근 회랑 · 119안전센터 반경 300m) · 통행 가능 465 · 판정 보류 226 · 통행 불가 191(하한 · MASTER §2) · 영상판정 불가 399 이며, 폭 산출 불가 구간은 0 이다. 폭 값은 아직 현장 실측 전이므로 width_verified 는 false 이고, 실측 후 값이 바뀌되 산출 구조와 필드는 바뀌지 않는다. 잔여 잠정치는 '(잠정)'으로 별도 표기하며, 확정 시 교체한다.</w:t>
+        <w:t>※ 수치 표기 원칙: 본 문서의 모든 수치는 2026-09-29 기준으로 원본 데이터에서 코드로 재산출한 값이며, 파이프라인 한 명령(src/firelane/pipeline.py)으로 재현된다. 행정구역경계는 2026-08-11 에 확보하여 잠정치를 전부 교체했다. 판정 결과는 산출단위 1,281구간(동명동 · 접근 회랑 · 119안전센터 반경 300m) · 통행 가능 465 · 판정 보류 226 · 통행 불가 191(하한 · MASTER §2) · 영상판정 불가 399 이며, 폭 산출 불가 구간은 0 이다. 폭 값은 아직 현장 실측 전이므로 width_verified 는 false 이고, 실측 후 값이 바뀌되 산출 구조와 필드는 바뀌지 않는다. 잔여 잠정치는 '(잠정)'으로 별도 표기하며, 확정 시 교체한다.</w:t>
       </w:r>
     </w:p>
     <w:p>
@@ -30661,7 +30661,7 @@
                     </pic:cNvPicPr>
                   </pic:nvPicPr>
                   <pic:blipFill>
-                    <a:blip r:embed="rId15" cstate="none"/>
+                    <a:blip r:embed="rId21" cstate="none"/>
                     <a:srcRect/>
                     <a:stretch>
                       <a:fillRect/>

--- a/docs/proposal.docx
+++ b/docs/proposal.docx
@@ -30661,7 +30661,7 @@
                     </pic:cNvPicPr>
                   </pic:nvPicPr>
                   <pic:blipFill>
-                    <a:blip r:embed="rId21" cstate="none"/>
+                    <a:blip r:embed="rId15" cstate="none"/>
                     <a:srcRect/>
                     <a:stretch>
                       <a:fillRect/>

--- a/docs/proposal.docx
+++ b/docs/proposal.docx
@@ -87,7 +87,7 @@
           <w:sz w:val="22"/>
           <w:szCs w:val="22"/>
         </w:rPr>
-        <w:t>작성 2026. 08. 14.  ·  최종 수정 2026. 09. 29.</w:t>
+        <w:t>작성 2026. 08. 14.  ·  최종 수정 2026. 09. 30.</w:t>
       </w:r>
     </w:p>
     <w:p>
@@ -190,6 +190,34 @@
     </w:p>
     <w:p>
       <w:pPr>
+        <w:spacing w:after="600" w:before="0" w:line="264"/>
+        <w:jc w:val="center"/>
+      </w:pPr>
+      <w:r>
+        <w:rPr>
+          <w:rFonts w:ascii="맑은 고딕" w:cs="맑은 고딕" w:eastAsia="맑은 고딕" w:hAnsi="맑은 고딕"/>
+          <w:sz w:val="20"/>
+          <w:szCs w:val="20"/>
+        </w:rPr>
+        <w:t>⑤ POC — 산출단위 1,281구간에 통행 가능 464 · 판정 보류 225 · 통행 불가 192(하한 · MASTER §2) · 영상판정 불가 400 를 냈다. CCTV 유효범위 25m 안에 드는 구간이 451 / 1,281(35.2%)이라 영상판정이 닿지 않는 골목이 남으며, 그 사실을 회색으로 드러낸다. 폭 실측 대조(D-25)는 진행 중이다.</w:t>
+      </w:r>
+    </w:p>
+    <w:p>
+      <w:pPr>
+        <w:spacing w:after="600" w:before="0" w:line="264"/>
+        <w:jc w:val="center"/>
+      </w:pPr>
+      <w:r>
+        <w:rPr>
+          <w:rFonts w:ascii="맑은 고딕" w:cs="맑은 고딕" w:eastAsia="맑은 고딕" w:hAnsi="맑은 고딕"/>
+          <w:sz w:val="20"/>
+          <w:szCs w:val="20"/>
+        </w:rPr>
+        <w:t>⑤ POC — 산출단위 1,281구간에 통행 가능 464 · 판정 보류 225 · 통행 불가 192(하한 · MASTER §2) · 영상판정 불가 400 를 냈다. CCTV 유효범위 25m 안에 드는 구간이 451 / 1,281(35.2%)이라 영상판정이 닿지 않는 골목이 남으며, 그 사실을 회색으로 드러낸다. 폭 실측 대조(D-25)는 진행 중이다.</w:t>
+      </w:r>
+    </w:p>
+    <w:p>
+      <w:pPr>
         <w:spacing w:after="140" w:before="0" w:line="264"/>
       </w:pPr>
       <w:r>
@@ -250,7 +278,7 @@
           <w:sz w:val="18"/>
           <w:szCs w:val="18"/>
         </w:rPr>
-        <w:t>※ 수치 표기 원칙: 본 문서의 모든 수치는 2026-09-29 기준으로 원본 데이터에서 코드로 재산출한 값이며, 파이프라인 한 명령(src/firelane/pipeline.py)으로 재현된다. 행정구역경계는 2026-08-11 에 확보하여 잠정치를 전부 교체했다. 판정 결과는 산출단위 1,281구간(동명동 · 접근 회랑 · 119안전센터 반경 300m) · 통행 가능 465 · 판정 보류 226 · 통행 불가 191(하한 · MASTER §2) · 영상판정 불가 399 이며, 폭 산출 불가 구간은 0 이다. 폭 값은 아직 현장 실측 전이므로 width_verified 는 false 이고, 실측 후 값이 바뀌되 산출 구조와 필드는 바뀌지 않는다. 잔여 잠정치는 '(잠정)'으로 별도 표기하며, 확정 시 교체한다.</w:t>
+        <w:t>※ 수치 표기 원칙: 본 문서의 모든 수치는 2026-09-30 기준으로 원본 데이터에서 코드로 재산출한 값이며, 파이프라인 한 명령(src/firelane/pipeline.py)으로 재현된다. 행정구역경계는 2026-08-11 에 확보하여 잠정치를 전부 교체했다. 판정 결과는 산출단위 1,281구간(동명동 · 접근 회랑 · 119안전센터 반경 300m) · 통행 가능 464 · 판정 보류 225 · 통행 불가 192(하한 · MASTER §2) · 영상판정 불가 400 이며, 폭 산출 불가 구간은 0 이다. 폭 값은 아직 현장 실측 전이므로 width_verified 는 false 이고, 실측 후 값이 바뀌되 산출 구조와 필드는 바뀌지 않는다. 잔여 잠정치는 '(잠정)'으로 별도 표기하며, 확정 시 교체한다.</w:t>
       </w:r>
     </w:p>
     <w:p>
@@ -30582,7 +30610,7 @@
           <w:sz w:val="19"/>
           <w:szCs w:val="19"/>
         </w:rPr>
-        <w:t>- 영상 판정을 붙여도 골목의 65%에는 적용할 수 없다. CCTV 유효범위 25m 안에 드는 구간이 451 / 1,281(35.2%)이고, CCTV 최단거리 중앙값은 38.5m, 최대 212m다. 영상판정 불가는 399구간 · 17,168m 이며 전체 연장의 29%에 해당한다. 알고리즘의 한계가 아니라 인프라의 한계다.</w:t>
+        <w:t>- 영상 판정을 붙여도 골목의 65%에는 적용할 수 없다. CCTV 유효범위 25m 안에 드는 구간이 451 / 1,281(35.2%)이고, CCTV 최단거리 중앙값은 38.5m, 최대 212m다. 영상판정 불가는 400구간 · 17,181m 이며 전체 연장의 29%에 해당한다. 알고리즘의 한계가 아니라 인프라의 한계다.</w:t>
       </w:r>
     </w:p>
     <w:p>
@@ -30608,7 +30636,7 @@
           <w:sz w:val="19"/>
           <w:szCs w:val="19"/>
         </w:rPr>
-        <w:t>- GRAY 399구간의 사유는 네 가지이며 폭 산출 불가는 0건이다. 회색은 한 가지 뜻만 갖는다 — 카메라가 없어 못 본다. no_cctv_band 183(3~7m 대역, 주정차로 갈리는데 CCTV 25m 밖) / no_cctv_thin 142(노면 3m 미만이나 도로대장폭은 3m 이상 — 근거가 하나뿐) / no_cctv_narrow 61(노면·도로대장 모두 3m 미만이나 벽 사이는 여유) / no_cctv_single 13(7m 이상이나 표본 부족으로 통과 확정 보류).</w:t>
+        <w:t>- GRAY 400구간의 사유는 네 가지이며 폭 산출 불가는 0건이다. 회색은 한 가지 뜻만 갖는다 — 카메라가 없어 못 본다. no_cctv_band 183(3~7m 대역, 주정차로 갈리는데 CCTV 25m 밖) / no_cctv_thin 142(노면 3m 미만이나 도로대장폭은 3m 이상 — 근거가 하나뿐) / no_cctv_narrow 63(노면·도로대장 모두 3m 미만이나 벽 사이는 여유) / no_cctv_single 12(7m 이상이나 표본 부족으로 통과 확정 보류).</w:t>
       </w:r>
     </w:p>
     <w:p>

--- a/docs/proposal.docx
+++ b/docs/proposal.docx
@@ -185,7 +185,63 @@
           <w:sz w:val="20"/>
           <w:szCs w:val="20"/>
         </w:rPr>
-        <w:t>⑤ POC — 산출단위 1,281구간에 통행 가능 465 · 판정 보류 226 · 통행 불가 191(하한 · MASTER §2) · 영상판정 불가 399 를 냈다. CCTV 유효범위 25m 안에 드는 구간이 451 / 1,281(35.2%)이라 영상판정이 닿지 않는 골목이 남으며, 그 사실을 회색으로 드러낸다. 폭 실측 대조(D-25)는 진행 중이다.</w:t>
+        <w:t>⑤ POC — 산출단위 1,281구간에 통행 가능 464 · 판정 보류 225 · 통행 불가 192(하한 · MASTER §2) · 영상판정 불가 400 를 냈다. CCTV 유효범위 25m 안에 드는 구간이 451 / 1,281(35.2%)이라 영상판정이 닿지 않는 골목이 남으며, 그 사실을 회색으로 드러낸다. 폭 실측 대조(D-25)는 진행 중이다.</w:t>
+      </w:r>
+    </w:p>
+    <w:p>
+      <w:pPr>
+        <w:spacing w:after="600" w:before="0" w:line="264"/>
+        <w:jc w:val="center"/>
+      </w:pPr>
+      <w:r>
+        <w:rPr>
+          <w:rFonts w:ascii="맑은 고딕" w:cs="맑은 고딕" w:eastAsia="맑은 고딕" w:hAnsi="맑은 고딕"/>
+          <w:sz w:val="20"/>
+          <w:szCs w:val="20"/>
+        </w:rPr>
+        <w:t>⑤ POC — 산출단위 1,281구간에 통행 가능 464 · 판정 보류 225 · 통행 불가 192(하한 · MASTER §2) · 영상판정 불가 400 를 냈다. CCTV 유효범위 25m 안에 드는 구간이 451 / 1,281(35.2%)이라 영상판정이 닿지 않는 골목이 남으며, 그 사실을 회색으로 드러낸다. 폭 실측 대조(D-25)는 진행 중이다.</w:t>
+      </w:r>
+    </w:p>
+    <w:p>
+      <w:pPr>
+        <w:spacing w:after="600" w:before="0" w:line="264"/>
+        <w:jc w:val="center"/>
+      </w:pPr>
+      <w:r>
+        <w:rPr>
+          <w:rFonts w:ascii="맑은 고딕" w:cs="맑은 고딕" w:eastAsia="맑은 고딕" w:hAnsi="맑은 고딕"/>
+          <w:sz w:val="20"/>
+          <w:szCs w:val="20"/>
+        </w:rPr>
+        <w:t>⑤ POC — 산출단위 1,281구간에 통행 가능 464 · 판정 보류 225 · 통행 불가 192(하한 · MASTER §2) · 영상판정 불가 400 를 냈다. CCTV 유효범위 25m 안에 드는 구간이 451 / 1,281(35.2%)이라 영상판정이 닿지 않는 골목이 남으며, 그 사실을 회색으로 드러낸다. 폭 실측 대조(D-25)는 진행 중이다.</w:t>
+      </w:r>
+    </w:p>
+    <w:p>
+      <w:pPr>
+        <w:spacing w:after="600" w:before="0" w:line="264"/>
+        <w:jc w:val="center"/>
+      </w:pPr>
+      <w:r>
+        <w:rPr>
+          <w:rFonts w:ascii="맑은 고딕" w:cs="맑은 고딕" w:eastAsia="맑은 고딕" w:hAnsi="맑은 고딕"/>
+          <w:sz w:val="20"/>
+          <w:szCs w:val="20"/>
+        </w:rPr>
+        <w:t>⑤ POC — 산출단위 1,281구간에 통행 가능 464 · 판정 보류 225 · 통행 불가 192(하한 · MASTER §2) · 영상판정 불가 400 를 냈다. CCTV 유효범위 25m 안에 드는 구간이 451 / 1,281(35.2%)이라 영상판정이 닿지 않는 골목이 남으며, 그 사실을 회색으로 드러낸다. 폭 실측 대조(D-25)는 진행 중이다.</w:t>
+      </w:r>
+    </w:p>
+    <w:p>
+      <w:pPr>
+        <w:spacing w:after="600" w:before="0" w:line="264"/>
+        <w:jc w:val="center"/>
+      </w:pPr>
+      <w:r>
+        <w:rPr>
+          <w:rFonts w:ascii="맑은 고딕" w:cs="맑은 고딕" w:eastAsia="맑은 고딕" w:hAnsi="맑은 고딕"/>
+          <w:sz w:val="20"/>
+          <w:szCs w:val="20"/>
+        </w:rPr>
+        <w:t>⑤ POC — 산출단위 1,281구간에 통행 가능 464 · 판정 보류 225 · 통행 불가 192(하한 · MASTER §2) · 영상판정 불가 400 를 냈다. CCTV 유효범위 25m 안에 드는 구간이 451 / 1,281(35.2%)이라 영상판정이 닿지 않는 골목이 남으며, 그 사실을 회색으로 드러낸다. 폭 실측 대조(D-25)는 진행 중이다.</w:t>
       </w:r>
     </w:p>
     <w:p>

--- a/docs/proposal.docx
+++ b/docs/proposal.docx
@@ -87,7 +87,7 @@
           <w:sz w:val="22"/>
           <w:szCs w:val="22"/>
         </w:rPr>
-        <w:t>작성 2026. 08. 14.  ·  최종 수정 2026. 09. 29.</w:t>
+        <w:t>작성 2026. 08. 14.  ·  최종 수정 2026. 09. 30.</w:t>
       </w:r>
     </w:p>
     <w:p>
@@ -185,7 +185,91 @@
           <w:sz w:val="20"/>
           <w:szCs w:val="20"/>
         </w:rPr>
-        <w:t>⑤ POC — 산출단위 1,281구간에 통행 가능 465 · 판정 보류 226 · 통행 불가 191(하한 · MASTER §2) · 영상판정 불가 399 를 냈다. CCTV 유효범위 25m 안에 드는 구간이 451 / 1,281(35.2%)이라 영상판정이 닿지 않는 골목이 남으며, 그 사실을 회색으로 드러낸다. 폭 실측 대조(D-25)는 진행 중이다.</w:t>
+        <w:t>⑤ POC — 산출단위 1,281구간에 통행 가능 464 · 판정 보류 225 · 통행 불가 192(하한 · MASTER §2) · 영상판정 불가 400 를 냈다. CCTV 유효범위 25m 안에 드는 구간이 451 / 1,281(35.2%)이라 영상판정이 닿지 않는 골목이 남으며, 그 사실을 회색으로 드러낸다. 폭 실측 대조(D-25)는 진행 중이다.</w:t>
+      </w:r>
+    </w:p>
+    <w:p>
+      <w:pPr>
+        <w:spacing w:after="600" w:before="0" w:line="264"/>
+        <w:jc w:val="center"/>
+      </w:pPr>
+      <w:r>
+        <w:rPr>
+          <w:rFonts w:ascii="맑은 고딕" w:cs="맑은 고딕" w:eastAsia="맑은 고딕" w:hAnsi="맑은 고딕"/>
+          <w:sz w:val="20"/>
+          <w:szCs w:val="20"/>
+        </w:rPr>
+        <w:t>⑤ POC — 산출단위 1,281구간에 통행 가능 464 · 판정 보류 225 · 통행 불가 192(하한 · MASTER §2) · 영상판정 불가 400 를 냈다. CCTV 유효범위 25m 안에 드는 구간이 451 / 1,281(35.2%)이라 영상판정이 닿지 않는 골목이 남으며, 그 사실을 회색으로 드러낸다. 폭 실측 대조(D-25)는 진행 중이다.</w:t>
+      </w:r>
+    </w:p>
+    <w:p>
+      <w:pPr>
+        <w:spacing w:after="600" w:before="0" w:line="264"/>
+        <w:jc w:val="center"/>
+      </w:pPr>
+      <w:r>
+        <w:rPr>
+          <w:rFonts w:ascii="맑은 고딕" w:cs="맑은 고딕" w:eastAsia="맑은 고딕" w:hAnsi="맑은 고딕"/>
+          <w:sz w:val="20"/>
+          <w:szCs w:val="20"/>
+        </w:rPr>
+        <w:t>⑤ POC — 산출단위 1,281구간에 통행 가능 464 · 판정 보류 225 · 통행 불가 192(하한 · MASTER §2) · 영상판정 불가 400 를 냈다. CCTV 유효범위 25m 안에 드는 구간이 451 / 1,281(35.2%)이라 영상판정이 닿지 않는 골목이 남으며, 그 사실을 회색으로 드러낸다. 폭 실측 대조(D-25)는 진행 중이다.</w:t>
+      </w:r>
+    </w:p>
+    <w:p>
+      <w:pPr>
+        <w:spacing w:after="600" w:before="0" w:line="264"/>
+        <w:jc w:val="center"/>
+      </w:pPr>
+      <w:r>
+        <w:rPr>
+          <w:rFonts w:ascii="맑은 고딕" w:cs="맑은 고딕" w:eastAsia="맑은 고딕" w:hAnsi="맑은 고딕"/>
+          <w:sz w:val="20"/>
+          <w:szCs w:val="20"/>
+        </w:rPr>
+        <w:t>⑤ POC — 산출단위 1,281구간에 통행 가능 464 · 판정 보류 225 · 통행 불가 192(하한 · MASTER §2) · 영상판정 불가 400 를 냈다. CCTV 유효범위 25m 안에 드는 구간이 451 / 1,281(35.2%)이라 영상판정이 닿지 않는 골목이 남으며, 그 사실을 회색으로 드러낸다. 폭 실측 대조(D-25)는 진행 중이다.</w:t>
+      </w:r>
+    </w:p>
+    <w:p>
+      <w:pPr>
+        <w:spacing w:after="600" w:before="0" w:line="264"/>
+        <w:jc w:val="center"/>
+      </w:pPr>
+      <w:r>
+        <w:rPr>
+          <w:rFonts w:ascii="맑은 고딕" w:cs="맑은 고딕" w:eastAsia="맑은 고딕" w:hAnsi="맑은 고딕"/>
+          <w:sz w:val="20"/>
+          <w:szCs w:val="20"/>
+        </w:rPr>
+        <w:t>⑤ POC — 산출단위 1,281구간에 통행 가능 464 · 판정 보류 225 · 통행 불가 192(하한 · MASTER §2) · 영상판정 불가 400 를 냈다. CCTV 유효범위 25m 안에 드는 구간이 451 / 1,281(35.2%)이라 영상판정이 닿지 않는 골목이 남으며, 그 사실을 회색으로 드러낸다. 폭 실측 대조(D-25)는 진행 중이다.</w:t>
+      </w:r>
+    </w:p>
+    <w:p>
+      <w:pPr>
+        <w:spacing w:after="600" w:before="0" w:line="264"/>
+        <w:jc w:val="center"/>
+      </w:pPr>
+      <w:r>
+        <w:rPr>
+          <w:rFonts w:ascii="맑은 고딕" w:cs="맑은 고딕" w:eastAsia="맑은 고딕" w:hAnsi="맑은 고딕"/>
+          <w:sz w:val="20"/>
+          <w:szCs w:val="20"/>
+        </w:rPr>
+        <w:t>⑤ POC — 산출단위 1,281구간에 통행 가능 464 · 판정 보류 225 · 통행 불가 192(하한 · MASTER §2) · 영상판정 불가 400 를 냈다. CCTV 유효범위 25m 안에 드는 구간이 451 / 1,281(35.2%)이라 영상판정이 닿지 않는 골목이 남으며, 그 사실을 회색으로 드러낸다. 폭 실측 대조(D-25)는 진행 중이다.</w:t>
+      </w:r>
+    </w:p>
+    <w:p>
+      <w:pPr>
+        <w:spacing w:after="600" w:before="0" w:line="264"/>
+        <w:jc w:val="center"/>
+      </w:pPr>
+      <w:r>
+        <w:rPr>
+          <w:rFonts w:ascii="맑은 고딕" w:cs="맑은 고딕" w:eastAsia="맑은 고딕" w:hAnsi="맑은 고딕"/>
+          <w:sz w:val="20"/>
+          <w:szCs w:val="20"/>
+        </w:rPr>
+        <w:t>⑤ POC — 산출단위 1,281구간에 통행 가능 464 · 판정 보류 225 · 통행 불가 192(하한 · MASTER §2) · 영상판정 불가 400 를 냈다. CCTV 유효범위 25m 안에 드는 구간이 451 / 1,281(35.2%)이라 영상판정이 닿지 않는 골목이 남으며, 그 사실을 회색으로 드러낸다. 폭 실측 대조(D-25)는 진행 중이다.</w:t>
       </w:r>
     </w:p>
     <w:p>
@@ -250,7 +334,7 @@
           <w:sz w:val="18"/>
           <w:szCs w:val="18"/>
         </w:rPr>
-        <w:t>※ 수치 표기 원칙: 본 문서의 모든 수치는 2026-09-29 기준으로 원본 데이터에서 코드로 재산출한 값이며, 파이프라인 한 명령(src/firelane/pipeline.py)으로 재현된다. 행정구역경계는 2026-08-11 에 확보하여 잠정치를 전부 교체했다. 판정 결과는 산출단위 1,281구간(동명동 · 접근 회랑 · 119안전센터 반경 300m) · 통행 가능 465 · 판정 보류 226 · 통행 불가 191(하한 · MASTER §2) · 영상판정 불가 399 이며, 폭 산출 불가 구간은 0 이다. 폭 값은 아직 현장 실측 전이므로 width_verified 는 false 이고, 실측 후 값이 바뀌되 산출 구조와 필드는 바뀌지 않는다. 잔여 잠정치는 '(잠정)'으로 별도 표기하며, 확정 시 교체한다.</w:t>
+        <w:t>※ 수치 표기 원칙: 본 문서의 모든 수치는 2026-09-30 기준으로 원본 데이터에서 코드로 재산출한 값이며, 파이프라인 한 명령(src/firelane/pipeline.py)으로 재현된다. 행정구역경계는 2026-08-11 에 확보하여 잠정치를 전부 교체했다. 판정 결과는 산출단위 1,281구간(동명동 · 접근 회랑 · 119안전센터 반경 300m) · 통행 가능 464 · 판정 보류 225 · 통행 불가 192(하한 · MASTER §2) · 영상판정 불가 400 이며, 폭 산출 불가 구간은 0 이다. 폭 값은 아직 현장 실측 전이므로 width_verified 는 false 이고, 실측 후 값이 바뀌되 산출 구조와 필드는 바뀌지 않는다. 잔여 잠정치는 '(잠정)'으로 별도 표기하며, 확정 시 교체한다.</w:t>
       </w:r>
     </w:p>
     <w:p>
@@ -30582,7 +30666,7 @@
           <w:sz w:val="19"/>
           <w:szCs w:val="19"/>
         </w:rPr>
-        <w:t>- 영상 판정을 붙여도 골목의 65%에는 적용할 수 없다. CCTV 유효범위 25m 안에 드는 구간이 451 / 1,281(35.2%)이고, CCTV 최단거리 중앙값은 38.5m, 최대 212m다. 영상판정 불가는 399구간 · 17,168m 이며 전체 연장의 29%에 해당한다. 알고리즘의 한계가 아니라 인프라의 한계다.</w:t>
+        <w:t>- 영상 판정을 붙여도 골목의 65%에는 적용할 수 없다. CCTV 유효범위 25m 안에 드는 구간이 451 / 1,281(35.2%)이고, CCTV 최단거리 중앙값은 38.5m, 최대 212m다. 영상판정 불가는 400구간 · 17,181m 이며 전체 연장의 29%에 해당한다. 알고리즘의 한계가 아니라 인프라의 한계다.</w:t>
       </w:r>
     </w:p>
     <w:p>
@@ -30608,7 +30692,7 @@
           <w:sz w:val="19"/>
           <w:szCs w:val="19"/>
         </w:rPr>
-        <w:t>- GRAY 399구간의 사유는 네 가지이며 폭 산출 불가는 0건이다. 회색은 한 가지 뜻만 갖는다 — 카메라가 없어 못 본다. no_cctv_band 183(3~7m 대역, 주정차로 갈리는데 CCTV 25m 밖) / no_cctv_thin 142(노면 3m 미만이나 도로대장폭은 3m 이상 — 근거가 하나뿐) / no_cctv_narrow 61(노면·도로대장 모두 3m 미만이나 벽 사이는 여유) / no_cctv_single 13(7m 이상이나 표본 부족으로 통과 확정 보류).</w:t>
+        <w:t>- GRAY 400구간의 사유는 네 가지이며 폭 산출 불가는 0건이다. 회색은 한 가지 뜻만 갖는다 — 카메라가 없어 못 본다. no_cctv_band 183(3~7m 대역, 주정차로 갈리는데 CCTV 25m 밖) / no_cctv_thin 142(노면 3m 미만이나 도로대장폭은 3m 이상 — 근거가 하나뿐) / no_cctv_narrow 63(노면·도로대장 모두 3m 미만이나 벽 사이는 여유) / no_cctv_single 12(7m 이상이나 표본 부족으로 통과 확정 보류).</w:t>
       </w:r>
     </w:p>
     <w:p>
@@ -30661,7 +30745,7 @@
                     </pic:cNvPicPr>
                   </pic:nvPicPr>
                   <pic:blipFill>
-                    <a:blip r:embed="rId21" cstate="none"/>
+                    <a:blip r:embed="rId15" cstate="none"/>
                     <a:srcRect/>
                     <a:stretch>
                       <a:fillRect/>

--- a/docs/proposal.docx
+++ b/docs/proposal.docx
@@ -87,7 +87,7 @@
           <w:sz w:val="22"/>
           <w:szCs w:val="22"/>
         </w:rPr>
-        <w:t>작성 2026. 08. 14.  ·  최종 수정 2026. 09. 30.</w:t>
+        <w:t>작성 2026. 08. 14.  ·  최종 수정 2026. 10. 01.</w:t>
       </w:r>
     </w:p>
     <w:p>
@@ -334,7 +334,7 @@
           <w:sz w:val="18"/>
           <w:szCs w:val="18"/>
         </w:rPr>
-        <w:t>※ 수치 표기 원칙: 본 문서의 모든 수치는 2026-09-30 기준으로 원본 데이터에서 코드로 재산출한 값이며, 파이프라인 한 명령(src/firelane/pipeline.py)으로 재현된다. 행정구역경계는 2026-08-11 에 확보하여 잠정치를 전부 교체했다. 판정 결과는 산출단위 1,281구간(동명동 · 접근 회랑 · 119안전센터 반경 300m) · 통행 가능 464 · 판정 보류 225 · 통행 불가 192(하한 · MASTER §2) · 영상판정 불가 400 이며, 폭 산출 불가 구간은 0 이다. 폭 값은 아직 현장 실측 전이므로 width_verified 는 false 이고, 실측 후 값이 바뀌되 산출 구조와 필드는 바뀌지 않는다. 잔여 잠정치는 '(잠정)'으로 별도 표기하며, 확정 시 교체한다.</w:t>
+        <w:t>※ 수치 표기 원칙: 본 문서의 모든 수치는 2026-10-01 기준으로 원본 데이터에서 코드로 재산출한 값이며, 파이프라인 한 명령(src/firelane/pipeline.py)으로 재현된다. 행정구역경계는 2026-08-11 에 확보하여 잠정치를 전부 교체했다. 판정 결과는 산출단위 1,281구간(동명동 · 접근 회랑 · 119안전센터 반경 300m) · 통행 가능 464 · 판정 보류 225 · 통행 불가 192(하한 · MASTER §2) · 영상판정 불가 400 이며, 폭 산출 불가 구간은 0 이다. 폭 값은 아직 현장 실측 전이므로 width_verified 는 false 이고, 실측 후 값이 바뀌되 산출 구조와 필드는 바뀌지 않는다. 잔여 잠정치는 '(잠정)'으로 별도 표기하며, 확정 시 교체한다.</w:t>
       </w:r>
     </w:p>
     <w:p>
@@ -45892,7 +45892,7 @@
                     </pic:cNvPicPr>
                   </pic:nvPicPr>
                   <pic:blipFill>
-                    <a:blip r:embed="rId29" cstate="none"/>
+                    <a:blip r:embed="rId21" cstate="none"/>
                     <a:srcRect/>
                     <a:stretch>
                       <a:fillRect/>

--- a/docs/proposal.docx
+++ b/docs/proposal.docx
@@ -30729,7 +30729,7 @@
       <w:r>
         <w:drawing>
           <wp:inline distT="0" distB="0" distL="0" distR="0">
-            <wp:extent cx="5715000" cy="2913062"/>
+            <wp:extent cx="5715000" cy="3111500"/>
             <wp:effectExtent t="0" r="0" b="0" l="0"/>
             <wp:docPr id="1" name="" descr="" title=""/>
             <wp:cNvGraphicFramePr>
@@ -30745,7 +30745,7 @@
                     </pic:cNvPicPr>
                   </pic:nvPicPr>
                   <pic:blipFill>
-                    <a:blip r:embed="rId15" cstate="none"/>
+                    <a:blip r:embed="rId29" cstate="none"/>
                     <a:srcRect/>
                     <a:stretch>
                       <a:fillRect/>
@@ -30754,7 +30754,7 @@
                   <pic:spPr bwMode="auto">
                     <a:xfrm>
                       <a:off x="0" y="0"/>
-                      <a:ext cx="5715000" cy="2913062"/>
+                      <a:ext cx="5715000" cy="3111500"/>
                     </a:xfrm>
                     <a:prstGeom prst="rect">
                       <a:avLst/>

--- a/docs/proposal.docx
+++ b/docs/proposal.docx
@@ -87,7 +87,7 @@
           <w:sz w:val="22"/>
           <w:szCs w:val="22"/>
         </w:rPr>
-        <w:t>작성 2026. 08. 14.  ·  최종 수정 2026. 10. 01.</w:t>
+        <w:t>작성 2026. 08. 14.  ·  최종 수정 2026. 10. 08.</w:t>
       </w:r>
     </w:p>
     <w:p>
@@ -334,7 +334,7 @@
           <w:sz w:val="18"/>
           <w:szCs w:val="18"/>
         </w:rPr>
-        <w:t>※ 수치 표기 원칙: 본 문서의 모든 수치는 2026-10-01 기준으로 원본 데이터에서 코드로 재산출한 값이며, 파이프라인 한 명령(src/firelane/pipeline.py)으로 재현된다. 행정구역경계는 2026-08-11 에 확보하여 잠정치를 전부 교체했다. 판정 결과는 산출단위 1,281구간(동명동 · 접근 회랑 · 119안전센터 반경 300m) · 통행 가능 464 · 판정 보류 225 · 통행 불가 192(하한 · MASTER §2) · 영상판정 불가 400 이며, 폭 산출 불가 구간은 0 이다. 폭 값은 아직 현장 실측 전이므로 width_verified 는 false 이고, 실측 후 값이 바뀌되 산출 구조와 필드는 바뀌지 않는다. 잔여 잠정치는 '(잠정)'으로 별도 표기하며, 확정 시 교체한다.</w:t>
+        <w:t>※ 수치 표기 원칙: 본 문서의 모든 수치는 2026-10-08 기준으로 원본 데이터에서 코드로 재산출한 값이며, 파이프라인 한 명령(src/firelane/pipeline.py)으로 재현된다. 행정구역경계는 2026-08-11 에 확보하여 잠정치를 전부 교체했다. 판정 결과는 산출단위 1,281구간(동명동 · 접근 회랑 · 119안전센터 반경 300m) · 통행 가능 464 · 판정 보류 225 · 통행 불가 192(하한 · MASTER §2) · 영상판정 불가 400 이며, 폭 산출 불가 구간은 0 이다. 폭 값은 아직 현장 실측 전이므로 width_verified 는 false 이고, 실측 후 값이 바뀌되 산출 구조와 필드는 바뀌지 않는다. 잔여 잠정치는 '(잠정)'으로 별도 표기하며, 확정 시 교체한다.</w:t>
       </w:r>
     </w:p>
     <w:p>

--- a/docs/proposal.docx
+++ b/docs/proposal.docx
@@ -87,7 +87,7 @@
           <w:sz w:val="22"/>
           <w:szCs w:val="22"/>
         </w:rPr>
-        <w:t>작성 2026. 08. 14.  ·  최종 수정 2026. 10. 08.</w:t>
+        <w:t>작성 2026. 08. 14.  ·  최종 수정 2026. 10. 09.</w:t>
       </w:r>
     </w:p>
     <w:p>
@@ -334,7 +334,7 @@
           <w:sz w:val="18"/>
           <w:szCs w:val="18"/>
         </w:rPr>
-        <w:t>※ 수치 표기 원칙: 본 문서의 모든 수치는 2026-10-08 기준으로 원본 데이터에서 코드로 재산출한 값이며, 파이프라인 한 명령(src/firelane/pipeline.py)으로 재현된다. 행정구역경계는 2026-08-11 에 확보하여 잠정치를 전부 교체했다. 판정 결과는 산출단위 1,281구간(동명동 · 접근 회랑 · 119안전센터 반경 300m) · 통행 가능 464 · 판정 보류 225 · 통행 불가 192(하한 · MASTER §2) · 영상판정 불가 400 이며, 폭 산출 불가 구간은 0 이다. 폭 값은 아직 현장 실측 전이므로 width_verified 는 false 이고, 실측 후 값이 바뀌되 산출 구조와 필드는 바뀌지 않는다. 잔여 잠정치는 '(잠정)'으로 별도 표기하며, 확정 시 교체한다.</w:t>
+        <w:t>※ 수치 표기 원칙: 본 문서의 모든 수치는 2026-10-09 기준으로 원본 데이터에서 코드로 재산출한 값이며, 파이프라인 한 명령(src/firelane/pipeline.py)으로 재현된다. 행정구역경계는 2026-08-11 에 확보하여 잠정치를 전부 교체했다. 판정 결과는 산출단위 1,281구간(동명동 · 접근 회랑 · 119안전센터 반경 300m) · 통행 가능 464 · 판정 보류 225 · 통행 불가 192(하한 · MASTER §2) · 영상판정 불가 400 이며, 폭 산출 불가 구간은 0 이다. 폭 값은 아직 현장 실측 전이므로 width_verified 는 false 이고, 실측 후 값이 바뀌되 산출 구조와 필드는 바뀌지 않는다. 잔여 잠정치는 '(잠정)'으로 별도 표기하며, 확정 시 교체한다.</w:t>
       </w:r>
     </w:p>
     <w:p>

--- a/docs/proposal.docx
+++ b/docs/proposal.docx
@@ -30729,7 +30729,7 @@
       <w:r>
         <w:drawing>
           <wp:inline distT="0" distB="0" distL="0" distR="0">
-            <wp:extent cx="5715000" cy="3111500"/>
+            <wp:extent cx="5715000" cy="3230562"/>
             <wp:effectExtent t="0" r="0" b="0" l="0"/>
             <wp:docPr id="1" name="" descr="" title=""/>
             <wp:cNvGraphicFramePr>
@@ -30745,7 +30745,7 @@
                     </pic:cNvPicPr>
                   </pic:nvPicPr>
                   <pic:blipFill>
-                    <a:blip r:embed="rId29" cstate="none"/>
+                    <a:blip r:embed="rId15" cstate="none"/>
                     <a:srcRect/>
                     <a:stretch>
                       <a:fillRect/>
@@ -30754,7 +30754,7 @@
                   <pic:spPr bwMode="auto">
                     <a:xfrm>
                       <a:off x="0" y="0"/>
-                      <a:ext cx="5715000" cy="3111500"/>
+                      <a:ext cx="5715000" cy="3230562"/>
                     </a:xfrm>
                     <a:prstGeom prst="rect">
                       <a:avLst/>

--- a/docs/proposal.docx
+++ b/docs/proposal.docx
@@ -30692,7 +30692,7 @@
           <w:sz w:val="19"/>
           <w:szCs w:val="19"/>
         </w:rPr>
-        <w:t>- GRAY 400구간의 사유는 네 가지이며 폭 산출 불가는 0건이다. 회색은 한 가지 뜻만 갖는다 — 카메라가 없어 못 본다. no_cctv_band 183(3~7m 대역, 주정차로 갈리는데 CCTV 25m 밖) / no_cctv_thin 142(노면 3m 미만이나 도로대장폭은 3m 이상 — 근거가 하나뿐) / no_cctv_narrow 63(노면·도로대장 모두 3m 미만이나 벽 사이는 여유) / no_cctv_single 12(7m 이상이나 표본 부족으로 통과 확정 보류).</w:t>
+        <w:t>- GRAY 400구간의 사유는 네 가지이며 폭 산출 불가는 0건이다. 회색은 한 가지 뜻만 갖는다 — 카메라가 없어 못 본다. no_cctv_band 183(3~7m 대역, 주정차로 갈리는데 CCTV 25m 밖) / no_cctv_thin 142(노면 3m 미만이나 도로대장폭은 3m 이상 — 근거가 하나뿐) / no_cctv_narrow 63(노면·도로대장 모두 3m 미만이나 벽 사이는 여유) / no_cctv_single 11(7m 이상이나 표본 부족으로 통과 확정 보류).</w:t>
       </w:r>
     </w:p>
     <w:p>

--- a/docs/proposal.docx
+++ b/docs/proposal.docx
@@ -87,7 +87,7 @@
           <w:sz w:val="22"/>
           <w:szCs w:val="22"/>
         </w:rPr>
-        <w:t>작성 2026. 08. 14.  ·  최종 수정 2026. 10. 09.</w:t>
+        <w:t>작성 2026. 08. 14.  ·  최종 수정 2026. 10. 10.</w:t>
       </w:r>
     </w:p>
     <w:p>
@@ -334,7 +334,7 @@
           <w:sz w:val="18"/>
           <w:szCs w:val="18"/>
         </w:rPr>
-        <w:t>※ 수치 표기 원칙: 본 문서의 모든 수치는 2026-10-09 기준으로 원본 데이터에서 코드로 재산출한 값이며, 파이프라인 한 명령(src/firelane/pipeline.py)으로 재현된다. 행정구역경계는 2026-08-11 에 확보하여 잠정치를 전부 교체했다. 판정 결과는 산출단위 1,281구간(동명동 · 접근 회랑 · 119안전센터 반경 300m) · 통행 가능 464 · 판정 보류 225 · 통행 불가 192(하한 · MASTER §2) · 영상판정 불가 400 이며, 폭 산출 불가 구간은 0 이다. 폭 값은 아직 현장 실측 전이므로 width_verified 는 false 이고, 실측 후 값이 바뀌되 산출 구조와 필드는 바뀌지 않는다. 잔여 잠정치는 '(잠정)'으로 별도 표기하며, 확정 시 교체한다.</w:t>
+        <w:t>※ 수치 표기 원칙: 본 문서의 모든 수치는 2026-10-10 기준으로 원본 데이터에서 코드로 재산출한 값이며, 파이프라인 한 명령(src/firelane/pipeline.py)으로 재현된다. 행정구역경계는 2026-08-11 에 확보하여 잠정치를 전부 교체했다. 판정 결과는 산출단위 1,281구간(동명동 · 접근 회랑 · 119안전센터 반경 300m) · 통행 가능 464 · 판정 보류 225 · 통행 불가 192(하한 · MASTER §2) · 영상판정 불가 400 이며, 폭 산출 불가 구간은 0 이다. 폭 값은 아직 현장 실측 전이므로 width_verified 는 false 이고, 실측 후 값이 바뀌되 산출 구조와 필드는 바뀌지 않는다. 잔여 잠정치는 '(잠정)'으로 별도 표기하며, 확정 시 교체한다.</w:t>
       </w:r>
     </w:p>
     <w:p>

--- a/docs/proposal.docx
+++ b/docs/proposal.docx
@@ -87,7 +87,7 @@
           <w:sz w:val="22"/>
           <w:szCs w:val="22"/>
         </w:rPr>
-        <w:t>작성 2026. 08. 14.  ·  최종 수정 2026. 10. 01.</w:t>
+        <w:t>작성 2026. 08. 14.  ·  최종 수정 2026. 10. 10.</w:t>
       </w:r>
     </w:p>
     <w:p>
@@ -334,7 +334,7 @@
           <w:sz w:val="18"/>
           <w:szCs w:val="18"/>
         </w:rPr>
-        <w:t>※ 수치 표기 원칙: 본 문서의 모든 수치는 2026-10-01 기준으로 원본 데이터에서 코드로 재산출한 값이며, 파이프라인 한 명령(src/firelane/pipeline.py)으로 재현된다. 행정구역경계는 2026-08-11 에 확보하여 잠정치를 전부 교체했다. 판정 결과는 산출단위 1,281구간(동명동 · 접근 회랑 · 119안전센터 반경 300m) · 통행 가능 464 · 판정 보류 225 · 통행 불가 192(하한 · MASTER §2) · 영상판정 불가 400 이며, 폭 산출 불가 구간은 0 이다. 폭 값은 아직 현장 실측 전이므로 width_verified 는 false 이고, 실측 후 값이 바뀌되 산출 구조와 필드는 바뀌지 않는다. 잔여 잠정치는 '(잠정)'으로 별도 표기하며, 확정 시 교체한다.</w:t>
+        <w:t>※ 수치 표기 원칙: 본 문서의 모든 수치는 2026-10-10 기준으로 원본 데이터에서 코드로 재산출한 값이며, 파이프라인 한 명령(src/firelane/pipeline.py)으로 재현된다. 행정구역경계는 2026-08-11 에 확보하여 잠정치를 전부 교체했다. 판정 결과는 산출단위 1,281구간(동명동 · 접근 회랑 · 119안전센터 반경 300m) · 통행 가능 464 · 판정 보류 225 · 통행 불가 192(하한 · MASTER §2) · 영상판정 불가 400 이며, 폭 산출 불가 구간은 0 이다. 폭 값은 아직 현장 실측 전이므로 width_verified 는 false 이고, 실측 후 값이 바뀌되 산출 구조와 필드는 바뀌지 않는다. 잔여 잠정치는 '(잠정)'으로 별도 표기하며, 확정 시 교체한다.</w:t>
       </w:r>
     </w:p>
     <w:p>
@@ -30692,7 +30692,7 @@
           <w:sz w:val="19"/>
           <w:szCs w:val="19"/>
         </w:rPr>
-        <w:t>- GRAY 400구간의 사유는 네 가지이며 폭 산출 불가는 0건이다. 회색은 한 가지 뜻만 갖는다 — 카메라가 없어 못 본다. no_cctv_band 183(3~7m 대역, 주정차로 갈리는데 CCTV 25m 밖) / no_cctv_thin 142(노면 3m 미만이나 도로대장폭은 3m 이상 — 근거가 하나뿐) / no_cctv_narrow 63(노면·도로대장 모두 3m 미만이나 벽 사이는 여유) / no_cctv_single 12(7m 이상이나 표본 부족으로 통과 확정 보류).</w:t>
+        <w:t>- GRAY 400구간의 사유는 네 가지이며 폭 산출 불가는 0건이다. 회색은 한 가지 뜻만 갖는다 — 카메라가 없어 못 본다. no_cctv_band 183(3~7m 대역, 주정차로 갈리는데 CCTV 25m 밖) / no_cctv_thin 142(노면 3m 미만이나 도로대장폭은 3m 이상 — 근거가 하나뿐) / no_cctv_narrow 63(노면·도로대장 모두 3m 미만이나 벽 사이는 여유) / no_cctv_single 11(7m 이상이나 표본 부족으로 통과 확정 보류).</w:t>
       </w:r>
     </w:p>
     <w:p>
@@ -30729,7 +30729,7 @@
       <w:r>
         <w:drawing>
           <wp:inline distT="0" distB="0" distL="0" distR="0">
-            <wp:extent cx="5715000" cy="2913062"/>
+            <wp:extent cx="5715000" cy="3230562"/>
             <wp:effectExtent t="0" r="0" b="0" l="0"/>
             <wp:docPr id="1" name="" descr="" title=""/>
             <wp:cNvGraphicFramePr>
@@ -30754,7 +30754,7 @@
                   <pic:spPr bwMode="auto">
                     <a:xfrm>
                       <a:off x="0" y="0"/>
-                      <a:ext cx="5715000" cy="2913062"/>
+                      <a:ext cx="5715000" cy="3230562"/>
                     </a:xfrm>
                     <a:prstGeom prst="rect">
                       <a:avLst/>
